--- a/05_Docs/Chuong4_Deadlock_TaiLieuOnTap.docx
+++ b/05_Docs/Chuong4_Deadlock_TaiLieuOnTap.docx
@@ -1,6 +1,6 @@
 
 <file path=word/document.xml><?xml version="1.0" encoding="utf-8"?>
-<w:document xmlns:wpc="http://schemas.microsoft.com/office/word/2010/wordprocessingCanvas" xmlns:mc="http://schemas.openxmlformats.org/markup-compatibility/2006" xmlns:o="urn:schemas-microsoft-com:office:office" xmlns:r="http://schemas.openxmlformats.org/officeDocument/2006/relationships" xmlns:m="http://schemas.openxmlformats.org/officeDocument/2006/math" xmlns:v="urn:schemas-microsoft-com:vml" xmlns:wp14="http://schemas.microsoft.com/office/word/2010/wordprocessingDrawing" xmlns:wp="http://schemas.openxmlformats.org/drawingml/2006/wordprocessingDrawing" xmlns:w10="urn:schemas-microsoft-com:office:word" xmlns:w="http://schemas.openxmlformats.org/wordprocessingml/2006/main" xmlns:w14="http://schemas.microsoft.com/office/word/2010/wordml" xmlns:w15="http://schemas.microsoft.com/office/word/2012/wordml" xmlns:wpg="http://schemas.microsoft.com/office/word/2010/wordprocessingGroup" xmlns:wpi="http://schemas.microsoft.com/office/word/2010/wordprocessingInk" xmlns:wne="http://schemas.microsoft.com/office/word/2006/wordml" xmlns:wps="http://schemas.microsoft.com/office/word/2010/wordprocessingShape" xmlns:cx="http://schemas.microsoft.com/office/drawing/2014/chartex" xmlns:cx1="http://schemas.microsoft.com/office/drawing/2015/9/8/chartex" xmlns:cx2="http://schemas.microsoft.com/office/drawing/2015/10/21/chartex" xmlns:cx3="http://schemas.microsoft.com/office/drawing/2016/5/9/chartex" xmlns:cx4="http://schemas.microsoft.com/office/drawing/2016/5/10/chartex" xmlns:cx5="http://schemas.microsoft.com/office/drawing/2016/5/11/chartex" xmlns:cx6="http://schemas.microsoft.com/office/drawing/2016/5/12/chartex" xmlns:cx7="http://schemas.microsoft.com/office/drawing/2016/5/13/chartex" xmlns:cx8="http://schemas.microsoft.com/office/drawing/2016/5/14/chartex" xmlns:aink="http://schemas.microsoft.com/office/drawing/2016/ink" xmlns:am3d="http://schemas.microsoft.com/office/drawing/2017/model3d" xmlns:w16cex="http://schemas.microsoft.com/office/word/2018/wordml/cex" xmlns:w16cid="http://schemas.microsoft.com/office/word/2016/wordml/cid" xmlns:w16="http://schemas.microsoft.com/office/word/2018/wordml" xmlns:w16sdtdh="http://schemas.microsoft.com/office/word/2020/wordml/sdtdatahash" xmlns:w16se="http://schemas.microsoft.com/office/word/2015/wordml/symex" mc:Ignorable="w14 w15 wp14">
+<w:document xmlns:wpc="http://schemas.microsoft.com/office/word/2010/wordprocessingCanvas" xmlns:cx="http://schemas.microsoft.com/office/drawing/2014/chartex" xmlns:mc="http://schemas.openxmlformats.org/markup-compatibility/2006" xmlns:o="urn:schemas-microsoft-com:office:office" xmlns:r="http://schemas.openxmlformats.org/officeDocument/2006/relationships" xmlns:m="http://schemas.openxmlformats.org/officeDocument/2006/math" xmlns:v="urn:schemas-microsoft-com:vml" xmlns:wp14="http://schemas.microsoft.com/office/word/2010/wordprocessingDrawing" xmlns:wp="http://schemas.openxmlformats.org/drawingml/2006/wordprocessingDrawing" xmlns:w10="urn:schemas-microsoft-com:office:word" xmlns:w="http://schemas.openxmlformats.org/wordprocessingml/2006/main" xmlns:w14="http://schemas.microsoft.com/office/word/2010/wordml" xmlns:w15="http://schemas.microsoft.com/office/word/2012/wordml" xmlns:w16se="http://schemas.microsoft.com/office/word/2015/wordml/symex" xmlns:wpg="http://schemas.microsoft.com/office/word/2010/wordprocessingGroup" xmlns:wpi="http://schemas.microsoft.com/office/word/2010/wordprocessingInk" xmlns:wne="http://schemas.microsoft.com/office/word/2006/wordml" xmlns:wps="http://schemas.microsoft.com/office/word/2010/wordprocessingShape" mc:Ignorable="w14 w15 w16se wp14">
   <w:body>
     <w:p>
       <w:pPr>
@@ -9,13 +9,12 @@
       </w:pPr>
       <w:r>
         <w:rPr>
-          <w:rFonts w:ascii="Times New Roman" w:cs="Times New Roman" w:eastAsia="Times New Roman" w:hAnsi="Times New Roman"/>
-          <w:b/>
-          <w:bCs/>
-          <w:sz w:val="24"/>
-          <w:szCs w:val="24"/>
-        </w:rPr>
-        <w:t xml:space="preserve">TRƯỜNG ĐẠI HỌC GIAO THÔNG VẬN TẢI TP. HỒ CHÍ MINH</w:t>
+          <w:b/>
+          <w:bCs/>
+          <w:sz w:val="24"/>
+          <w:szCs w:val="24"/>
+        </w:rPr>
+        <w:t>TRƯỜNG ĐẠI HỌC GIAO THÔNG VẬN TẢI TP. HỒ CHÍ MINH</w:t>
       </w:r>
     </w:p>
     <w:p>
@@ -25,13 +24,12 @@
       </w:pPr>
       <w:r>
         <w:rPr>
-          <w:rFonts w:ascii="Times New Roman" w:cs="Times New Roman" w:eastAsia="Times New Roman" w:hAnsi="Times New Roman"/>
           <w:i/>
           <w:iCs/>
           <w:sz w:val="22"/>
           <w:szCs w:val="22"/>
         </w:rPr>
-        <w:t xml:space="preserve">VIỆN ĐÀO TẠO CHẤT LƯỢNG CAO — Lớp DL2301CLCA</w:t>
+        <w:t>VIỆN ĐÀO TẠO CHẤT LƯỢNG CAO</w:t>
       </w:r>
     </w:p>
     <w:p>
@@ -41,14 +39,13 @@
       </w:pPr>
       <w:r>
         <w:rPr>
-          <w:rFonts w:ascii="Times New Roman" w:cs="Times New Roman" w:eastAsia="Times New Roman" w:hAnsi="Times New Roman"/>
           <w:b/>
           <w:bCs/>
           <w:color w:val="C00000"/>
           <w:sz w:val="26"/>
           <w:szCs w:val="26"/>
         </w:rPr>
-        <w:t xml:space="preserve">TÀI LIỆU HƯỚNG DẪN ÔN TẬP</w:t>
+        <w:t>TÀI LIỆU HƯỚNG DẪN ÔN TẬP</w:t>
       </w:r>
     </w:p>
     <w:p>
@@ -58,13 +55,12 @@
       </w:pPr>
       <w:r>
         <w:rPr>
-          <w:rFonts w:ascii="Times New Roman" w:cs="Times New Roman" w:eastAsia="Times New Roman" w:hAnsi="Times New Roman"/>
-          <w:b/>
-          <w:bCs/>
-          <w:sz w:val="24"/>
-          <w:szCs w:val="24"/>
-        </w:rPr>
-        <w:t xml:space="preserve">MÔN: HỆ QUẢN TRỊ CƠ SỞ DỮ LIỆU</w:t>
+          <w:b/>
+          <w:bCs/>
+          <w:sz w:val="24"/>
+          <w:szCs w:val="24"/>
+        </w:rPr>
+        <w:t>MÔN: HỆ QUẢN TRỊ CƠ SỞ DỮ LIỆU</w:t>
       </w:r>
     </w:p>
     <w:p>
@@ -74,87 +70,66 @@
       </w:pPr>
       <w:r>
         <w:rPr>
-          <w:rFonts w:ascii="Times New Roman" w:cs="Times New Roman" w:eastAsia="Times New Roman" w:hAnsi="Times New Roman"/>
           <w:b/>
           <w:bCs/>
           <w:color w:val="1F3864"/>
           <w:sz w:val="30"/>
           <w:szCs w:val="30"/>
         </w:rPr>
-        <w:t xml:space="preserve">CHƯƠNG 4: XỬ LÝ DEADLOCK (KHÓA CHẾT) TRONG GIAO DỊCH CƠ SỞ DỮ LIỆU</w:t>
-      </w:r>
-    </w:p>
-    <w:p>
-      <w:pPr>
-        <w:spacing w:after="300"/>
-        <w:jc w:val="both"/>
-      </w:pPr>
-      <w:r>
-        <w:rPr>
-          <w:rFonts w:ascii="Times New Roman" w:cs="Times New Roman" w:eastAsia="Times New Roman" w:hAnsi="Times New Roman"/>
-          <w:i/>
-          <w:iCs/>
-          <w:color w:val="333333"/>
-          <w:sz w:val="24"/>
-          <w:szCs w:val="24"/>
-        </w:rPr>
-        <w:t xml:space="preserve">Lời dẫn của giảng viên: Chào các em! Ở chương này, chúng ta sẽ tìm hiểu một trong những vấn đề kinh điển và quan trọng bậc nhất khi thiết kế cơ chế điều khiển tương tranh (concurrency control) cho hệ quản trị CSDL — đó là hiện tượng Deadlock (khóa chết). Thầy sẽ trình bày lại toàn bộ nội dung theo hướng có hệ thống, kèm bảng tổng hợp, ví dụ minh họa và các lưu ý quan trọng mà các em cần khắc sâu để làm tốt bài tập cũng như bài thi cuối kỳ. Các em nên đọc kỹ từng phần, đối chiếu với sơ đồ minh họa trong slide gốc, và tự vẽ lại đồ thị chờ để hiểu bản chất vấn đề, thay vì học thuộc lòng.</w:t>
+        <w:t>CHƯƠNG 4: XỬ LÝ DEADLOCK (KHÓA CHẾT) TRONG GIAO DỊCH CƠ SỞ DỮ LIỆU</w:t>
       </w:r>
     </w:p>
     <w:p>
       <w:pPr>
         <w:pStyle w:val="Heading1"/>
-        <w:shd w:fill="1F3864" w:val="clear"/>
-        <w:spacing w:after="200" w:before="400"/>
-      </w:pPr>
-      <w:r>
-        <w:rPr>
-          <w:rFonts w:ascii="Times New Roman" w:cs="Times New Roman" w:eastAsia="Times New Roman" w:hAnsi="Times New Roman"/>
+        <w:shd w:val="clear" w:color="auto" w:fill="1F3864"/>
+        <w:spacing w:before="400" w:after="200"/>
+      </w:pPr>
+      <w:r>
+        <w:rPr>
           <w:b/>
           <w:bCs/>
           <w:color w:val="FFFFFF"/>
           <w:sz w:val="30"/>
           <w:szCs w:val="30"/>
         </w:rPr>
-        <w:t xml:space="preserve">1. ĐỊNH NGHĨA DEADLOCK</w:t>
-      </w:r>
-    </w:p>
-    <w:p>
-      <w:pPr>
-        <w:spacing w:after="160" w:line="300"/>
+        <w:t>1. ĐỊNH NGHĨA DEADLOCK</w:t>
+      </w:r>
+    </w:p>
+    <w:p>
+      <w:pPr>
+        <w:spacing w:after="160" w:line="300" w:lineRule="auto"/>
         <w:jc w:val="both"/>
       </w:pPr>
       <w:r>
         <w:rPr>
-          <w:rFonts w:ascii="Times New Roman" w:cs="Times New Roman" w:eastAsia="Times New Roman" w:hAnsi="Times New Roman"/>
-          <w:b w:val="false"/>
-          <w:bCs w:val="false"/>
-          <w:i w:val="false"/>
-          <w:iCs w:val="false"/>
           <w:color w:val="000000"/>
           <w:sz w:val="24"/>
           <w:szCs w:val="24"/>
         </w:rPr>
-        <w:t xml:space="preserve">Trước khi đi vào các giải pháp, các em cần nắm chắc định nghĩa gốc, vì mọi phương pháp phát hiện và ngăn ngừa sau này đều xoay quanh khái niệm này.</w:t>
-      </w:r>
-    </w:p>
-    <w:p>
-      <w:pPr>
-        <w:spacing w:after="160" w:line="300"/>
+        <w:t>Trước khi đi vào các giải pháp, các em cần nắm chắc định nghĩa gốc, vì mọi phương pháp phát hiện và ngăn ngừa sau này đều xoay quanh khái niệm này.</w:t>
+      </w:r>
+    </w:p>
+    <w:p>
+      <w:pPr>
+        <w:spacing w:after="160" w:line="300" w:lineRule="auto"/>
         <w:jc w:val="both"/>
       </w:pPr>
       <w:r>
         <w:rPr>
-          <w:rFonts w:ascii="Times New Roman" w:cs="Times New Roman" w:eastAsia="Times New Roman" w:hAnsi="Times New Roman"/>
-          <w:b w:val="false"/>
-          <w:bCs w:val="false"/>
-          <w:i w:val="false"/>
-          <w:iCs w:val="false"/>
           <w:color w:val="000000"/>
           <w:sz w:val="24"/>
           <w:szCs w:val="24"/>
         </w:rPr>
-        <w:t xml:space="preserve">Deadlock (khóa chết) xuất hiện trong một lịch giao tác S (gồm các giao tác T1, T2, ..., Tn) khi tồn tại một chu kỳ chờ đợi lẫn nhau giữa các giao tác:</w:t>
+        <w:t>Deadl</w:t>
+      </w:r>
+      <w:r>
+        <w:rPr>
+          <w:color w:val="000000"/>
+          <w:sz w:val="24"/>
+          <w:szCs w:val="24"/>
+        </w:rPr>
+        <w:t>ock (khóa chết) xuất hiện trong một lịch giao tác S (gồm các giao tác T1, T2, ..., Tn) khi tồn tại một chu kỳ chờ đợi lẫn nhau giữa các giao tác:</w:t>
       </w:r>
     </w:p>
     <w:p>
@@ -164,17 +139,14 @@
           <w:ilvl w:val="0"/>
           <w:numId w:val="2"/>
         </w:numPr>
-        <w:spacing w:after="100" w:line="300"/>
-      </w:pPr>
-      <w:r>
-        <w:rPr>
-          <w:rFonts w:ascii="Times New Roman" w:cs="Times New Roman" w:eastAsia="Times New Roman" w:hAnsi="Times New Roman"/>
-          <w:b w:val="false"/>
-          <w:bCs w:val="false"/>
-          <w:sz w:val="24"/>
-          <w:szCs w:val="24"/>
-        </w:rPr>
-        <w:t xml:space="preserve">Giao tác Ti đang chờ một đơn vị dữ liệu đang do Tj chiếm giữ.</w:t>
+        <w:spacing w:after="100" w:line="300" w:lineRule="auto"/>
+      </w:pPr>
+      <w:r>
+        <w:rPr>
+          <w:sz w:val="24"/>
+          <w:szCs w:val="24"/>
+        </w:rPr>
+        <w:t>Giao tác Ti đang chờ một đơn vị dữ liệu đang do Tj chiếm giữ.</w:t>
       </w:r>
     </w:p>
     <w:p>
@@ -184,122 +156,142 @@
           <w:ilvl w:val="0"/>
           <w:numId w:val="2"/>
         </w:numPr>
-        <w:spacing w:after="100" w:line="300"/>
-      </w:pPr>
-      <w:r>
-        <w:rPr>
-          <w:rFonts w:ascii="Times New Roman" w:cs="Times New Roman" w:eastAsia="Times New Roman" w:hAnsi="Times New Roman"/>
-          <w:b w:val="false"/>
-          <w:bCs w:val="false"/>
-          <w:sz w:val="24"/>
-          <w:szCs w:val="24"/>
-        </w:rPr>
-        <w:t xml:space="preserve">Ngược lại, giao tác Tj cũng đang chờ một đơn vị dữ liệu đang do Ti chiếm giữ.</w:t>
-      </w:r>
-    </w:p>
-    <w:p>
-      <w:pPr>
-        <w:spacing w:after="160" w:line="300"/>
+        <w:spacing w:after="100" w:line="300" w:lineRule="auto"/>
+      </w:pPr>
+      <w:r>
+        <w:rPr>
+          <w:sz w:val="24"/>
+          <w:szCs w:val="24"/>
+        </w:rPr>
+        <w:t xml:space="preserve">Ngược lại, giao tác Tj cũng đang chờ một đơn vị </w:t>
+      </w:r>
+      <w:r>
+        <w:rPr>
+          <w:sz w:val="24"/>
+          <w:szCs w:val="24"/>
+        </w:rPr>
+        <w:t>dữ liệu đang do Ti chiếm giữ.</w:t>
+      </w:r>
+    </w:p>
+    <w:p>
+      <w:pPr>
+        <w:spacing w:after="160" w:line="300" w:lineRule="auto"/>
         <w:jc w:val="both"/>
       </w:pPr>
       <w:r>
         <w:rPr>
-          <w:rFonts w:ascii="Times New Roman" w:cs="Times New Roman" w:eastAsia="Times New Roman" w:hAnsi="Times New Roman"/>
-          <w:b w:val="false"/>
-          <w:bCs w:val="false"/>
-          <w:i w:val="false"/>
-          <w:iCs w:val="false"/>
           <w:color w:val="000000"/>
           <w:sz w:val="24"/>
           <w:szCs w:val="24"/>
         </w:rPr>
-        <w:t xml:space="preserve">Hệ quả trực tiếp: không giao tác nào trong chu kỳ có thể tiếp tục thực hiện — hệ thống rơi vào trạng thái "đứng hình" cục bộ nếu không có cơ chế can thiệp.</w:t>
+        <w:t>Hệ quả trực tiếp: không giao tác nào trong chu kỳ có thể tiếp tục thực hiện — hệ thống rơi vào trạng thái "đứng hình" cục bộ nếu không có cơ chế can thiệp.</w:t>
       </w:r>
     </w:p>
     <w:p>
       <w:pPr>
         <w:pBdr>
-          <w:left w:val="single" w:color="C00000" w:sz="18" w:space="8"/>
+          <w:left w:val="single" w:sz="18" w:space="8" w:color="C00000"/>
         </w:pBdr>
-        <w:shd w:fill="FBEAEA" w:val="clear"/>
-        <w:spacing w:after="200" w:before="100" w:line="300"/>
+        <w:shd w:val="clear" w:color="auto" w:fill="FBEAEA"/>
+        <w:spacing w:before="100" w:after="200" w:line="300" w:lineRule="auto"/>
         <w:ind w:left="360"/>
       </w:pPr>
       <w:r>
         <w:rPr>
-          <w:rFonts w:ascii="Times New Roman" w:cs="Times New Roman" w:eastAsia="Times New Roman" w:hAnsi="Times New Roman"/>
           <w:b/>
           <w:bCs/>
           <w:color w:val="C00000"/>
           <w:sz w:val="24"/>
           <w:szCs w:val="24"/>
         </w:rPr>
-        <w:t xml:space="preserve">📌 Lưu ý: </w:t>
-      </w:r>
-      <w:r>
-        <w:rPr>
-          <w:rFonts w:ascii="Times New Roman" w:cs="Times New Roman" w:eastAsia="Times New Roman" w:hAnsi="Times New Roman"/>
+        <w:t>📌</w:t>
+      </w:r>
+      <w:r>
+        <w:rPr>
+          <w:b/>
+          <w:bCs/>
+          <w:color w:val="C00000"/>
+          <w:sz w:val="24"/>
+          <w:szCs w:val="24"/>
+        </w:rPr>
+        <w:t xml:space="preserve"> Lưu ý: </w:t>
+      </w:r>
+      <w:r>
+        <w:rPr>
           <w:i/>
           <w:iCs/>
           <w:color w:val="444444"/>
           <w:sz w:val="24"/>
           <w:szCs w:val="24"/>
         </w:rPr>
-        <w:t xml:space="preserve">Deadlock khác với Starvation (chết đói). Deadlock là các giao tác chờ NHAU tạo thành chu trình khép kín và không tự thoát ra được; còn Starvation là một giao tác bị trì hoãn liên tục do luôn bị các giao tác khác "chen ngang", dù về mặt kỹ thuật nó vẫn có thể được thực hiện. Đây là câu hỏi phân biệt khái niệm rất hay gặp trong đề thi.</w:t>
+        <w:t>Deadlock khác với Starvation (chết đói). Deadlock là các gia</w:t>
+      </w:r>
+      <w:r>
+        <w:rPr>
+          <w:i/>
+          <w:iCs/>
+          <w:color w:val="444444"/>
+          <w:sz w:val="24"/>
+          <w:szCs w:val="24"/>
+        </w:rPr>
+        <w:t>o tác chờ NHAU tạo thành chu trình khép kín và không tự thoát ra được; còn Starvation là một giao tác bị trì hoãn liên tục do luôn bị các giao tác khác "chen ngang", dù về mặt kỹ thuật nó vẫn có thể được thực hiện. Đây là câu hỏi phân biệt khái niệm rất ha</w:t>
+      </w:r>
+      <w:r>
+        <w:rPr>
+          <w:i/>
+          <w:iCs/>
+          <w:color w:val="444444"/>
+          <w:sz w:val="24"/>
+          <w:szCs w:val="24"/>
+        </w:rPr>
+        <w:t>y gặp trong đề thi.</w:t>
       </w:r>
     </w:p>
     <w:p>
       <w:pPr>
         <w:pStyle w:val="Heading1"/>
-        <w:shd w:fill="1F3864" w:val="clear"/>
-        <w:spacing w:after="200" w:before="400"/>
-      </w:pPr>
-      <w:r>
-        <w:rPr>
-          <w:rFonts w:ascii="Times New Roman" w:cs="Times New Roman" w:eastAsia="Times New Roman" w:hAnsi="Times New Roman"/>
+        <w:shd w:val="clear" w:color="auto" w:fill="1F3864"/>
+        <w:spacing w:before="400" w:after="200"/>
+      </w:pPr>
+      <w:r>
+        <w:rPr>
           <w:b/>
           <w:bCs/>
           <w:color w:val="FFFFFF"/>
           <w:sz w:val="30"/>
           <w:szCs w:val="30"/>
         </w:rPr>
-        <w:t xml:space="preserve">2. CÁC PHƯƠNG PHÁP PHÁT HIỆN DEADLOCK</w:t>
-      </w:r>
-    </w:p>
-    <w:p>
-      <w:pPr>
-        <w:spacing w:after="160" w:line="300"/>
+        <w:t>2. CÁC PHƯƠNG PHÁP PHÁT HIỆN DEADLOCK</w:t>
+      </w:r>
+    </w:p>
+    <w:p>
+      <w:pPr>
+        <w:spacing w:after="160" w:line="300" w:lineRule="auto"/>
         <w:jc w:val="both"/>
       </w:pPr>
       <w:r>
         <w:rPr>
-          <w:rFonts w:ascii="Times New Roman" w:cs="Times New Roman" w:eastAsia="Times New Roman" w:hAnsi="Times New Roman"/>
-          <w:b w:val="false"/>
-          <w:bCs w:val="false"/>
-          <w:i w:val="false"/>
-          <w:iCs w:val="false"/>
           <w:color w:val="000000"/>
           <w:sz w:val="24"/>
           <w:szCs w:val="24"/>
         </w:rPr>
-        <w:t xml:space="preserve">Nhóm phương pháp này KHÔNG ngăn deadlock xảy ra, mà cho phép nó xảy ra rồi mới phát hiện và xử lý sau. Đây là chiến lược "lạc quan" (optimistic), phù hợp khi deadlock hiếm khi xảy ra trong thực tế.</w:t>
+        <w:t>Nhóm phương pháp này KHÔNG ngăn deadlock xảy ra, mà cho phép nó xảy ra rồi mới phát hiện và xử lý sau. Đây là chiến lược "lạc quan" (optimistic), phù hợp khi deadlock hiếm khi xảy ra trong thực tế.</w:t>
       </w:r>
     </w:p>
     <w:p>
       <w:pPr>
         <w:pStyle w:val="Heading2"/>
-        <w:spacing w:after="150" w:before="300"/>
-      </w:pPr>
-      <w:r>
-        <w:rPr>
-          <w:rFonts w:ascii="Times New Roman" w:cs="Times New Roman" w:eastAsia="Times New Roman" w:hAnsi="Times New Roman"/>
+        <w:spacing w:before="300" w:after="150"/>
+      </w:pPr>
+      <w:r>
+        <w:rPr>
           <w:b/>
           <w:bCs/>
           <w:color w:val="1F3864"/>
           <w:sz w:val="27"/>
           <w:szCs w:val="27"/>
         </w:rPr>
-        <w:t xml:space="preserve">2.1. Đồ thị chờ (Waiting Graph – WFG)</w:t>
+        <w:t>2.1. Đồ thị chờ (Waiting Graph – WFG)</w:t>
       </w:r>
     </w:p>
     <w:p>
@@ -309,17 +301,14 @@
           <w:ilvl w:val="0"/>
           <w:numId w:val="2"/>
         </w:numPr>
-        <w:spacing w:after="100" w:line="300"/>
-      </w:pPr>
-      <w:r>
-        <w:rPr>
-          <w:rFonts w:ascii="Times New Roman" w:cs="Times New Roman" w:eastAsia="Times New Roman" w:hAnsi="Times New Roman"/>
-          <w:b w:val="false"/>
-          <w:bCs w:val="false"/>
-          <w:sz w:val="24"/>
-          <w:szCs w:val="24"/>
-        </w:rPr>
-        <w:t xml:space="preserve">Cấu trúc: đồ thị có hướng G = (N, E), trong đó N là tập đỉnh (mỗi giao tác là một đỉnh) và E là tập cung có hướng.</w:t>
+        <w:spacing w:after="100" w:line="300" w:lineRule="auto"/>
+      </w:pPr>
+      <w:r>
+        <w:rPr>
+          <w:sz w:val="24"/>
+          <w:szCs w:val="24"/>
+        </w:rPr>
+        <w:t>Cấu trúc: đồ thị có hướng G = (N, E), trong đó N là tập đỉnh (mỗi giao tác là một đỉnh) và E là tập cung có hướng.</w:t>
       </w:r>
     </w:p>
     <w:p>
@@ -329,17 +318,14 @@
           <w:ilvl w:val="0"/>
           <w:numId w:val="2"/>
         </w:numPr>
-        <w:spacing w:after="100" w:line="300"/>
-      </w:pPr>
-      <w:r>
-        <w:rPr>
-          <w:rFonts w:ascii="Times New Roman" w:cs="Times New Roman" w:eastAsia="Times New Roman" w:hAnsi="Times New Roman"/>
-          <w:b w:val="false"/>
-          <w:bCs w:val="false"/>
-          <w:sz w:val="24"/>
-          <w:szCs w:val="24"/>
-        </w:rPr>
-        <w:t xml:space="preserve">Quy tắc vẽ: nếu Ti đang chờ dữ liệu do Tj đang giữ, ta vẽ một cung có hướng từ Ti → Tj.</w:t>
+        <w:spacing w:after="100" w:line="300" w:lineRule="auto"/>
+      </w:pPr>
+      <w:r>
+        <w:rPr>
+          <w:sz w:val="24"/>
+          <w:szCs w:val="24"/>
+        </w:rPr>
+        <w:t>Quy tắc vẽ: nếu Ti đang chờ dữ liệu do Tj đang giữ, ta vẽ một cung có hướng từ Ti → Tj.</w:t>
       </w:r>
     </w:p>
     <w:p>
@@ -349,64 +335,76 @@
           <w:ilvl w:val="0"/>
           <w:numId w:val="2"/>
         </w:numPr>
-        <w:spacing w:after="100" w:line="300"/>
-      </w:pPr>
-      <w:r>
-        <w:rPr>
-          <w:rFonts w:ascii="Times New Roman" w:cs="Times New Roman" w:eastAsia="Times New Roman" w:hAnsi="Times New Roman"/>
-          <w:b w:val="false"/>
-          <w:bCs w:val="false"/>
-          <w:sz w:val="24"/>
-          <w:szCs w:val="24"/>
-        </w:rPr>
-        <w:t xml:space="preserve">Kết luận: nếu trong đồ thị xuất hiện một chu trình (cycle), hệ thống đang bị deadlock.</w:t>
+        <w:spacing w:after="100" w:line="300" w:lineRule="auto"/>
+      </w:pPr>
+      <w:r>
+        <w:rPr>
+          <w:sz w:val="24"/>
+          <w:szCs w:val="24"/>
+        </w:rPr>
+        <w:t>Kết luận: nếu trong đồ thị xuất hiện một chu trình (cycle), hệ thống đang bị deadlock.</w:t>
       </w:r>
     </w:p>
     <w:p>
       <w:pPr>
         <w:pBdr>
-          <w:left w:val="single" w:color="2E74B5" w:sz="18" w:space="8"/>
+          <w:left w:val="single" w:sz="18" w:space="8" w:color="2E74B5"/>
         </w:pBdr>
-        <w:shd w:fill="EAF1FB" w:val="clear"/>
-        <w:spacing w:after="200" w:before="100" w:line="300"/>
+        <w:shd w:val="clear" w:color="auto" w:fill="EAF1FB"/>
+        <w:spacing w:before="100" w:after="200" w:line="300" w:lineRule="auto"/>
         <w:ind w:left="360"/>
       </w:pPr>
       <w:r>
         <w:rPr>
-          <w:rFonts w:ascii="Times New Roman" w:cs="Times New Roman" w:eastAsia="Times New Roman" w:hAnsi="Times New Roman"/>
           <w:b/>
           <w:bCs/>
           <w:color w:val="2E74B5"/>
           <w:sz w:val="24"/>
           <w:szCs w:val="24"/>
         </w:rPr>
-        <w:t xml:space="preserve">🧩 Ví dụ minh họa: </w:t>
-      </w:r>
-      <w:r>
-        <w:rPr>
-          <w:rFonts w:ascii="Times New Roman" w:cs="Times New Roman" w:eastAsia="Times New Roman" w:hAnsi="Times New Roman"/>
+        <w:t>🧩</w:t>
+      </w:r>
+      <w:r>
+        <w:rPr>
+          <w:b/>
+          <w:bCs/>
+          <w:color w:val="2E74B5"/>
+          <w:sz w:val="24"/>
+          <w:szCs w:val="24"/>
+        </w:rPr>
+        <w:t xml:space="preserve"> Ví dụ minh họa: </w:t>
+      </w:r>
+      <w:r>
+        <w:rPr>
           <w:color w:val="333333"/>
           <w:sz w:val="24"/>
           <w:szCs w:val="24"/>
         </w:rPr>
-        <w:t xml:space="preserve">Nếu T1 chờ T2, T2 chờ T3, và T3 lại chờ T1, ta có chu trình T1 → T2 → T3 → T1. Đây chính là dấu hiệu deadlock. Các em hãy luyện tập vẽ đồ thị này cho từng bài tập lịch giao tác được giao để nhận diện chu trình một cách trực quan, thay vì suy luận bằng lời.</w:t>
+        <w:t xml:space="preserve">Nếu T1 chờ T2, T2 chờ T3, và T3 lại chờ T1, ta có chu trình T1 → T2 → T3 → T1. Đây chính là dấu hiệu deadlock. Các em hãy luyện tập vẽ đồ thị này cho </w:t>
+      </w:r>
+      <w:r>
+        <w:rPr>
+          <w:color w:val="333333"/>
+          <w:sz w:val="24"/>
+          <w:szCs w:val="24"/>
+        </w:rPr>
+        <w:t>từng bài tập lịch giao tác được giao để nhận diện chu trình một cách trực quan, thay vì suy luận bằng lời.</w:t>
       </w:r>
     </w:p>
     <w:p>
       <w:pPr>
         <w:pStyle w:val="Heading2"/>
-        <w:spacing w:after="150" w:before="300"/>
-      </w:pPr>
-      <w:r>
-        <w:rPr>
-          <w:rFonts w:ascii="Times New Roman" w:cs="Times New Roman" w:eastAsia="Times New Roman" w:hAnsi="Times New Roman"/>
+        <w:spacing w:before="300" w:after="150"/>
+      </w:pPr>
+      <w:r>
+        <w:rPr>
           <w:b/>
           <w:bCs/>
           <w:color w:val="1F3864"/>
           <w:sz w:val="27"/>
           <w:szCs w:val="27"/>
         </w:rPr>
-        <w:t xml:space="preserve">2.2. Timeout</w:t>
+        <w:t>2.2. Timeout</w:t>
       </w:r>
     </w:p>
     <w:p>
@@ -416,17 +414,15 @@
           <w:ilvl w:val="0"/>
           <w:numId w:val="2"/>
         </w:numPr>
-        <w:spacing w:after="100" w:line="300"/>
-      </w:pPr>
-      <w:r>
-        <w:rPr>
-          <w:rFonts w:ascii="Times New Roman" w:cs="Times New Roman" w:eastAsia="Times New Roman" w:hAnsi="Times New Roman"/>
-          <w:b w:val="false"/>
-          <w:bCs w:val="false"/>
-          <w:sz w:val="24"/>
-          <w:szCs w:val="24"/>
-        </w:rPr>
-        <w:t xml:space="preserve">Hệ thống thiết lập một khoảng thời gian chờ tối đa cho mỗi giao tác.</w:t>
+        <w:spacing w:after="100" w:line="300" w:lineRule="auto"/>
+      </w:pPr>
+      <w:r>
+        <w:rPr>
+          <w:sz w:val="24"/>
+          <w:szCs w:val="24"/>
+        </w:rPr>
+        <w:lastRenderedPageBreak/>
+        <w:t>Hệ thống thiết lập một khoảng thời gian chờ tối đa cho mỗi giao tác.</w:t>
       </w:r>
     </w:p>
     <w:p>
@@ -436,59 +432,80 @@
           <w:ilvl w:val="0"/>
           <w:numId w:val="2"/>
         </w:numPr>
-        <w:spacing w:after="100" w:line="300"/>
-      </w:pPr>
-      <w:r>
-        <w:rPr>
-          <w:rFonts w:ascii="Times New Roman" w:cs="Times New Roman" w:eastAsia="Times New Roman" w:hAnsi="Times New Roman"/>
-          <w:b w:val="false"/>
-          <w:bCs w:val="false"/>
-          <w:sz w:val="24"/>
-          <w:szCs w:val="24"/>
-        </w:rPr>
-        <w:t xml:space="preserve">Nếu một giao tác chờ vượt quá thời hạn này, hệ thống giả định là có khóa chết và tự động hủy (rollback) giao tác đó.</w:t>
+        <w:spacing w:after="100" w:line="300" w:lineRule="auto"/>
+      </w:pPr>
+      <w:r>
+        <w:rPr>
+          <w:sz w:val="24"/>
+          <w:szCs w:val="24"/>
+        </w:rPr>
+        <w:t>Nếu một giao tác chờ vượt quá thời hạn này, hệ thống giả định là có</w:t>
+      </w:r>
+      <w:r>
+        <w:rPr>
+          <w:sz w:val="24"/>
+          <w:szCs w:val="24"/>
+        </w:rPr>
+        <w:t xml:space="preserve"> khóa chết và tự động hủy (rollback) giao tác đó.</w:t>
       </w:r>
     </w:p>
     <w:p>
       <w:pPr>
         <w:pBdr>
-          <w:left w:val="single" w:color="C00000" w:sz="18" w:space="8"/>
+          <w:left w:val="single" w:sz="18" w:space="8" w:color="C00000"/>
         </w:pBdr>
-        <w:shd w:fill="FBEAEA" w:val="clear"/>
-        <w:spacing w:after="200" w:before="100" w:line="300"/>
+        <w:shd w:val="clear" w:color="auto" w:fill="FBEAEA"/>
+        <w:spacing w:before="100" w:after="200" w:line="300" w:lineRule="auto"/>
         <w:ind w:left="360"/>
       </w:pPr>
       <w:r>
         <w:rPr>
-          <w:rFonts w:ascii="Times New Roman" w:cs="Times New Roman" w:eastAsia="Times New Roman" w:hAnsi="Times New Roman"/>
           <w:b/>
           <w:bCs/>
           <w:color w:val="C00000"/>
           <w:sz w:val="24"/>
           <w:szCs w:val="24"/>
         </w:rPr>
-        <w:t xml:space="preserve">📌 Lưu ý: </w:t>
-      </w:r>
-      <w:r>
-        <w:rPr>
-          <w:rFonts w:ascii="Times New Roman" w:cs="Times New Roman" w:eastAsia="Times New Roman" w:hAnsi="Times New Roman"/>
+        <w:t>📌</w:t>
+      </w:r>
+      <w:r>
+        <w:rPr>
+          <w:b/>
+          <w:bCs/>
+          <w:color w:val="C00000"/>
+          <w:sz w:val="24"/>
+          <w:szCs w:val="24"/>
+        </w:rPr>
+        <w:t xml:space="preserve"> Lưu ý: </w:t>
+      </w:r>
+      <w:r>
+        <w:rPr>
           <w:i/>
           <w:iCs/>
           <w:color w:val="444444"/>
           <w:sz w:val="24"/>
           <w:szCs w:val="24"/>
         </w:rPr>
-        <w:t xml:space="preserve">Timeout là phương pháp đơn giản, chi phí cài đặt thấp, nhưng độ chính xác không cao: một giao tác có thể bị hủy oan dù không hề deadlock (chỉ đơn giản là hệ thống đang tải nặng). Ngược lại, việc chọn ngưỡng thời gian quá dài sẽ làm chậm việc phát hiện deadlock thật sự.</w:t>
-      </w:r>
-    </w:p>
-    <w:p>
-      <w:pPr>
-        <w:spacing w:after="100" w:before="200"/>
+        <w:t>Timeout là phương pháp đơn giản, chi phí cài đặt thấp, nhưng độ chính xác không cao: một giao tác có thể bị hủy oan dù không hề deadlock (chỉ đơn giản là hệ thống đang tải nặng). Ngược lại, việc c</w:t>
+      </w:r>
+      <w:r>
+        <w:rPr>
+          <w:i/>
+          <w:iCs/>
+          <w:color w:val="444444"/>
+          <w:sz w:val="24"/>
+          <w:szCs w:val="24"/>
+        </w:rPr>
+        <w:t>họn ngưỡng thời gian quá dài sẽ làm chậm việc phát hiện deadlock thật sự.</w:t>
+      </w:r>
+    </w:p>
+    <w:p>
+      <w:pPr>
+        <w:spacing w:before="200" w:after="100"/>
         <w:jc w:val="center"/>
       </w:pPr>
       <w:r>
         <w:rPr>
-          <w:rFonts w:ascii="Times New Roman" w:cs="Times New Roman" w:eastAsia="Times New Roman" w:hAnsi="Times New Roman"/>
           <w:b/>
           <w:bCs/>
           <w:i/>
@@ -497,20 +514,25 @@
           <w:sz w:val="23"/>
           <w:szCs w:val="23"/>
         </w:rPr>
-        <w:t xml:space="preserve">Bảng 4.1 — So sánh hai phương pháp phát hiện Deadlock</w:t>
+        <w:t>Bảng 4.1 — So sánh hai phương pháp phát hiện Deadlock</w:t>
       </w:r>
     </w:p>
     <w:tbl>
       <w:tblPr>
-        <w:tblW w:type="dxa" w:w="9350"/>
+        <w:tblW w:w="9350" w:type="dxa"/>
         <w:tblBorders>
-          <w:top w:val="single" w:color="auto" w:sz="4"/>
-          <w:left w:val="single" w:color="auto" w:sz="4"/>
-          <w:bottom w:val="single" w:color="auto" w:sz="4"/>
-          <w:right w:val="single" w:color="auto" w:sz="4"/>
-          <w:insideH w:val="single" w:color="auto" w:sz="4"/>
-          <w:insideV w:val="single" w:color="auto" w:sz="4"/>
+          <w:top w:val="single" w:sz="4" w:space="0" w:color="auto"/>
+          <w:left w:val="single" w:sz="4" w:space="0" w:color="auto"/>
+          <w:bottom w:val="single" w:sz="4" w:space="0" w:color="auto"/>
+          <w:right w:val="single" w:sz="4" w:space="0" w:color="auto"/>
+          <w:insideH w:val="single" w:sz="4" w:space="0" w:color="auto"/>
+          <w:insideV w:val="single" w:sz="4" w:space="0" w:color="auto"/>
         </w:tblBorders>
+        <w:tblCellMar>
+          <w:left w:w="10" w:type="dxa"/>
+          <w:right w:w="10" w:type="dxa"/>
+        </w:tblCellMar>
+        <w:tblLook w:val="0000" w:firstRow="0" w:lastRow="0" w:firstColumn="0" w:lastColumn="0" w:noHBand="0" w:noVBand="0"/>
       </w:tblPr>
       <w:tblGrid>
         <w:gridCol w:w="2200"/>
@@ -518,18 +540,24 @@
         <w:gridCol w:w="3575"/>
       </w:tblGrid>
       <w:tr>
+        <w:tblPrEx>
+          <w:tblCellMar>
+            <w:top w:w="0" w:type="dxa"/>
+            <w:bottom w:w="0" w:type="dxa"/>
+          </w:tblCellMar>
+        </w:tblPrEx>
         <w:trPr>
           <w:tblHeader/>
         </w:trPr>
         <w:tc>
           <w:tcPr>
-            <w:tcW w:type="dxa" w:w="2200"/>
-            <w:shd w:fill="1F3864" w:val="clear"/>
-            <w:tcMar>
-              <w:top w:type="dxa" w:w="100"/>
-              <w:left w:type="dxa" w:w="120"/>
-              <w:bottom w:type="dxa" w:w="100"/>
-              <w:right w:type="dxa" w:w="120"/>
+            <w:tcW w:w="2200" w:type="dxa"/>
+            <w:shd w:val="clear" w:color="auto" w:fill="1F3864"/>
+            <w:tcMar>
+              <w:top w:w="100" w:type="dxa"/>
+              <w:left w:w="120" w:type="dxa"/>
+              <w:bottom w:w="100" w:type="dxa"/>
+              <w:right w:w="120" w:type="dxa"/>
             </w:tcMar>
             <w:vAlign w:val="center"/>
           </w:tcPr>
@@ -539,26 +567,25 @@
             </w:pPr>
             <w:r>
               <w:rPr>
-                <w:rFonts w:ascii="Times New Roman" w:cs="Times New Roman" w:eastAsia="Times New Roman" w:hAnsi="Times New Roman"/>
                 <w:b/>
                 <w:bCs/>
                 <w:color w:val="FFFFFF"/>
                 <w:sz w:val="22"/>
                 <w:szCs w:val="22"/>
               </w:rPr>
-              <w:t xml:space="preserve">Tiêu chí</w:t>
+              <w:t>Tiêu chí</w:t>
             </w:r>
           </w:p>
         </w:tc>
         <w:tc>
           <w:tcPr>
-            <w:tcW w:type="dxa" w:w="3575"/>
-            <w:shd w:fill="1F3864" w:val="clear"/>
-            <w:tcMar>
-              <w:top w:type="dxa" w:w="100"/>
-              <w:left w:type="dxa" w:w="120"/>
-              <w:bottom w:type="dxa" w:w="100"/>
-              <w:right w:type="dxa" w:w="120"/>
+            <w:tcW w:w="3575" w:type="dxa"/>
+            <w:shd w:val="clear" w:color="auto" w:fill="1F3864"/>
+            <w:tcMar>
+              <w:top w:w="100" w:type="dxa"/>
+              <w:left w:w="120" w:type="dxa"/>
+              <w:bottom w:w="100" w:type="dxa"/>
+              <w:right w:w="120" w:type="dxa"/>
             </w:tcMar>
             <w:vAlign w:val="center"/>
           </w:tcPr>
@@ -568,26 +595,25 @@
             </w:pPr>
             <w:r>
               <w:rPr>
-                <w:rFonts w:ascii="Times New Roman" w:cs="Times New Roman" w:eastAsia="Times New Roman" w:hAnsi="Times New Roman"/>
                 <w:b/>
                 <w:bCs/>
                 <w:color w:val="FFFFFF"/>
                 <w:sz w:val="22"/>
                 <w:szCs w:val="22"/>
               </w:rPr>
-              <w:t xml:space="preserve">Đồ thị chờ (WFG)</w:t>
+              <w:t>Đồ thị chờ (WFG)</w:t>
             </w:r>
           </w:p>
         </w:tc>
         <w:tc>
           <w:tcPr>
-            <w:tcW w:type="dxa" w:w="3575"/>
-            <w:shd w:fill="1F3864" w:val="clear"/>
-            <w:tcMar>
-              <w:top w:type="dxa" w:w="100"/>
-              <w:left w:type="dxa" w:w="120"/>
-              <w:bottom w:type="dxa" w:w="100"/>
-              <w:right w:type="dxa" w:w="120"/>
+            <w:tcW w:w="3575" w:type="dxa"/>
+            <w:shd w:val="clear" w:color="auto" w:fill="1F3864"/>
+            <w:tcMar>
+              <w:top w:w="100" w:type="dxa"/>
+              <w:left w:w="120" w:type="dxa"/>
+              <w:bottom w:w="100" w:type="dxa"/>
+              <w:right w:w="120" w:type="dxa"/>
             </w:tcMar>
             <w:vAlign w:val="center"/>
           </w:tcPr>
@@ -597,362 +623,321 @@
             </w:pPr>
             <w:r>
               <w:rPr>
-                <w:rFonts w:ascii="Times New Roman" w:cs="Times New Roman" w:eastAsia="Times New Roman" w:hAnsi="Times New Roman"/>
                 <w:b/>
                 <w:bCs/>
                 <w:color w:val="FFFFFF"/>
                 <w:sz w:val="22"/>
                 <w:szCs w:val="22"/>
               </w:rPr>
-              <w:t xml:space="preserve">Timeout</w:t>
+              <w:t>Timeout</w:t>
             </w:r>
           </w:p>
         </w:tc>
       </w:tr>
       <w:tr>
-        <w:tc>
-          <w:tcPr>
-            <w:tcW w:type="dxa" w:w="2200"/>
-            <w:shd w:fill="F2F2F2" w:val="clear"/>
-            <w:tcMar>
-              <w:top w:type="dxa" w:w="100"/>
-              <w:left w:type="dxa" w:w="120"/>
-              <w:bottom w:type="dxa" w:w="100"/>
-              <w:right w:type="dxa" w:w="120"/>
-            </w:tcMar>
-            <w:vAlign w:val="center"/>
-          </w:tcPr>
-          <w:p>
-            <w:pPr>
-              <w:jc w:val="left"/>
-            </w:pPr>
+        <w:tblPrEx>
+          <w:tblCellMar>
+            <w:top w:w="0" w:type="dxa"/>
+            <w:bottom w:w="0" w:type="dxa"/>
+          </w:tblCellMar>
+        </w:tblPrEx>
+        <w:tc>
+          <w:tcPr>
+            <w:tcW w:w="2200" w:type="dxa"/>
+            <w:shd w:val="clear" w:color="auto" w:fill="F2F2F2"/>
+            <w:tcMar>
+              <w:top w:w="100" w:type="dxa"/>
+              <w:left w:w="120" w:type="dxa"/>
+              <w:bottom w:w="100" w:type="dxa"/>
+              <w:right w:w="120" w:type="dxa"/>
+            </w:tcMar>
+            <w:vAlign w:val="center"/>
+          </w:tcPr>
+          <w:p>
             <w:r>
               <w:rPr>
-                <w:rFonts w:ascii="Times New Roman" w:cs="Times New Roman" w:eastAsia="Times New Roman" w:hAnsi="Times New Roman"/>
                 <w:b/>
                 <w:bCs/>
                 <w:color w:val="000000"/>
                 <w:sz w:val="22"/>
                 <w:szCs w:val="22"/>
               </w:rPr>
-              <w:t xml:space="preserve">Nguyên lý</w:t>
+              <w:t>Nguyên lý</w:t>
             </w:r>
           </w:p>
         </w:tc>
         <w:tc>
           <w:tcPr>
-            <w:tcW w:type="dxa" w:w="3575"/>
-            <w:tcMar>
-              <w:top w:type="dxa" w:w="100"/>
-              <w:left w:type="dxa" w:w="120"/>
-              <w:bottom w:type="dxa" w:w="100"/>
-              <w:right w:type="dxa" w:w="120"/>
-            </w:tcMar>
-            <w:vAlign w:val="center"/>
-          </w:tcPr>
-          <w:p>
-            <w:pPr>
-              <w:jc w:val="left"/>
-            </w:pPr>
+            <w:tcW w:w="3575" w:type="dxa"/>
+            <w:tcMar>
+              <w:top w:w="100" w:type="dxa"/>
+              <w:left w:w="120" w:type="dxa"/>
+              <w:bottom w:w="100" w:type="dxa"/>
+              <w:right w:w="120" w:type="dxa"/>
+            </w:tcMar>
+            <w:vAlign w:val="center"/>
+          </w:tcPr>
+          <w:p>
             <w:r>
               <w:rPr>
-                <w:rFonts w:ascii="Times New Roman" w:cs="Times New Roman" w:eastAsia="Times New Roman" w:hAnsi="Times New Roman"/>
-                <w:b w:val="false"/>
-                <w:bCs w:val="false"/>
                 <w:color w:val="000000"/>
                 <w:sz w:val="22"/>
                 <w:szCs w:val="22"/>
               </w:rPr>
-              <w:t xml:space="preserve">Xây dựng và kiểm tra chu trình trong đồ thị chờ</w:t>
+              <w:t>Xây dựng và kiểm tra chu trình trong đồ thị chờ</w:t>
             </w:r>
           </w:p>
         </w:tc>
         <w:tc>
           <w:tcPr>
-            <w:tcW w:type="dxa" w:w="3575"/>
-            <w:tcMar>
-              <w:top w:type="dxa" w:w="100"/>
-              <w:left w:type="dxa" w:w="120"/>
-              <w:bottom w:type="dxa" w:w="100"/>
-              <w:right w:type="dxa" w:w="120"/>
-            </w:tcMar>
-            <w:vAlign w:val="center"/>
-          </w:tcPr>
-          <w:p>
-            <w:pPr>
-              <w:jc w:val="left"/>
-            </w:pPr>
+            <w:tcW w:w="3575" w:type="dxa"/>
+            <w:tcMar>
+              <w:top w:w="100" w:type="dxa"/>
+              <w:left w:w="120" w:type="dxa"/>
+              <w:bottom w:w="100" w:type="dxa"/>
+              <w:right w:w="120" w:type="dxa"/>
+            </w:tcMar>
+            <w:vAlign w:val="center"/>
+          </w:tcPr>
+          <w:p>
             <w:r>
               <w:rPr>
-                <w:rFonts w:ascii="Times New Roman" w:cs="Times New Roman" w:eastAsia="Times New Roman" w:hAnsi="Times New Roman"/>
-                <w:b w:val="false"/>
-                <w:bCs w:val="false"/>
                 <w:color w:val="000000"/>
                 <w:sz w:val="22"/>
                 <w:szCs w:val="22"/>
               </w:rPr>
-              <w:t xml:space="preserve">Đặt ngưỡng thời gian chờ tối đa</w:t>
+              <w:t>Đặt ngưỡng thời gian chờ tối đa</w:t>
             </w:r>
           </w:p>
         </w:tc>
       </w:tr>
       <w:tr>
-        <w:tc>
-          <w:tcPr>
-            <w:tcW w:type="dxa" w:w="2200"/>
-            <w:shd w:fill="F2F2F2" w:val="clear"/>
-            <w:tcMar>
-              <w:top w:type="dxa" w:w="100"/>
-              <w:left w:type="dxa" w:w="120"/>
-              <w:bottom w:type="dxa" w:w="100"/>
-              <w:right w:type="dxa" w:w="120"/>
-            </w:tcMar>
-            <w:vAlign w:val="center"/>
-          </w:tcPr>
-          <w:p>
-            <w:pPr>
-              <w:jc w:val="left"/>
-            </w:pPr>
+        <w:tblPrEx>
+          <w:tblCellMar>
+            <w:top w:w="0" w:type="dxa"/>
+            <w:bottom w:w="0" w:type="dxa"/>
+          </w:tblCellMar>
+        </w:tblPrEx>
+        <w:tc>
+          <w:tcPr>
+            <w:tcW w:w="2200" w:type="dxa"/>
+            <w:shd w:val="clear" w:color="auto" w:fill="F2F2F2"/>
+            <w:tcMar>
+              <w:top w:w="100" w:type="dxa"/>
+              <w:left w:w="120" w:type="dxa"/>
+              <w:bottom w:w="100" w:type="dxa"/>
+              <w:right w:w="120" w:type="dxa"/>
+            </w:tcMar>
+            <w:vAlign w:val="center"/>
+          </w:tcPr>
+          <w:p>
             <w:r>
               <w:rPr>
-                <w:rFonts w:ascii="Times New Roman" w:cs="Times New Roman" w:eastAsia="Times New Roman" w:hAnsi="Times New Roman"/>
                 <w:b/>
                 <w:bCs/>
                 <w:color w:val="000000"/>
                 <w:sz w:val="22"/>
                 <w:szCs w:val="22"/>
               </w:rPr>
-              <w:t xml:space="preserve">Độ chính xác</w:t>
+              <w:t>Độ chính xác</w:t>
             </w:r>
           </w:p>
         </w:tc>
         <w:tc>
           <w:tcPr>
-            <w:tcW w:type="dxa" w:w="3575"/>
-            <w:tcMar>
-              <w:top w:type="dxa" w:w="100"/>
-              <w:left w:type="dxa" w:w="120"/>
-              <w:bottom w:type="dxa" w:w="100"/>
-              <w:right w:type="dxa" w:w="120"/>
-            </w:tcMar>
-            <w:vAlign w:val="center"/>
-          </w:tcPr>
-          <w:p>
-            <w:pPr>
-              <w:jc w:val="left"/>
-            </w:pPr>
+            <w:tcW w:w="3575" w:type="dxa"/>
+            <w:tcMar>
+              <w:top w:w="100" w:type="dxa"/>
+              <w:left w:w="120" w:type="dxa"/>
+              <w:bottom w:w="100" w:type="dxa"/>
+              <w:right w:w="120" w:type="dxa"/>
+            </w:tcMar>
+            <w:vAlign w:val="center"/>
+          </w:tcPr>
+          <w:p>
             <w:r>
               <w:rPr>
-                <w:rFonts w:ascii="Times New Roman" w:cs="Times New Roman" w:eastAsia="Times New Roman" w:hAnsi="Times New Roman"/>
-                <w:b w:val="false"/>
-                <w:bCs w:val="false"/>
                 <w:color w:val="000000"/>
                 <w:sz w:val="22"/>
                 <w:szCs w:val="22"/>
               </w:rPr>
-              <w:t xml:space="preserve">Cao — phát hiện đúng deadlock thực sự</w:t>
+              <w:t>Cao — phát hiện đúng deadlock thực sự</w:t>
             </w:r>
           </w:p>
         </w:tc>
         <w:tc>
           <w:tcPr>
-            <w:tcW w:type="dxa" w:w="3575"/>
-            <w:tcMar>
-              <w:top w:type="dxa" w:w="100"/>
-              <w:left w:type="dxa" w:w="120"/>
-              <w:bottom w:type="dxa" w:w="100"/>
-              <w:right w:type="dxa" w:w="120"/>
-            </w:tcMar>
-            <w:vAlign w:val="center"/>
-          </w:tcPr>
-          <w:p>
-            <w:pPr>
-              <w:jc w:val="left"/>
-            </w:pPr>
+            <w:tcW w:w="3575" w:type="dxa"/>
+            <w:tcMar>
+              <w:top w:w="100" w:type="dxa"/>
+              <w:left w:w="120" w:type="dxa"/>
+              <w:bottom w:w="100" w:type="dxa"/>
+              <w:right w:w="120" w:type="dxa"/>
+            </w:tcMar>
+            <w:vAlign w:val="center"/>
+          </w:tcPr>
+          <w:p>
             <w:r>
               <w:rPr>
-                <w:rFonts w:ascii="Times New Roman" w:cs="Times New Roman" w:eastAsia="Times New Roman" w:hAnsi="Times New Roman"/>
-                <w:b w:val="false"/>
-                <w:bCs w:val="false"/>
                 <w:color w:val="000000"/>
                 <w:sz w:val="22"/>
                 <w:szCs w:val="22"/>
               </w:rPr>
-              <w:t xml:space="preserve">Thấp — có thể phát hiện sai (false positive)</w:t>
+              <w:t>Thấp — có thể phát hiện sai (false positive)</w:t>
             </w:r>
           </w:p>
         </w:tc>
       </w:tr>
       <w:tr>
-        <w:tc>
-          <w:tcPr>
-            <w:tcW w:type="dxa" w:w="2200"/>
-            <w:shd w:fill="F2F2F2" w:val="clear"/>
-            <w:tcMar>
-              <w:top w:type="dxa" w:w="100"/>
-              <w:left w:type="dxa" w:w="120"/>
-              <w:bottom w:type="dxa" w:w="100"/>
-              <w:right w:type="dxa" w:w="120"/>
-            </w:tcMar>
-            <w:vAlign w:val="center"/>
-          </w:tcPr>
-          <w:p>
-            <w:pPr>
-              <w:jc w:val="left"/>
-            </w:pPr>
+        <w:tblPrEx>
+          <w:tblCellMar>
+            <w:top w:w="0" w:type="dxa"/>
+            <w:bottom w:w="0" w:type="dxa"/>
+          </w:tblCellMar>
+        </w:tblPrEx>
+        <w:tc>
+          <w:tcPr>
+            <w:tcW w:w="2200" w:type="dxa"/>
+            <w:shd w:val="clear" w:color="auto" w:fill="F2F2F2"/>
+            <w:tcMar>
+              <w:top w:w="100" w:type="dxa"/>
+              <w:left w:w="120" w:type="dxa"/>
+              <w:bottom w:w="100" w:type="dxa"/>
+              <w:right w:w="120" w:type="dxa"/>
+            </w:tcMar>
+            <w:vAlign w:val="center"/>
+          </w:tcPr>
+          <w:p>
             <w:r>
               <w:rPr>
-                <w:rFonts w:ascii="Times New Roman" w:cs="Times New Roman" w:eastAsia="Times New Roman" w:hAnsi="Times New Roman"/>
                 <w:b/>
                 <w:bCs/>
                 <w:color w:val="000000"/>
                 <w:sz w:val="22"/>
                 <w:szCs w:val="22"/>
               </w:rPr>
-              <w:t xml:space="preserve">Chi phí cài đặt</w:t>
+              <w:t>Chi phí cài đặt</w:t>
             </w:r>
           </w:p>
         </w:tc>
         <w:tc>
           <w:tcPr>
-            <w:tcW w:type="dxa" w:w="3575"/>
-            <w:tcMar>
-              <w:top w:type="dxa" w:w="100"/>
-              <w:left w:type="dxa" w:w="120"/>
-              <w:bottom w:type="dxa" w:w="100"/>
-              <w:right w:type="dxa" w:w="120"/>
-            </w:tcMar>
-            <w:vAlign w:val="center"/>
-          </w:tcPr>
-          <w:p>
-            <w:pPr>
-              <w:jc w:val="left"/>
-            </w:pPr>
+            <w:tcW w:w="3575" w:type="dxa"/>
+            <w:tcMar>
+              <w:top w:w="100" w:type="dxa"/>
+              <w:left w:w="120" w:type="dxa"/>
+              <w:bottom w:w="100" w:type="dxa"/>
+              <w:right w:w="120" w:type="dxa"/>
+            </w:tcMar>
+            <w:vAlign w:val="center"/>
+          </w:tcPr>
+          <w:p>
             <w:r>
               <w:rPr>
-                <w:rFonts w:ascii="Times New Roman" w:cs="Times New Roman" w:eastAsia="Times New Roman" w:hAnsi="Times New Roman"/>
-                <w:b w:val="false"/>
-                <w:bCs w:val="false"/>
                 <w:color w:val="000000"/>
                 <w:sz w:val="22"/>
                 <w:szCs w:val="22"/>
               </w:rPr>
-              <w:t xml:space="preserve">Cao hơn — cần duy trì và duyệt đồ thị</w:t>
+              <w:t>Cao hơn — cần duy trì và duyệt đồ thị</w:t>
             </w:r>
           </w:p>
         </w:tc>
         <w:tc>
           <w:tcPr>
-            <w:tcW w:type="dxa" w:w="3575"/>
-            <w:tcMar>
-              <w:top w:type="dxa" w:w="100"/>
-              <w:left w:type="dxa" w:w="120"/>
-              <w:bottom w:type="dxa" w:w="100"/>
-              <w:right w:type="dxa" w:w="120"/>
-            </w:tcMar>
-            <w:vAlign w:val="center"/>
-          </w:tcPr>
-          <w:p>
-            <w:pPr>
-              <w:jc w:val="left"/>
-            </w:pPr>
+            <w:tcW w:w="3575" w:type="dxa"/>
+            <w:tcMar>
+              <w:top w:w="100" w:type="dxa"/>
+              <w:left w:w="120" w:type="dxa"/>
+              <w:bottom w:w="100" w:type="dxa"/>
+              <w:right w:w="120" w:type="dxa"/>
+            </w:tcMar>
+            <w:vAlign w:val="center"/>
+          </w:tcPr>
+          <w:p>
             <w:r>
               <w:rPr>
-                <w:rFonts w:ascii="Times New Roman" w:cs="Times New Roman" w:eastAsia="Times New Roman" w:hAnsi="Times New Roman"/>
-                <w:b w:val="false"/>
-                <w:bCs w:val="false"/>
                 <w:color w:val="000000"/>
                 <w:sz w:val="22"/>
                 <w:szCs w:val="22"/>
               </w:rPr>
-              <w:t xml:space="preserve">Thấp — chỉ cần bộ đếm thời gian</w:t>
+              <w:t>Thấp — chỉ cần bộ đếm thời gian</w:t>
             </w:r>
           </w:p>
         </w:tc>
       </w:tr>
       <w:tr>
-        <w:tc>
-          <w:tcPr>
-            <w:tcW w:type="dxa" w:w="2200"/>
-            <w:shd w:fill="F2F2F2" w:val="clear"/>
-            <w:tcMar>
-              <w:top w:type="dxa" w:w="100"/>
-              <w:left w:type="dxa" w:w="120"/>
-              <w:bottom w:type="dxa" w:w="100"/>
-              <w:right w:type="dxa" w:w="120"/>
-            </w:tcMar>
-            <w:vAlign w:val="center"/>
-          </w:tcPr>
-          <w:p>
-            <w:pPr>
-              <w:jc w:val="left"/>
-            </w:pPr>
+        <w:tblPrEx>
+          <w:tblCellMar>
+            <w:top w:w="0" w:type="dxa"/>
+            <w:bottom w:w="0" w:type="dxa"/>
+          </w:tblCellMar>
+        </w:tblPrEx>
+        <w:tc>
+          <w:tcPr>
+            <w:tcW w:w="2200" w:type="dxa"/>
+            <w:shd w:val="clear" w:color="auto" w:fill="F2F2F2"/>
+            <w:tcMar>
+              <w:top w:w="100" w:type="dxa"/>
+              <w:left w:w="120" w:type="dxa"/>
+              <w:bottom w:w="100" w:type="dxa"/>
+              <w:right w:w="120" w:type="dxa"/>
+            </w:tcMar>
+            <w:vAlign w:val="center"/>
+          </w:tcPr>
+          <w:p>
             <w:r>
               <w:rPr>
-                <w:rFonts w:ascii="Times New Roman" w:cs="Times New Roman" w:eastAsia="Times New Roman" w:hAnsi="Times New Roman"/>
                 <w:b/>
                 <w:bCs/>
                 <w:color w:val="000000"/>
                 <w:sz w:val="22"/>
                 <w:szCs w:val="22"/>
               </w:rPr>
-              <w:t xml:space="preserve">Thời điểm phát hiện</w:t>
+              <w:t>Thời điểm phát hiện</w:t>
             </w:r>
           </w:p>
         </w:tc>
         <w:tc>
           <w:tcPr>
-            <w:tcW w:type="dxa" w:w="3575"/>
-            <w:tcMar>
-              <w:top w:type="dxa" w:w="100"/>
-              <w:left w:type="dxa" w:w="120"/>
-              <w:bottom w:type="dxa" w:w="100"/>
-              <w:right w:type="dxa" w:w="120"/>
-            </w:tcMar>
-            <w:vAlign w:val="center"/>
-          </w:tcPr>
-          <w:p>
-            <w:pPr>
-              <w:jc w:val="left"/>
-            </w:pPr>
+            <w:tcW w:w="3575" w:type="dxa"/>
+            <w:tcMar>
+              <w:top w:w="100" w:type="dxa"/>
+              <w:left w:w="120" w:type="dxa"/>
+              <w:bottom w:w="100" w:type="dxa"/>
+              <w:right w:w="120" w:type="dxa"/>
+            </w:tcMar>
+            <w:vAlign w:val="center"/>
+          </w:tcPr>
+          <w:p>
             <w:r>
               <w:rPr>
-                <w:rFonts w:ascii="Times New Roman" w:cs="Times New Roman" w:eastAsia="Times New Roman" w:hAnsi="Times New Roman"/>
-                <w:b w:val="false"/>
-                <w:bCs w:val="false"/>
                 <w:color w:val="000000"/>
                 <w:sz w:val="22"/>
                 <w:szCs w:val="22"/>
               </w:rPr>
-              <w:t xml:space="preserve">Ngay khi chu trình hình thành (nếu kiểm tra định kỳ)</w:t>
+              <w:t>Ngay khi chu trình hình thành (nếu kiểm tra định kỳ)</w:t>
             </w:r>
           </w:p>
         </w:tc>
         <w:tc>
           <w:tcPr>
-            <w:tcW w:type="dxa" w:w="3575"/>
-            <w:tcMar>
-              <w:top w:type="dxa" w:w="100"/>
-              <w:left w:type="dxa" w:w="120"/>
-              <w:bottom w:type="dxa" w:w="100"/>
-              <w:right w:type="dxa" w:w="120"/>
-            </w:tcMar>
-            <w:vAlign w:val="center"/>
-          </w:tcPr>
-          <w:p>
-            <w:pPr>
-              <w:jc w:val="left"/>
-            </w:pPr>
+            <w:tcW w:w="3575" w:type="dxa"/>
+            <w:tcMar>
+              <w:top w:w="100" w:type="dxa"/>
+              <w:left w:w="120" w:type="dxa"/>
+              <w:bottom w:w="100" w:type="dxa"/>
+              <w:right w:w="120" w:type="dxa"/>
+            </w:tcMar>
+            <w:vAlign w:val="center"/>
+          </w:tcPr>
+          <w:p>
             <w:r>
               <w:rPr>
-                <w:rFonts w:ascii="Times New Roman" w:cs="Times New Roman" w:eastAsia="Times New Roman" w:hAnsi="Times New Roman"/>
-                <w:b w:val="false"/>
-                <w:bCs w:val="false"/>
                 <w:color w:val="000000"/>
                 <w:sz w:val="22"/>
                 <w:szCs w:val="22"/>
               </w:rPr>
-              <w:t xml:space="preserve">Chỉ khi hết thời gian chờ quy định</w:t>
+              <w:t>Chỉ khi hết thời gian chờ quy định</w:t>
             </w:r>
           </w:p>
         </w:tc>
@@ -966,55 +951,57 @@
     <w:p>
       <w:pPr>
         <w:pStyle w:val="Heading1"/>
-        <w:shd w:fill="1F3864" w:val="clear"/>
-        <w:spacing w:after="200" w:before="400"/>
-      </w:pPr>
-      <w:r>
-        <w:rPr>
-          <w:rFonts w:ascii="Times New Roman" w:cs="Times New Roman" w:eastAsia="Times New Roman" w:hAnsi="Times New Roman"/>
+        <w:shd w:val="clear" w:color="auto" w:fill="1F3864"/>
+        <w:spacing w:before="400" w:after="200"/>
+      </w:pPr>
+      <w:r>
+        <w:rPr>
           <w:b/>
           <w:bCs/>
           <w:color w:val="FFFFFF"/>
           <w:sz w:val="30"/>
           <w:szCs w:val="30"/>
         </w:rPr>
-        <w:t xml:space="preserve">3. CÁC GIAO THỨC NGĂN NGỪA DEADLOCK</w:t>
-      </w:r>
-    </w:p>
-    <w:p>
-      <w:pPr>
-        <w:spacing w:after="160" w:line="300"/>
+        <w:lastRenderedPageBreak/>
+        <w:t>3. CÁC GIAO THỨC NGĂN NGỪA DEADLOCK</w:t>
+      </w:r>
+    </w:p>
+    <w:p>
+      <w:pPr>
+        <w:spacing w:after="160" w:line="300" w:lineRule="auto"/>
         <w:jc w:val="both"/>
       </w:pPr>
       <w:r>
         <w:rPr>
-          <w:rFonts w:ascii="Times New Roman" w:cs="Times New Roman" w:eastAsia="Times New Roman" w:hAnsi="Times New Roman"/>
-          <w:b w:val="false"/>
-          <w:bCs w:val="false"/>
-          <w:i w:val="false"/>
-          <w:iCs w:val="false"/>
           <w:color w:val="000000"/>
           <w:sz w:val="24"/>
           <w:szCs w:val="24"/>
         </w:rPr>
-        <w:t xml:space="preserve">Ngược lại với nhóm phát hiện, nhóm giao thức này mang tính "phòng bệnh hơn chữa bệnh": thiết kế quy tắc cấp khóa sao cho deadlock KHÔNG THỂ xảy ra ngay từ đầu. Đây là phần trọng tâm mà các em cần nắm vững nhất, vì đề thi thường yêu cầu áp dụng giao thức Wait-Die / Wound-Wait vào một lịch giao tác cụ thể.</w:t>
+        <w:t>Ngược lại với nhóm phát hiện, nhóm giao thức này mang tính "phòng bệnh hơn chữa bệnh": thiết kế quy tắc cấp khóa sao cho deadlock KHÔNG THỂ xảy ra ngay từ đầu. Đây là phần trọng tâm mà các em cần nắm vững nhất, vì đề thi thường yêu cầu áp dụng giao thức Wa</w:t>
+      </w:r>
+      <w:r>
+        <w:rPr>
+          <w:color w:val="000000"/>
+          <w:sz w:val="24"/>
+          <w:szCs w:val="24"/>
+        </w:rPr>
+        <w:t>it-Die / Wound-Wait vào một lịch giao tác cụ thể.</w:t>
       </w:r>
     </w:p>
     <w:p>
       <w:pPr>
         <w:pStyle w:val="Heading2"/>
-        <w:spacing w:after="150" w:before="300"/>
-      </w:pPr>
-      <w:r>
-        <w:rPr>
-          <w:rFonts w:ascii="Times New Roman" w:cs="Times New Roman" w:eastAsia="Times New Roman" w:hAnsi="Times New Roman"/>
+        <w:spacing w:before="300" w:after="150"/>
+      </w:pPr>
+      <w:r>
+        <w:rPr>
           <w:b/>
           <w:bCs/>
           <w:color w:val="1F3864"/>
           <w:sz w:val="27"/>
           <w:szCs w:val="27"/>
         </w:rPr>
-        <w:t xml:space="preserve">3.1. Giao thức Khóa hai giai đoạn (2PL) áp dụng cho ngăn deadlock</w:t>
+        <w:t>3.1. Giao thức Khóa hai giai đoạn (2PL) áp dụng cho ngăn deadlock</w:t>
       </w:r>
     </w:p>
     <w:p>
@@ -1024,17 +1011,14 @@
           <w:ilvl w:val="0"/>
           <w:numId w:val="2"/>
         </w:numPr>
-        <w:spacing w:after="100" w:line="300"/>
-      </w:pPr>
-      <w:r>
-        <w:rPr>
-          <w:rFonts w:ascii="Times New Roman" w:cs="Times New Roman" w:eastAsia="Times New Roman" w:hAnsi="Times New Roman"/>
-          <w:b w:val="false"/>
-          <w:bCs w:val="false"/>
-          <w:sz w:val="24"/>
-          <w:szCs w:val="24"/>
-        </w:rPr>
-        <w:t xml:space="preserve">Giao tác phải xin cấp TẤT CẢ các khóa cần thiết (cả read_set và write_set) trước khi bắt đầu thực hiện.</w:t>
+        <w:spacing w:after="100" w:line="300" w:lineRule="auto"/>
+      </w:pPr>
+      <w:r>
+        <w:rPr>
+          <w:sz w:val="24"/>
+          <w:szCs w:val="24"/>
+        </w:rPr>
+        <w:t>Giao tác phải xin cấp TẤT CẢ các khóa cần thiết (cả read_set và write_set) trước khi bắt đầu thực hiện.</w:t>
       </w:r>
     </w:p>
     <w:p>
@@ -1044,17 +1028,21 @@
           <w:ilvl w:val="0"/>
           <w:numId w:val="2"/>
         </w:numPr>
-        <w:spacing w:after="100" w:line="300"/>
-      </w:pPr>
-      <w:r>
-        <w:rPr>
-          <w:rFonts w:ascii="Times New Roman" w:cs="Times New Roman" w:eastAsia="Times New Roman" w:hAnsi="Times New Roman"/>
-          <w:b w:val="false"/>
-          <w:bCs w:val="false"/>
-          <w:sz w:val="24"/>
-          <w:szCs w:val="24"/>
-        </w:rPr>
-        <w:t xml:space="preserve">Nếu không được cấp đủ toàn bộ khóa yêu cầu, giao tác không được giữ bất kỳ khóa nào và phải chờ để xin lại từ đầu.</w:t>
+        <w:spacing w:after="100" w:line="300" w:lineRule="auto"/>
+      </w:pPr>
+      <w:r>
+        <w:rPr>
+          <w:sz w:val="24"/>
+          <w:szCs w:val="24"/>
+        </w:rPr>
+        <w:t>Nếu không được cấp đủ toàn bộ khóa y</w:t>
+      </w:r>
+      <w:r>
+        <w:rPr>
+          <w:sz w:val="24"/>
+          <w:szCs w:val="24"/>
+        </w:rPr>
+        <w:t>êu cầu, giao tác không được giữ bất kỳ khóa nào và phải chờ để xin lại từ đầu.</w:t>
       </w:r>
     </w:p>
     <w:p>
@@ -1064,34 +1052,40 @@
           <w:ilvl w:val="0"/>
           <w:numId w:val="2"/>
         </w:numPr>
-        <w:spacing w:after="100" w:line="300"/>
-      </w:pPr>
-      <w:r>
-        <w:rPr>
-          <w:rFonts w:ascii="Times New Roman" w:cs="Times New Roman" w:eastAsia="Times New Roman" w:hAnsi="Times New Roman"/>
-          <w:b w:val="false"/>
-          <w:bCs w:val="false"/>
-          <w:sz w:val="24"/>
-          <w:szCs w:val="24"/>
-        </w:rPr>
-        <w:t xml:space="preserve">Hạn chế: hiệu suất thấp, và trong thực tế rất khó dự đoán trước toàn bộ tập dữ liệu mà giao tác sẽ cần khóa (đặc biệt với các giao tác có logic điều kiện phức tạp).</w:t>
+        <w:spacing w:after="100" w:line="300" w:lineRule="auto"/>
+      </w:pPr>
+      <w:r>
+        <w:rPr>
+          <w:sz w:val="24"/>
+          <w:szCs w:val="24"/>
+        </w:rPr>
+        <w:t>Hạn chế: hiệu suất thấp, và trong thực tế rất khó dự đoán trước toàn bộ tập dữ liệu mà giao tác sẽ cần khóa (đặc biệt với các giao tác có logic điều kiện phức tạp).</w:t>
       </w:r>
     </w:p>
     <w:p>
       <w:pPr>
         <w:pStyle w:val="Heading2"/>
-        <w:spacing w:after="150" w:before="300"/>
-      </w:pPr>
-      <w:r>
-        <w:rPr>
-          <w:rFonts w:ascii="Times New Roman" w:cs="Times New Roman" w:eastAsia="Times New Roman" w:hAnsi="Times New Roman"/>
+        <w:spacing w:before="300" w:after="150"/>
+      </w:pPr>
+      <w:r>
+        <w:rPr>
           <w:b/>
           <w:bCs/>
           <w:color w:val="1F3864"/>
           <w:sz w:val="27"/>
           <w:szCs w:val="27"/>
         </w:rPr>
-        <w:t xml:space="preserve">3.2. Giao thức sắp xếp thứ tự các đơn vị dữ liệu (Ordering All the Items)</w:t>
+        <w:t>3.2. Giao th</w:t>
+      </w:r>
+      <w:r>
+        <w:rPr>
+          <w:b/>
+          <w:bCs/>
+          <w:color w:val="1F3864"/>
+          <w:sz w:val="27"/>
+          <w:szCs w:val="27"/>
+        </w:rPr>
+        <w:t>ức sắp xếp thứ tự các đơn vị dữ liệu (Ordering All the Items)</w:t>
       </w:r>
     </w:p>
     <w:p>
@@ -1101,17 +1095,14 @@
           <w:ilvl w:val="0"/>
           <w:numId w:val="2"/>
         </w:numPr>
-        <w:spacing w:after="100" w:line="300"/>
-      </w:pPr>
-      <w:r>
-        <w:rPr>
-          <w:rFonts w:ascii="Times New Roman" w:cs="Times New Roman" w:eastAsia="Times New Roman" w:hAnsi="Times New Roman"/>
-          <w:b w:val="false"/>
-          <w:bCs w:val="false"/>
-          <w:sz w:val="24"/>
-          <w:szCs w:val="24"/>
-        </w:rPr>
-        <w:t xml:space="preserve">Mỗi giao tác khi yêu cầu khóa phải xin khóa các đơn vị dữ liệu theo đúng một thứ tự cố định đã được định nghĩa trước trong CSDL.</w:t>
+        <w:spacing w:after="100" w:line="300" w:lineRule="auto"/>
+      </w:pPr>
+      <w:r>
+        <w:rPr>
+          <w:sz w:val="24"/>
+          <w:szCs w:val="24"/>
+        </w:rPr>
+        <w:t>Mỗi giao tác khi yêu cầu khóa phải xin khóa các đơn vị dữ liệu theo đúng một thứ tự cố định đã được định nghĩa trước trong CSDL.</w:t>
       </w:r>
     </w:p>
     <w:p>
@@ -1121,17 +1112,14 @@
           <w:ilvl w:val="0"/>
           <w:numId w:val="2"/>
         </w:numPr>
-        <w:spacing w:after="100" w:line="300"/>
-      </w:pPr>
-      <w:r>
-        <w:rPr>
-          <w:rFonts w:ascii="Times New Roman" w:cs="Times New Roman" w:eastAsia="Times New Roman" w:hAnsi="Times New Roman"/>
-          <w:b w:val="false"/>
-          <w:bCs w:val="false"/>
-          <w:sz w:val="24"/>
-          <w:szCs w:val="24"/>
-        </w:rPr>
-        <w:t xml:space="preserve">Hạn chế:</w:t>
+        <w:spacing w:after="100" w:line="300" w:lineRule="auto"/>
+      </w:pPr>
+      <w:r>
+        <w:rPr>
+          <w:sz w:val="24"/>
+          <w:szCs w:val="24"/>
+        </w:rPr>
+        <w:t>Hạn chế:</w:t>
       </w:r>
     </w:p>
     <w:p>
@@ -1141,15 +1129,14 @@
           <w:ilvl w:val="1"/>
           <w:numId w:val="2"/>
         </w:numPr>
-        <w:spacing w:after="100" w:line="300"/>
-      </w:pPr>
-      <w:r>
-        <w:rPr>
-          <w:rFonts w:ascii="Times New Roman" w:cs="Times New Roman" w:eastAsia="Times New Roman" w:hAnsi="Times New Roman"/>
-          <w:sz w:val="24"/>
-          <w:szCs w:val="24"/>
-        </w:rPr>
-        <w:t xml:space="preserve">Không thực tế trong hệ thống lớn và phức tạp.</w:t>
+        <w:spacing w:after="100" w:line="300" w:lineRule="auto"/>
+      </w:pPr>
+      <w:r>
+        <w:rPr>
+          <w:sz w:val="24"/>
+          <w:szCs w:val="24"/>
+        </w:rPr>
+        <w:t>Không thực tế trong hệ thống lớn và phức tạp.</w:t>
       </w:r>
     </w:p>
     <w:p>
@@ -1159,15 +1146,14 @@
           <w:ilvl w:val="1"/>
           <w:numId w:val="2"/>
         </w:numPr>
-        <w:spacing w:after="100" w:line="300"/>
-      </w:pPr>
-      <w:r>
-        <w:rPr>
-          <w:rFonts w:ascii="Times New Roman" w:cs="Times New Roman" w:eastAsia="Times New Roman" w:hAnsi="Times New Roman"/>
-          <w:sz w:val="24"/>
-          <w:szCs w:val="24"/>
-        </w:rPr>
-        <w:t xml:space="preserve">Khó xác định một thứ tự toàn cục hợp lý cho tất cả dữ liệu.</w:t>
+        <w:spacing w:after="100" w:line="300" w:lineRule="auto"/>
+      </w:pPr>
+      <w:r>
+        <w:rPr>
+          <w:sz w:val="24"/>
+          <w:szCs w:val="24"/>
+        </w:rPr>
+        <w:t>Khó xác định một thứ tự toàn cục hợp lý cho tất cả dữ liệu.</w:t>
       </w:r>
     </w:p>
     <w:p>
@@ -1177,15 +1163,14 @@
           <w:ilvl w:val="1"/>
           <w:numId w:val="2"/>
         </w:numPr>
-        <w:spacing w:after="100" w:line="300"/>
-      </w:pPr>
-      <w:r>
-        <w:rPr>
-          <w:rFonts w:ascii="Times New Roman" w:cs="Times New Roman" w:eastAsia="Times New Roman" w:hAnsi="Times New Roman"/>
-          <w:sz w:val="24"/>
-          <w:szCs w:val="24"/>
-        </w:rPr>
-        <w:t xml:space="preserve">Lập trình viên phải tự kiểm soát thứ tự truy cập, dễ sai sót.</w:t>
+        <w:spacing w:after="100" w:line="300" w:lineRule="auto"/>
+      </w:pPr>
+      <w:r>
+        <w:rPr>
+          <w:sz w:val="24"/>
+          <w:szCs w:val="24"/>
+        </w:rPr>
+        <w:t>Lập trình viên phải tự kiểm soát thứ tự truy cập, dễ sai sót.</w:t>
       </w:r>
     </w:p>
     <w:p>
@@ -1195,61 +1180,71 @@
           <w:ilvl w:val="1"/>
           <w:numId w:val="2"/>
         </w:numPr>
-        <w:spacing w:after="100" w:line="300"/>
-      </w:pPr>
-      <w:r>
-        <w:rPr>
-          <w:rFonts w:ascii="Times New Roman" w:cs="Times New Roman" w:eastAsia="Times New Roman" w:hAnsi="Times New Roman"/>
-          <w:sz w:val="24"/>
-          <w:szCs w:val="24"/>
-        </w:rPr>
-        <w:t xml:space="preserve">Không linh hoạt khi truy vấn phức tạp, thứ tự truy cập thay đổi tùy ngữ cảnh.</w:t>
+        <w:spacing w:after="100" w:line="300" w:lineRule="auto"/>
+      </w:pPr>
+      <w:r>
+        <w:rPr>
+          <w:sz w:val="24"/>
+          <w:szCs w:val="24"/>
+        </w:rPr>
+        <w:t>Không linh hoạt khi truy vấn phức tạp, thứ tự truy cập thay đổi tùy ngữ cảnh.</w:t>
       </w:r>
     </w:p>
     <w:p>
       <w:pPr>
         <w:pStyle w:val="Heading2"/>
-        <w:spacing w:after="150" w:before="300"/>
-      </w:pPr>
-      <w:r>
-        <w:rPr>
-          <w:rFonts w:ascii="Times New Roman" w:cs="Times New Roman" w:eastAsia="Times New Roman" w:hAnsi="Times New Roman"/>
+        <w:spacing w:before="300" w:after="150"/>
+      </w:pPr>
+      <w:r>
+        <w:rPr>
           <w:b/>
           <w:bCs/>
           <w:color w:val="1F3864"/>
           <w:sz w:val="27"/>
           <w:szCs w:val="27"/>
         </w:rPr>
-        <w:t xml:space="preserve">3.3. Giao thức Nhãn thời gian giao tác (Transaction Timestamp)</w:t>
-      </w:r>
-    </w:p>
-    <w:p>
-      <w:pPr>
-        <w:spacing w:after="160" w:line="300"/>
+        <w:t>3.3. Giao thức Nhãn thời gian giao tác (Transaction Time</w:t>
+      </w:r>
+      <w:r>
+        <w:rPr>
+          <w:b/>
+          <w:bCs/>
+          <w:color w:val="1F3864"/>
+          <w:sz w:val="27"/>
+          <w:szCs w:val="27"/>
+        </w:rPr>
+        <w:t>stamp)</w:t>
+      </w:r>
+    </w:p>
+    <w:p>
+      <w:pPr>
+        <w:spacing w:after="160" w:line="300" w:lineRule="auto"/>
         <w:jc w:val="both"/>
       </w:pPr>
       <w:r>
         <w:rPr>
-          <w:rFonts w:ascii="Times New Roman" w:cs="Times New Roman" w:eastAsia="Times New Roman" w:hAnsi="Times New Roman"/>
-          <w:b w:val="false"/>
-          <w:bCs w:val="false"/>
-          <w:i w:val="false"/>
-          <w:iCs w:val="false"/>
           <w:color w:val="000000"/>
           <w:sz w:val="24"/>
           <w:szCs w:val="24"/>
         </w:rPr>
-        <w:t xml:space="preserve">Đây là nội dung QUAN TRỌNG NHẤT của chương — các em cần học kỹ để giải bài tập. Mỗi giao tác T được gán một nhãn thời gian TS(T) duy nhất ngay khi bắt đầu (giao tác càng bắt đầu sớm thì TS càng nhỏ, tức càng "già/cũ"). Có hai chiến lược chính, đối xứng nhau về nguyên tắc xử lý:</w:t>
-      </w:r>
-    </w:p>
-    <w:p>
-      <w:pPr>
-        <w:spacing w:after="100" w:before="200"/>
+        <w:t>Đây là nội dung QUAN TRỌNG NHẤT của chương — các em cần học kỹ để giải bài tập. Mỗi giao tác T được gán một nhãn thời gian TS(T) duy nhất ngay khi bắt đầu (giao tác càng bắt đầu sớm thì TS càng nhỏ, tức càng "già/cũ"). Có hai chiến lược chính, đối x</w:t>
+      </w:r>
+      <w:r>
+        <w:rPr>
+          <w:color w:val="000000"/>
+          <w:sz w:val="24"/>
+          <w:szCs w:val="24"/>
+        </w:rPr>
+        <w:t>ứng nhau về nguyên tắc xử lý:</w:t>
+      </w:r>
+    </w:p>
+    <w:p>
+      <w:pPr>
+        <w:spacing w:before="200" w:after="100"/>
         <w:jc w:val="center"/>
       </w:pPr>
       <w:r>
         <w:rPr>
-          <w:rFonts w:ascii="Times New Roman" w:cs="Times New Roman" w:eastAsia="Times New Roman" w:hAnsi="Times New Roman"/>
           <w:b/>
           <w:bCs/>
           <w:i/>
@@ -1258,38 +1253,49 @@
           <w:sz w:val="23"/>
           <w:szCs w:val="23"/>
         </w:rPr>
-        <w:t xml:space="preserve">Bảng 4.2 — Quy tắc xử lý của Wait-Die và Wound-Wait</w:t>
+        <w:t>Bảng 4.2 — Quy tắc xử lý của Wait-Die và Wound-Wait</w:t>
       </w:r>
     </w:p>
     <w:tbl>
       <w:tblPr>
-        <w:tblW w:type="dxa" w:w="9350"/>
+        <w:tblW w:w="9350" w:type="dxa"/>
         <w:tblBorders>
-          <w:top w:val="single" w:color="auto" w:sz="4"/>
-          <w:left w:val="single" w:color="auto" w:sz="4"/>
-          <w:bottom w:val="single" w:color="auto" w:sz="4"/>
-          <w:right w:val="single" w:color="auto" w:sz="4"/>
-          <w:insideH w:val="single" w:color="auto" w:sz="4"/>
-          <w:insideV w:val="single" w:color="auto" w:sz="4"/>
+          <w:top w:val="single" w:sz="4" w:space="0" w:color="auto"/>
+          <w:left w:val="single" w:sz="4" w:space="0" w:color="auto"/>
+          <w:bottom w:val="single" w:sz="4" w:space="0" w:color="auto"/>
+          <w:right w:val="single" w:sz="4" w:space="0" w:color="auto"/>
+          <w:insideH w:val="single" w:sz="4" w:space="0" w:color="auto"/>
+          <w:insideV w:val="single" w:sz="4" w:space="0" w:color="auto"/>
         </w:tblBorders>
+        <w:tblCellMar>
+          <w:left w:w="10" w:type="dxa"/>
+          <w:right w:w="10" w:type="dxa"/>
+        </w:tblCellMar>
+        <w:tblLook w:val="0000" w:firstRow="0" w:lastRow="0" w:firstColumn="0" w:lastColumn="0" w:noHBand="0" w:noVBand="0"/>
       </w:tblPr>
       <w:tblGrid>
         <w:gridCol w:w="2200"/>
         <w:gridCol w:w="7150"/>
       </w:tblGrid>
       <w:tr>
+        <w:tblPrEx>
+          <w:tblCellMar>
+            <w:top w:w="0" w:type="dxa"/>
+            <w:bottom w:w="0" w:type="dxa"/>
+          </w:tblCellMar>
+        </w:tblPrEx>
         <w:trPr>
           <w:tblHeader/>
         </w:trPr>
         <w:tc>
           <w:tcPr>
-            <w:tcW w:type="dxa" w:w="2200"/>
-            <w:shd w:fill="1F3864" w:val="clear"/>
-            <w:tcMar>
-              <w:top w:type="dxa" w:w="100"/>
-              <w:left w:type="dxa" w:w="120"/>
-              <w:bottom w:type="dxa" w:w="100"/>
-              <w:right w:type="dxa" w:w="120"/>
+            <w:tcW w:w="2200" w:type="dxa"/>
+            <w:shd w:val="clear" w:color="auto" w:fill="1F3864"/>
+            <w:tcMar>
+              <w:top w:w="100" w:type="dxa"/>
+              <w:left w:w="120" w:type="dxa"/>
+              <w:bottom w:w="100" w:type="dxa"/>
+              <w:right w:w="120" w:type="dxa"/>
             </w:tcMar>
             <w:vAlign w:val="center"/>
           </w:tcPr>
@@ -1299,26 +1305,25 @@
             </w:pPr>
             <w:r>
               <w:rPr>
-                <w:rFonts w:ascii="Times New Roman" w:cs="Times New Roman" w:eastAsia="Times New Roman" w:hAnsi="Times New Roman"/>
                 <w:b/>
                 <w:bCs/>
                 <w:color w:val="FFFFFF"/>
                 <w:sz w:val="22"/>
                 <w:szCs w:val="22"/>
               </w:rPr>
-              <w:t xml:space="preserve">Giao thức</w:t>
+              <w:t>Giao thức</w:t>
             </w:r>
           </w:p>
         </w:tc>
         <w:tc>
           <w:tcPr>
-            <w:tcW w:type="dxa" w:w="7150"/>
-            <w:shd w:fill="1F3864" w:val="clear"/>
-            <w:tcMar>
-              <w:top w:type="dxa" w:w="100"/>
-              <w:left w:type="dxa" w:w="120"/>
-              <w:bottom w:type="dxa" w:w="100"/>
-              <w:right w:type="dxa" w:w="120"/>
+            <w:tcW w:w="7150" w:type="dxa"/>
+            <w:shd w:val="clear" w:color="auto" w:fill="1F3864"/>
+            <w:tcMar>
+              <w:top w:w="100" w:type="dxa"/>
+              <w:left w:w="120" w:type="dxa"/>
+              <w:bottom w:w="100" w:type="dxa"/>
+              <w:right w:w="120" w:type="dxa"/>
             </w:tcMar>
             <w:vAlign w:val="center"/>
           </w:tcPr>
@@ -1328,132 +1333,123 @@
             </w:pPr>
             <w:r>
               <w:rPr>
-                <w:rFonts w:ascii="Times New Roman" w:cs="Times New Roman" w:eastAsia="Times New Roman" w:hAnsi="Times New Roman"/>
                 <w:b/>
                 <w:bCs/>
                 <w:color w:val="FFFFFF"/>
                 <w:sz w:val="22"/>
                 <w:szCs w:val="22"/>
               </w:rPr>
-              <w:t xml:space="preserve">Quy tắc xử lý</w:t>
+              <w:t>Quy tắc xử lý</w:t>
             </w:r>
           </w:p>
         </w:tc>
       </w:tr>
       <w:tr>
-        <w:tc>
-          <w:tcPr>
-            <w:tcW w:type="dxa" w:w="2200"/>
-            <w:shd w:fill="DCE6F1" w:val="clear"/>
-            <w:tcMar>
-              <w:top w:type="dxa" w:w="100"/>
-              <w:left w:type="dxa" w:w="120"/>
-              <w:bottom w:type="dxa" w:w="100"/>
-              <w:right w:type="dxa" w:w="120"/>
-            </w:tcMar>
-            <w:vAlign w:val="center"/>
-          </w:tcPr>
-          <w:p>
-            <w:pPr>
-              <w:jc w:val="left"/>
-            </w:pPr>
+        <w:tblPrEx>
+          <w:tblCellMar>
+            <w:top w:w="0" w:type="dxa"/>
+            <w:bottom w:w="0" w:type="dxa"/>
+          </w:tblCellMar>
+        </w:tblPrEx>
+        <w:tc>
+          <w:tcPr>
+            <w:tcW w:w="2200" w:type="dxa"/>
+            <w:shd w:val="clear" w:color="auto" w:fill="DCE6F1"/>
+            <w:tcMar>
+              <w:top w:w="100" w:type="dxa"/>
+              <w:left w:w="120" w:type="dxa"/>
+              <w:bottom w:w="100" w:type="dxa"/>
+              <w:right w:w="120" w:type="dxa"/>
+            </w:tcMar>
+            <w:vAlign w:val="center"/>
+          </w:tcPr>
+          <w:p>
             <w:r>
               <w:rPr>
-                <w:rFonts w:ascii="Times New Roman" w:cs="Times New Roman" w:eastAsia="Times New Roman" w:hAnsi="Times New Roman"/>
                 <w:b/>
                 <w:bCs/>
                 <w:color w:val="000000"/>
                 <w:sz w:val="22"/>
                 <w:szCs w:val="22"/>
               </w:rPr>
-              <w:t xml:space="preserve">Wait-Die</w:t>
+              <w:t>Wait-Die</w:t>
             </w:r>
           </w:p>
         </w:tc>
         <w:tc>
           <w:tcPr>
-            <w:tcW w:type="dxa" w:w="7150"/>
-            <w:tcMar>
-              <w:top w:type="dxa" w:w="100"/>
-              <w:left w:type="dxa" w:w="120"/>
-              <w:bottom w:type="dxa" w:w="100"/>
-              <w:right w:type="dxa" w:w="120"/>
-            </w:tcMar>
-            <w:vAlign w:val="center"/>
-          </w:tcPr>
-          <w:p>
-            <w:pPr>
-              <w:jc w:val="left"/>
-            </w:pPr>
+            <w:tcW w:w="7150" w:type="dxa"/>
+            <w:tcMar>
+              <w:top w:w="100" w:type="dxa"/>
+              <w:left w:w="120" w:type="dxa"/>
+              <w:bottom w:w="100" w:type="dxa"/>
+              <w:right w:w="120" w:type="dxa"/>
+            </w:tcMar>
+            <w:vAlign w:val="center"/>
+          </w:tcPr>
+          <w:p>
             <w:r>
               <w:rPr>
-                <w:rFonts w:ascii="Times New Roman" w:cs="Times New Roman" w:eastAsia="Times New Roman" w:hAnsi="Times New Roman"/>
-                <w:b w:val="false"/>
-                <w:bCs w:val="false"/>
                 <w:color w:val="000000"/>
                 <w:sz w:val="22"/>
                 <w:szCs w:val="22"/>
               </w:rPr>
-              <w:t xml:space="preserve">Nếu Ti CŨ hơn Tj (tức TS(Ti) &lt; TS(Tj)): Ti được phép CHỜ (wait). Ngược lại (Ti trẻ hơn Tj): Ti bị HỦY (die).</w:t>
+              <w:t>Nếu Ti CŨ hơn Tj (tức TS(Ti) &lt; TS(Tj)): Ti được phép CHỜ (wait). Ngược lại (Ti trẻ hơn Tj): Ti bị HỦY (die).</w:t>
             </w:r>
           </w:p>
         </w:tc>
       </w:tr>
       <w:tr>
-        <w:tc>
-          <w:tcPr>
-            <w:tcW w:type="dxa" w:w="2200"/>
-            <w:shd w:fill="DCE6F1" w:val="clear"/>
-            <w:tcMar>
-              <w:top w:type="dxa" w:w="100"/>
-              <w:left w:type="dxa" w:w="120"/>
-              <w:bottom w:type="dxa" w:w="100"/>
-              <w:right w:type="dxa" w:w="120"/>
-            </w:tcMar>
-            <w:vAlign w:val="center"/>
-          </w:tcPr>
-          <w:p>
-            <w:pPr>
-              <w:jc w:val="left"/>
-            </w:pPr>
+        <w:tblPrEx>
+          <w:tblCellMar>
+            <w:top w:w="0" w:type="dxa"/>
+            <w:bottom w:w="0" w:type="dxa"/>
+          </w:tblCellMar>
+        </w:tblPrEx>
+        <w:tc>
+          <w:tcPr>
+            <w:tcW w:w="2200" w:type="dxa"/>
+            <w:shd w:val="clear" w:color="auto" w:fill="DCE6F1"/>
+            <w:tcMar>
+              <w:top w:w="100" w:type="dxa"/>
+              <w:left w:w="120" w:type="dxa"/>
+              <w:bottom w:w="100" w:type="dxa"/>
+              <w:right w:w="120" w:type="dxa"/>
+            </w:tcMar>
+            <w:vAlign w:val="center"/>
+          </w:tcPr>
+          <w:p>
             <w:r>
               <w:rPr>
-                <w:rFonts w:ascii="Times New Roman" w:cs="Times New Roman" w:eastAsia="Times New Roman" w:hAnsi="Times New Roman"/>
                 <w:b/>
                 <w:bCs/>
                 <w:color w:val="000000"/>
                 <w:sz w:val="22"/>
                 <w:szCs w:val="22"/>
               </w:rPr>
-              <w:t xml:space="preserve">Wound-Wait</w:t>
+              <w:t>Wound-Wait</w:t>
             </w:r>
           </w:p>
         </w:tc>
         <w:tc>
           <w:tcPr>
-            <w:tcW w:type="dxa" w:w="7150"/>
-            <w:tcMar>
-              <w:top w:type="dxa" w:w="100"/>
-              <w:left w:type="dxa" w:w="120"/>
-              <w:bottom w:type="dxa" w:w="100"/>
-              <w:right w:type="dxa" w:w="120"/>
-            </w:tcMar>
-            <w:vAlign w:val="center"/>
-          </w:tcPr>
-          <w:p>
-            <w:pPr>
-              <w:jc w:val="left"/>
-            </w:pPr>
+            <w:tcW w:w="7150" w:type="dxa"/>
+            <w:tcMar>
+              <w:top w:w="100" w:type="dxa"/>
+              <w:left w:w="120" w:type="dxa"/>
+              <w:bottom w:w="100" w:type="dxa"/>
+              <w:right w:w="120" w:type="dxa"/>
+            </w:tcMar>
+            <w:vAlign w:val="center"/>
+          </w:tcPr>
+          <w:p>
             <w:r>
               <w:rPr>
-                <w:rFonts w:ascii="Times New Roman" w:cs="Times New Roman" w:eastAsia="Times New Roman" w:hAnsi="Times New Roman"/>
-                <w:b w:val="false"/>
-                <w:bCs w:val="false"/>
                 <w:color w:val="000000"/>
                 <w:sz w:val="22"/>
                 <w:szCs w:val="22"/>
               </w:rPr>
-              <w:t xml:space="preserve">Nếu Ti CŨ hơn Tj: Tj bị HỦY (wound). Ngược lại (Ti trẻ hơn Tj): Ti được phép CHỜ (wait).</w:t>
+              <w:t>Nếu Ti CŨ hơn Tj: Tj bị HỦY (wound). Ngược lại (Ti trẻ hơn Tj): Ti được phép CHỜ (wait).</w:t>
             </w:r>
           </w:p>
         </w:tc>
@@ -1461,31 +1457,33 @@
     </w:tbl>
     <w:p>
       <w:pPr>
-        <w:spacing w:after="160" w:line="300"/>
+        <w:spacing w:after="160" w:line="300" w:lineRule="auto"/>
         <w:jc w:val="both"/>
       </w:pPr>
       <w:r>
         <w:rPr>
-          <w:rFonts w:ascii="Times New Roman" w:cs="Times New Roman" w:eastAsia="Times New Roman" w:hAnsi="Times New Roman"/>
-          <w:b w:val="false"/>
-          <w:bCs w:val="false"/>
-          <w:i w:val="false"/>
-          <w:iCs w:val="false"/>
           <w:color w:val="000000"/>
           <w:sz w:val="24"/>
           <w:szCs w:val="24"/>
         </w:rPr>
-        <w:t xml:space="preserve">Mẹo ghi nhớ cho các em: trong cả hai giao thức, giao tác GIÀ luôn được ưu tiên tồn tại hơn giao tác TRẺ. Điểm khác biệt chỉ nằm ở việc "ai là người phải chờ, ai là người bị hủy" khi có xung đột — Wait-Die để giao tác già chờ, còn Wound-Wait để giao tác già "đánh gục" (wound) giao tác trẻ đang giữ khóa.</w:t>
+        <w:t>Mẹo ghi nhớ cho các em: trong cả hai giao thức, giao tác GIÀ luôn được ưu tiên tồn tại hơn giao tác TRẺ. Điểm khác biệt chỉ nằm ở việc "ai là người phải chờ, ai là ng</w:t>
+      </w:r>
+      <w:r>
+        <w:rPr>
+          <w:color w:val="000000"/>
+          <w:sz w:val="24"/>
+          <w:szCs w:val="24"/>
+        </w:rPr>
+        <w:t>ười bị hủy" khi có xung đột — Wait-Die để giao tác già chờ, còn Wound-Wait để giao tác già "đánh gục" (wound) giao tác trẻ đang giữ khóa.</w:t>
       </w:r>
     </w:p>
     <w:p>
       <w:pPr>
         <w:pStyle w:val="Heading3"/>
-        <w:spacing w:after="120" w:before="200"/>
-      </w:pPr>
-      <w:r>
-        <w:rPr>
-          <w:rFonts w:ascii="Times New Roman" w:cs="Times New Roman" w:eastAsia="Times New Roman" w:hAnsi="Times New Roman"/>
+        <w:spacing w:before="200" w:after="120"/>
+      </w:pPr>
+      <w:r>
+        <w:rPr>
           <w:b/>
           <w:bCs/>
           <w:i/>
@@ -1494,47 +1492,45 @@
           <w:sz w:val="25"/>
           <w:szCs w:val="25"/>
         </w:rPr>
-        <w:t xml:space="preserve">Ví dụ minh họa chung</w:t>
+        <w:lastRenderedPageBreak/>
+        <w:t>Ví dụ minh họa chung</w:t>
       </w:r>
     </w:p>
     <w:p>
       <w:pPr>
         <w:pBdr>
-          <w:left w:val="single" w:color="2E74B5" w:sz="18" w:space="8"/>
+          <w:left w:val="single" w:sz="18" w:space="8" w:color="2E74B5"/>
         </w:pBdr>
-        <w:shd w:fill="EAF1FB" w:val="clear"/>
-        <w:spacing w:after="200" w:before="100" w:line="300"/>
+        <w:shd w:val="clear" w:color="auto" w:fill="EAF1FB"/>
+        <w:spacing w:before="100" w:after="200" w:line="300" w:lineRule="auto"/>
         <w:ind w:left="360"/>
       </w:pPr>
       <w:r>
         <w:rPr>
-          <w:rFonts w:ascii="Times New Roman" w:cs="Times New Roman" w:eastAsia="Times New Roman" w:hAnsi="Times New Roman"/>
           <w:b/>
           <w:bCs/>
           <w:color w:val="2E74B5"/>
           <w:sz w:val="24"/>
           <w:szCs w:val="24"/>
         </w:rPr>
-        <w:t xml:space="preserve">🧩 Ví dụ minh họa: </w:t>
-      </w:r>
-      <w:r>
-        <w:rPr>
-          <w:rFonts w:ascii="Times New Roman" w:cs="Times New Roman" w:eastAsia="Times New Roman" w:hAnsi="Times New Roman"/>
+        <w:t xml:space="preserve">Ví dụ minh họa: </w:t>
+      </w:r>
+      <w:r>
+        <w:rPr>
           <w:color w:val="333333"/>
           <w:sz w:val="24"/>
           <w:szCs w:val="24"/>
         </w:rPr>
-        <w:t xml:space="preserve">Xét lịch S gồm T1, T2, T3 với nhãn thời gian TS(T1) = 10, TS(T2) = 20, TS(T3) = 30 (T1 là giao tác già nhất, T3 là giao tác trẻ nhất).</w:t>
+        <w:t>Xét lịch S gồm T1, T2, T3 với nhãn thời gian TS(T1) = 10, TS(T2) = 20, TS(T3) = 30 (T1 là giao tác già nhất, T3 là giao tác trẻ nhất).</w:t>
       </w:r>
     </w:p>
     <w:p>
       <w:pPr>
         <w:pStyle w:val="Heading3"/>
-        <w:spacing w:after="120" w:before="200"/>
-      </w:pPr>
-      <w:r>
-        <w:rPr>
-          <w:rFonts w:ascii="Times New Roman" w:cs="Times New Roman" w:eastAsia="Times New Roman" w:hAnsi="Times New Roman"/>
+        <w:spacing w:before="200" w:after="120"/>
+      </w:pPr>
+      <w:r>
+        <w:rPr>
           <w:b/>
           <w:bCs/>
           <w:i/>
@@ -1543,36 +1539,100 @@
           <w:sz w:val="25"/>
           <w:szCs w:val="25"/>
         </w:rPr>
-        <w:t xml:space="preserve">a) Áp dụng giao thức Wait-Die</w:t>
-      </w:r>
-    </w:p>
-    <w:p>
-      <w:pPr>
-        <w:spacing w:after="160" w:line="300"/>
+        <w:t>a) Áp dụng giao thức Wait-Die</w:t>
+      </w:r>
+    </w:p>
+    <w:p>
+      <w:pPr>
+        <w:spacing w:after="160" w:line="300" w:lineRule="auto"/>
         <w:jc w:val="both"/>
       </w:pPr>
       <w:r>
         <w:rPr>
-          <w:rFonts w:ascii="Times New Roman" w:cs="Times New Roman" w:eastAsia="Times New Roman" w:hAnsi="Times New Roman"/>
-          <w:b w:val="false"/>
-          <w:bCs w:val="false"/>
-          <w:i w:val="false"/>
-          <w:iCs w:val="false"/>
           <w:color w:val="000000"/>
           <w:sz w:val="24"/>
           <w:szCs w:val="24"/>
         </w:rPr>
-        <w:t xml:space="preserve">Tình huống: T1 đang giữ X và T2 yêu cầu X → vì TS(T1)=10 &lt; TS(T2)=20 nên T1 cũ hơn T2 → T2 được phép CHỜ. Tiếp theo, T2 đang giữ X (khi được cấp) và T3 yêu cầu X → vì TS(T2)=20 &lt; TS(T3)=30 nên T2 cũ hơn T3 → T3 cũng được phép CHỜ. Tuy nhiên, khi T3 (đang giữ Y) mà T1 lại yêu cầu Y để hoàn tất chu trình chờ ngược lại, thì vì TS(T3)=30 &gt; TS(T1)=10 nghĩa là T3 là giao tác TRẺ hơn đang giữ tài nguyên T1 cần — theo quy tắc, giao tác yêu cầu (ở đây xét theo chiều T3 muốn chờ T1) sẽ KHÔNG được chờ mà bị HỦY, nhờ đó chu trình chờ vòng tròn bị cắt đứt ngay từ đầu và deadlock không thể hình thành.</w:t>
+        <w:t>Tình huống: T1 đang giữ X và T2 yêu cầu X → vì TS(T</w:t>
+      </w:r>
+      <w:proofErr w:type="gramStart"/>
+      <w:r>
+        <w:rPr>
+          <w:color w:val="000000"/>
+          <w:sz w:val="24"/>
+          <w:szCs w:val="24"/>
+        </w:rPr>
+        <w:t>1)=</w:t>
+      </w:r>
+      <w:proofErr w:type="gramEnd"/>
+      <w:r>
+        <w:rPr>
+          <w:color w:val="000000"/>
+          <w:sz w:val="24"/>
+          <w:szCs w:val="24"/>
+        </w:rPr>
+        <w:t xml:space="preserve">10 &lt; TS(T2)=20 nên T1 cũ hơn T2 → T2 </w:t>
+      </w:r>
+      <w:r>
+        <w:rPr>
+          <w:color w:val="000000"/>
+          <w:sz w:val="24"/>
+          <w:szCs w:val="24"/>
+        </w:rPr>
+        <w:t>được phép CHỜ. Tiếp theo, T2 đang giữ X (khi được cấp) và T3 yêu cầu X → vì TS(T</w:t>
+      </w:r>
+      <w:proofErr w:type="gramStart"/>
+      <w:r>
+        <w:rPr>
+          <w:color w:val="000000"/>
+          <w:sz w:val="24"/>
+          <w:szCs w:val="24"/>
+        </w:rPr>
+        <w:t>2)=</w:t>
+      </w:r>
+      <w:proofErr w:type="gramEnd"/>
+      <w:r>
+        <w:rPr>
+          <w:color w:val="000000"/>
+          <w:sz w:val="24"/>
+          <w:szCs w:val="24"/>
+        </w:rPr>
+        <w:t>20 &lt; TS(T3)=30 nên T2 cũ hơn T3 → T3 cũng được phép CHỜ. Tuy nhiên, khi T3 (đang giữ Y) mà T1 lại yêu cầu Y để hoàn tất chu trình chờ ngược lại, thì vì TS(T</w:t>
+      </w:r>
+      <w:proofErr w:type="gramStart"/>
+      <w:r>
+        <w:rPr>
+          <w:color w:val="000000"/>
+          <w:sz w:val="24"/>
+          <w:szCs w:val="24"/>
+        </w:rPr>
+        <w:t>3)=</w:t>
+      </w:r>
+      <w:proofErr w:type="gramEnd"/>
+      <w:r>
+        <w:rPr>
+          <w:color w:val="000000"/>
+          <w:sz w:val="24"/>
+          <w:szCs w:val="24"/>
+        </w:rPr>
+        <w:t>30 &gt; TS(T1)=10</w:t>
+      </w:r>
+      <w:r>
+        <w:rPr>
+          <w:color w:val="000000"/>
+          <w:sz w:val="24"/>
+          <w:szCs w:val="24"/>
+        </w:rPr>
+        <w:t xml:space="preserve"> nghĩa là T3 là giao tác TRẺ hơn đang giữ tài nguyên T1 cần — theo quy tắc, giao tác yêu cầu (ở đây xét theo chiều T3 muốn chờ T1) sẽ KHÔNG được chờ mà bị HỦY, nhờ đó chu trình chờ vòng tròn bị cắt đứt ngay từ đầu và deadlock không thể hình thành.</w:t>
       </w:r>
     </w:p>
     <w:p>
       <w:pPr>
         <w:pStyle w:val="Heading3"/>
-        <w:spacing w:after="120" w:before="200"/>
-      </w:pPr>
-      <w:r>
-        <w:rPr>
-          <w:rFonts w:ascii="Times New Roman" w:cs="Times New Roman" w:eastAsia="Times New Roman" w:hAnsi="Times New Roman"/>
+        <w:spacing w:before="200" w:after="120"/>
+      </w:pPr>
+      <w:r>
+        <w:rPr>
           <w:b/>
           <w:bCs/>
           <w:i/>
@@ -1581,68 +1641,100 @@
           <w:sz w:val="25"/>
           <w:szCs w:val="25"/>
         </w:rPr>
-        <w:t xml:space="preserve">b) Áp dụng giao thức Wound-Wait</w:t>
-      </w:r>
-    </w:p>
-    <w:p>
-      <w:pPr>
-        <w:spacing w:after="160" w:line="300"/>
+        <w:t>b) Áp dụ</w:t>
+      </w:r>
+      <w:r>
+        <w:rPr>
+          <w:b/>
+          <w:bCs/>
+          <w:i/>
+          <w:iCs/>
+          <w:color w:val="2E74B5"/>
+          <w:sz w:val="25"/>
+          <w:szCs w:val="25"/>
+        </w:rPr>
+        <w:t>ng giao thức Wound-Wait</w:t>
+      </w:r>
+    </w:p>
+    <w:p>
+      <w:pPr>
+        <w:spacing w:after="160" w:line="300" w:lineRule="auto"/>
         <w:jc w:val="both"/>
       </w:pPr>
       <w:r>
         <w:rPr>
-          <w:rFonts w:ascii="Times New Roman" w:cs="Times New Roman" w:eastAsia="Times New Roman" w:hAnsi="Times New Roman"/>
-          <w:b w:val="false"/>
-          <w:bCs w:val="false"/>
-          <w:i w:val="false"/>
-          <w:iCs w:val="false"/>
           <w:color w:val="000000"/>
           <w:sz w:val="24"/>
           <w:szCs w:val="24"/>
         </w:rPr>
-        <w:t xml:space="preserve">Tình huống tương tự: T1 (già) yêu cầu X do T2 (trẻ) đang giữ → vì T1 cũ hơn T2, theo quy tắc Wound-Wait, T2 bị HỦY (wound) ngay lập tức để nhường tài nguyên cho T1. Ngược lại, khi T3 (trẻ) yêu cầu tài nguyên do T1 hoặc T2 (già hơn) đang giữ, T3 sẽ được phép CHỜ chứ không bị hủy. Nhờ cơ chế "chủ động hủy giao tác trẻ đang cản đường giao tác già" này, vòng chờ khép kín cũng không thể hình thành.</w:t>
+        <w:t xml:space="preserve">Tình huống tương tự: T1 (già) yêu cầu X do T2 (trẻ) đang giữ → vì T1 cũ hơn T2, theo quy tắc Wound-Wait, T2 bị HỦY (wound) ngay lập tức để nhường tài nguyên cho T1. Ngược lại, khi T3 (trẻ) yêu cầu tài nguyên do T1 hoặc T2 (già hơn) </w:t>
+      </w:r>
+      <w:r>
+        <w:rPr>
+          <w:color w:val="000000"/>
+          <w:sz w:val="24"/>
+          <w:szCs w:val="24"/>
+        </w:rPr>
+        <w:t>đang giữ, T3 sẽ được phép CHỜ chứ không bị hủy. Nhờ cơ chế "chủ động hủy giao tác trẻ đang cản đường giao tác già" này, vòng chờ khép kín cũng không thể hình thành.</w:t>
       </w:r>
     </w:p>
     <w:p>
       <w:pPr>
         <w:pBdr>
-          <w:left w:val="single" w:color="C00000" w:sz="18" w:space="8"/>
+          <w:left w:val="single" w:sz="18" w:space="8" w:color="C00000"/>
         </w:pBdr>
-        <w:shd w:fill="FBEAEA" w:val="clear"/>
-        <w:spacing w:after="200" w:before="100" w:line="300"/>
+        <w:shd w:val="clear" w:color="auto" w:fill="FBEAEA"/>
+        <w:spacing w:before="100" w:after="200" w:line="300" w:lineRule="auto"/>
         <w:ind w:left="360"/>
       </w:pPr>
       <w:r>
         <w:rPr>
-          <w:rFonts w:ascii="Times New Roman" w:cs="Times New Roman" w:eastAsia="Times New Roman" w:hAnsi="Times New Roman"/>
           <w:b/>
           <w:bCs/>
           <w:color w:val="C00000"/>
           <w:sz w:val="24"/>
           <w:szCs w:val="24"/>
         </w:rPr>
-        <w:t xml:space="preserve">📌 Lưu ý: </w:t>
-      </w:r>
-      <w:r>
-        <w:rPr>
-          <w:rFonts w:ascii="Times New Roman" w:cs="Times New Roman" w:eastAsia="Times New Roman" w:hAnsi="Times New Roman"/>
+        <w:t>📌</w:t>
+      </w:r>
+      <w:r>
+        <w:rPr>
+          <w:b/>
+          <w:bCs/>
+          <w:color w:val="C00000"/>
+          <w:sz w:val="24"/>
+          <w:szCs w:val="24"/>
+        </w:rPr>
+        <w:t xml:space="preserve"> Lưu ý: </w:t>
+      </w:r>
+      <w:r>
+        <w:rPr>
           <w:i/>
           <w:iCs/>
           <w:color w:val="444444"/>
           <w:sz w:val="24"/>
           <w:szCs w:val="24"/>
         </w:rPr>
-        <w:t xml:space="preserve">Trong cả hai ví dụ trên, mấu chốt là: chu trình chờ chỉ có thể khép kín nếu tồn tại một cạnh đi "ngược chiều" thời gian (một giao tác trẻ phải chờ một giao tác già hơn nó theo hướng tạo vòng). Cả Wait-Die và Wound-Wait đều được thiết kế để luôn cắt đứt chính cạnh ngược chiều đó — đây là lý do vì sao cả hai giao thức đều CHỨNG MINH được là không bao giờ sinh ra deadlock.</w:t>
-      </w:r>
-    </w:p>
-    <w:p>
-      <w:pPr>
-        <w:spacing w:after="100" w:before="200"/>
+        <w:t>Trong cả hai ví dụ trên, mấu chốt là: chu trình chờ chỉ có thể khép kín nếu tồn tại một cạnh đi "ngược chiều" thời gian (một giao tác trẻ phải chờ một giao tác già hơn nó theo hướng tạo vòng). Cả Wait-Die và Wound-Wait đều được thiết kế để luôn cắt đứt chí</w:t>
+      </w:r>
+      <w:r>
+        <w:rPr>
+          <w:i/>
+          <w:iCs/>
+          <w:color w:val="444444"/>
+          <w:sz w:val="24"/>
+          <w:szCs w:val="24"/>
+        </w:rPr>
+        <w:t>nh cạnh ngược chiều đó — đây là lý do vì sao cả hai giao thức đều CHỨNG MINH được là không bao giờ sinh ra deadlock.</w:t>
+      </w:r>
+    </w:p>
+    <w:p>
+      <w:pPr>
+        <w:spacing w:before="200" w:after="100"/>
         <w:jc w:val="center"/>
       </w:pPr>
       <w:r>
         <w:rPr>
-          <w:rFonts w:ascii="Times New Roman" w:cs="Times New Roman" w:eastAsia="Times New Roman" w:hAnsi="Times New Roman"/>
           <w:b/>
           <w:bCs/>
           <w:i/>
@@ -1651,20 +1743,25 @@
           <w:sz w:val="23"/>
           <w:szCs w:val="23"/>
         </w:rPr>
-        <w:t xml:space="preserve">Bảng 4.3 — So sánh chi tiết Wait-Die và Wound-Wait</w:t>
+        <w:t>Bảng 4.3 — So sánh chi tiết Wait-Die và Wound-Wait</w:t>
       </w:r>
     </w:p>
     <w:tbl>
       <w:tblPr>
-        <w:tblW w:type="dxa" w:w="9350"/>
+        <w:tblW w:w="9350" w:type="dxa"/>
         <w:tblBorders>
-          <w:top w:val="single" w:color="auto" w:sz="4"/>
-          <w:left w:val="single" w:color="auto" w:sz="4"/>
-          <w:bottom w:val="single" w:color="auto" w:sz="4"/>
-          <w:right w:val="single" w:color="auto" w:sz="4"/>
-          <w:insideH w:val="single" w:color="auto" w:sz="4"/>
-          <w:insideV w:val="single" w:color="auto" w:sz="4"/>
+          <w:top w:val="single" w:sz="4" w:space="0" w:color="auto"/>
+          <w:left w:val="single" w:sz="4" w:space="0" w:color="auto"/>
+          <w:bottom w:val="single" w:sz="4" w:space="0" w:color="auto"/>
+          <w:right w:val="single" w:sz="4" w:space="0" w:color="auto"/>
+          <w:insideH w:val="single" w:sz="4" w:space="0" w:color="auto"/>
+          <w:insideV w:val="single" w:sz="4" w:space="0" w:color="auto"/>
         </w:tblBorders>
+        <w:tblCellMar>
+          <w:left w:w="10" w:type="dxa"/>
+          <w:right w:w="10" w:type="dxa"/>
+        </w:tblCellMar>
+        <w:tblLook w:val="0000" w:firstRow="0" w:lastRow="0" w:firstColumn="0" w:lastColumn="0" w:noHBand="0" w:noVBand="0"/>
       </w:tblPr>
       <w:tblGrid>
         <w:gridCol w:w="3350"/>
@@ -1672,18 +1769,24 @@
         <w:gridCol w:w="3000"/>
       </w:tblGrid>
       <w:tr>
+        <w:tblPrEx>
+          <w:tblCellMar>
+            <w:top w:w="0" w:type="dxa"/>
+            <w:bottom w:w="0" w:type="dxa"/>
+          </w:tblCellMar>
+        </w:tblPrEx>
         <w:trPr>
           <w:tblHeader/>
         </w:trPr>
         <w:tc>
           <w:tcPr>
-            <w:tcW w:type="dxa" w:w="3350"/>
-            <w:shd w:fill="1F3864" w:val="clear"/>
-            <w:tcMar>
-              <w:top w:type="dxa" w:w="100"/>
-              <w:left w:type="dxa" w:w="120"/>
-              <w:bottom w:type="dxa" w:w="100"/>
-              <w:right w:type="dxa" w:w="120"/>
+            <w:tcW w:w="3350" w:type="dxa"/>
+            <w:shd w:val="clear" w:color="auto" w:fill="1F3864"/>
+            <w:tcMar>
+              <w:top w:w="100" w:type="dxa"/>
+              <w:left w:w="120" w:type="dxa"/>
+              <w:bottom w:w="100" w:type="dxa"/>
+              <w:right w:w="120" w:type="dxa"/>
             </w:tcMar>
             <w:vAlign w:val="center"/>
           </w:tcPr>
@@ -1693,26 +1796,25 @@
             </w:pPr>
             <w:r>
               <w:rPr>
-                <w:rFonts w:ascii="Times New Roman" w:cs="Times New Roman" w:eastAsia="Times New Roman" w:hAnsi="Times New Roman"/>
                 <w:b/>
                 <w:bCs/>
                 <w:color w:val="FFFFFF"/>
                 <w:sz w:val="22"/>
                 <w:szCs w:val="22"/>
               </w:rPr>
-              <w:t xml:space="preserve">Tiêu chí</w:t>
+              <w:t>Tiêu chí</w:t>
             </w:r>
           </w:p>
         </w:tc>
         <w:tc>
           <w:tcPr>
-            <w:tcW w:type="dxa" w:w="3000"/>
-            <w:shd w:fill="1F3864" w:val="clear"/>
-            <w:tcMar>
-              <w:top w:type="dxa" w:w="100"/>
-              <w:left w:type="dxa" w:w="120"/>
-              <w:bottom w:type="dxa" w:w="100"/>
-              <w:right w:type="dxa" w:w="120"/>
+            <w:tcW w:w="3000" w:type="dxa"/>
+            <w:shd w:val="clear" w:color="auto" w:fill="1F3864"/>
+            <w:tcMar>
+              <w:top w:w="100" w:type="dxa"/>
+              <w:left w:w="120" w:type="dxa"/>
+              <w:bottom w:w="100" w:type="dxa"/>
+              <w:right w:w="120" w:type="dxa"/>
             </w:tcMar>
             <w:vAlign w:val="center"/>
           </w:tcPr>
@@ -1722,26 +1824,25 @@
             </w:pPr>
             <w:r>
               <w:rPr>
-                <w:rFonts w:ascii="Times New Roman" w:cs="Times New Roman" w:eastAsia="Times New Roman" w:hAnsi="Times New Roman"/>
                 <w:b/>
                 <w:bCs/>
                 <w:color w:val="FFFFFF"/>
                 <w:sz w:val="22"/>
                 <w:szCs w:val="22"/>
               </w:rPr>
-              <w:t xml:space="preserve">Wait-Die</w:t>
+              <w:t>Wait-Die</w:t>
             </w:r>
           </w:p>
         </w:tc>
         <w:tc>
           <w:tcPr>
-            <w:tcW w:type="dxa" w:w="3000"/>
-            <w:shd w:fill="1F3864" w:val="clear"/>
-            <w:tcMar>
-              <w:top w:type="dxa" w:w="100"/>
-              <w:left w:type="dxa" w:w="120"/>
-              <w:bottom w:type="dxa" w:w="100"/>
-              <w:right w:type="dxa" w:w="120"/>
+            <w:tcW w:w="3000" w:type="dxa"/>
+            <w:shd w:val="clear" w:color="auto" w:fill="1F3864"/>
+            <w:tcMar>
+              <w:top w:w="100" w:type="dxa"/>
+              <w:left w:w="120" w:type="dxa"/>
+              <w:bottom w:w="100" w:type="dxa"/>
+              <w:right w:w="120" w:type="dxa"/>
             </w:tcMar>
             <w:vAlign w:val="center"/>
           </w:tcPr>
@@ -1751,56 +1852,57 @@
             </w:pPr>
             <w:r>
               <w:rPr>
-                <w:rFonts w:ascii="Times New Roman" w:cs="Times New Roman" w:eastAsia="Times New Roman" w:hAnsi="Times New Roman"/>
                 <w:b/>
                 <w:bCs/>
                 <w:color w:val="FFFFFF"/>
                 <w:sz w:val="22"/>
                 <w:szCs w:val="22"/>
               </w:rPr>
-              <w:t xml:space="preserve">Wound-Wait</w:t>
+              <w:t>Wound-Wait</w:t>
             </w:r>
           </w:p>
         </w:tc>
       </w:tr>
       <w:tr>
-        <w:tc>
-          <w:tcPr>
-            <w:tcW w:type="dxa" w:w="3350"/>
-            <w:shd w:fill="F2F2F2" w:val="clear"/>
-            <w:tcMar>
-              <w:top w:type="dxa" w:w="100"/>
-              <w:left w:type="dxa" w:w="120"/>
-              <w:bottom w:type="dxa" w:w="100"/>
-              <w:right w:type="dxa" w:w="120"/>
-            </w:tcMar>
-            <w:vAlign w:val="center"/>
-          </w:tcPr>
-          <w:p>
-            <w:pPr>
-              <w:jc w:val="left"/>
-            </w:pPr>
+        <w:tblPrEx>
+          <w:tblCellMar>
+            <w:top w:w="0" w:type="dxa"/>
+            <w:bottom w:w="0" w:type="dxa"/>
+          </w:tblCellMar>
+        </w:tblPrEx>
+        <w:tc>
+          <w:tcPr>
+            <w:tcW w:w="3350" w:type="dxa"/>
+            <w:shd w:val="clear" w:color="auto" w:fill="F2F2F2"/>
+            <w:tcMar>
+              <w:top w:w="100" w:type="dxa"/>
+              <w:left w:w="120" w:type="dxa"/>
+              <w:bottom w:w="100" w:type="dxa"/>
+              <w:right w:w="120" w:type="dxa"/>
+            </w:tcMar>
+            <w:vAlign w:val="center"/>
+          </w:tcPr>
+          <w:p>
             <w:r>
               <w:rPr>
-                <w:rFonts w:ascii="Times New Roman" w:cs="Times New Roman" w:eastAsia="Times New Roman" w:hAnsi="Times New Roman"/>
                 <w:b/>
                 <w:bCs/>
                 <w:color w:val="000000"/>
                 <w:sz w:val="22"/>
                 <w:szCs w:val="22"/>
               </w:rPr>
-              <w:t xml:space="preserve">Giao tác cũ (già)</w:t>
+              <w:t>Giao tác cũ (già)</w:t>
             </w:r>
           </w:p>
         </w:tc>
         <w:tc>
           <w:tcPr>
-            <w:tcW w:type="dxa" w:w="3000"/>
-            <w:tcMar>
-              <w:top w:type="dxa" w:w="100"/>
-              <w:left w:type="dxa" w:w="120"/>
-              <w:bottom w:type="dxa" w:w="100"/>
-              <w:right w:type="dxa" w:w="120"/>
+            <w:tcW w:w="3000" w:type="dxa"/>
+            <w:tcMar>
+              <w:top w:w="100" w:type="dxa"/>
+              <w:left w:w="120" w:type="dxa"/>
+              <w:bottom w:w="100" w:type="dxa"/>
+              <w:right w:w="120" w:type="dxa"/>
             </w:tcMar>
             <w:vAlign w:val="center"/>
           </w:tcPr>
@@ -1810,25 +1912,22 @@
             </w:pPr>
             <w:r>
               <w:rPr>
-                <w:rFonts w:ascii="Times New Roman" w:cs="Times New Roman" w:eastAsia="Times New Roman" w:hAnsi="Times New Roman"/>
-                <w:b w:val="false"/>
-                <w:bCs w:val="false"/>
                 <w:color w:val="000000"/>
                 <w:sz w:val="22"/>
                 <w:szCs w:val="22"/>
               </w:rPr>
-              <w:t xml:space="preserve">Phải chờ</w:t>
+              <w:t>Phải chờ</w:t>
             </w:r>
           </w:p>
         </w:tc>
         <w:tc>
           <w:tcPr>
-            <w:tcW w:type="dxa" w:w="3000"/>
-            <w:tcMar>
-              <w:top w:type="dxa" w:w="100"/>
-              <w:left w:type="dxa" w:w="120"/>
-              <w:bottom w:type="dxa" w:w="100"/>
-              <w:right w:type="dxa" w:w="120"/>
+            <w:tcW w:w="3000" w:type="dxa"/>
+            <w:tcMar>
+              <w:top w:w="100" w:type="dxa"/>
+              <w:left w:w="120" w:type="dxa"/>
+              <w:bottom w:w="100" w:type="dxa"/>
+              <w:right w:w="120" w:type="dxa"/>
             </w:tcMar>
             <w:vAlign w:val="center"/>
           </w:tcPr>
@@ -1838,56 +1937,55 @@
             </w:pPr>
             <w:r>
               <w:rPr>
-                <w:rFonts w:ascii="Times New Roman" w:cs="Times New Roman" w:eastAsia="Times New Roman" w:hAnsi="Times New Roman"/>
-                <w:b w:val="false"/>
-                <w:bCs w:val="false"/>
                 <w:color w:val="000000"/>
                 <w:sz w:val="22"/>
                 <w:szCs w:val="22"/>
               </w:rPr>
-              <w:t xml:space="preserve">Không chờ (được ưu tiên ngay)</w:t>
+              <w:t>Không chờ (được ưu tiên ngay)</w:t>
             </w:r>
           </w:p>
         </w:tc>
       </w:tr>
       <w:tr>
-        <w:tc>
-          <w:tcPr>
-            <w:tcW w:type="dxa" w:w="3350"/>
-            <w:shd w:fill="F2F2F2" w:val="clear"/>
-            <w:tcMar>
-              <w:top w:type="dxa" w:w="100"/>
-              <w:left w:type="dxa" w:w="120"/>
-              <w:bottom w:type="dxa" w:w="100"/>
-              <w:right w:type="dxa" w:w="120"/>
-            </w:tcMar>
-            <w:vAlign w:val="center"/>
-          </w:tcPr>
-          <w:p>
-            <w:pPr>
-              <w:jc w:val="left"/>
-            </w:pPr>
+        <w:tblPrEx>
+          <w:tblCellMar>
+            <w:top w:w="0" w:type="dxa"/>
+            <w:bottom w:w="0" w:type="dxa"/>
+          </w:tblCellMar>
+        </w:tblPrEx>
+        <w:tc>
+          <w:tcPr>
+            <w:tcW w:w="3350" w:type="dxa"/>
+            <w:shd w:val="clear" w:color="auto" w:fill="F2F2F2"/>
+            <w:tcMar>
+              <w:top w:w="100" w:type="dxa"/>
+              <w:left w:w="120" w:type="dxa"/>
+              <w:bottom w:w="100" w:type="dxa"/>
+              <w:right w:w="120" w:type="dxa"/>
+            </w:tcMar>
+            <w:vAlign w:val="center"/>
+          </w:tcPr>
+          <w:p>
             <w:r>
               <w:rPr>
-                <w:rFonts w:ascii="Times New Roman" w:cs="Times New Roman" w:eastAsia="Times New Roman" w:hAnsi="Times New Roman"/>
                 <w:b/>
                 <w:bCs/>
                 <w:color w:val="000000"/>
                 <w:sz w:val="22"/>
                 <w:szCs w:val="22"/>
               </w:rPr>
-              <w:t xml:space="preserve">Giao tác trẻ</w:t>
+              <w:t>Giao tác trẻ</w:t>
             </w:r>
           </w:p>
         </w:tc>
         <w:tc>
           <w:tcPr>
-            <w:tcW w:type="dxa" w:w="3000"/>
-            <w:tcMar>
-              <w:top w:type="dxa" w:w="100"/>
-              <w:left w:type="dxa" w:w="120"/>
-              <w:bottom w:type="dxa" w:w="100"/>
-              <w:right w:type="dxa" w:w="120"/>
+            <w:tcW w:w="3000" w:type="dxa"/>
+            <w:tcMar>
+              <w:top w:w="100" w:type="dxa"/>
+              <w:left w:w="120" w:type="dxa"/>
+              <w:bottom w:w="100" w:type="dxa"/>
+              <w:right w:w="120" w:type="dxa"/>
             </w:tcMar>
             <w:vAlign w:val="center"/>
           </w:tcPr>
@@ -1897,25 +1995,22 @@
             </w:pPr>
             <w:r>
               <w:rPr>
-                <w:rFonts w:ascii="Times New Roman" w:cs="Times New Roman" w:eastAsia="Times New Roman" w:hAnsi="Times New Roman"/>
-                <w:b w:val="false"/>
-                <w:bCs w:val="false"/>
                 <w:color w:val="000000"/>
                 <w:sz w:val="22"/>
                 <w:szCs w:val="22"/>
               </w:rPr>
-              <w:t xml:space="preserve">Bị rollback (die)</w:t>
+              <w:t>Bị rollback (die)</w:t>
             </w:r>
           </w:p>
         </w:tc>
         <w:tc>
           <w:tcPr>
-            <w:tcW w:type="dxa" w:w="3000"/>
-            <w:tcMar>
-              <w:top w:type="dxa" w:w="100"/>
-              <w:left w:type="dxa" w:w="120"/>
-              <w:bottom w:type="dxa" w:w="100"/>
-              <w:right w:type="dxa" w:w="120"/>
+            <w:tcW w:w="3000" w:type="dxa"/>
+            <w:tcMar>
+              <w:top w:w="100" w:type="dxa"/>
+              <w:left w:w="120" w:type="dxa"/>
+              <w:bottom w:w="100" w:type="dxa"/>
+              <w:right w:w="120" w:type="dxa"/>
             </w:tcMar>
             <w:vAlign w:val="center"/>
           </w:tcPr>
@@ -1925,56 +2020,55 @@
             </w:pPr>
             <w:r>
               <w:rPr>
-                <w:rFonts w:ascii="Times New Roman" w:cs="Times New Roman" w:eastAsia="Times New Roman" w:hAnsi="Times New Roman"/>
-                <w:b w:val="false"/>
-                <w:bCs w:val="false"/>
                 <w:color w:val="000000"/>
                 <w:sz w:val="22"/>
                 <w:szCs w:val="22"/>
               </w:rPr>
-              <w:t xml:space="preserve">Phải chờ</w:t>
+              <w:t>Phải chờ</w:t>
             </w:r>
           </w:p>
         </w:tc>
       </w:tr>
       <w:tr>
-        <w:tc>
-          <w:tcPr>
-            <w:tcW w:type="dxa" w:w="3350"/>
-            <w:shd w:fill="F2F2F2" w:val="clear"/>
-            <w:tcMar>
-              <w:top w:type="dxa" w:w="100"/>
-              <w:left w:type="dxa" w:w="120"/>
-              <w:bottom w:type="dxa" w:w="100"/>
-              <w:right w:type="dxa" w:w="120"/>
-            </w:tcMar>
-            <w:vAlign w:val="center"/>
-          </w:tcPr>
-          <w:p>
-            <w:pPr>
-              <w:jc w:val="left"/>
-            </w:pPr>
+        <w:tblPrEx>
+          <w:tblCellMar>
+            <w:top w:w="0" w:type="dxa"/>
+            <w:bottom w:w="0" w:type="dxa"/>
+          </w:tblCellMar>
+        </w:tblPrEx>
+        <w:tc>
+          <w:tcPr>
+            <w:tcW w:w="3350" w:type="dxa"/>
+            <w:shd w:val="clear" w:color="auto" w:fill="F2F2F2"/>
+            <w:tcMar>
+              <w:top w:w="100" w:type="dxa"/>
+              <w:left w:w="120" w:type="dxa"/>
+              <w:bottom w:w="100" w:type="dxa"/>
+              <w:right w:w="120" w:type="dxa"/>
+            </w:tcMar>
+            <w:vAlign w:val="center"/>
+          </w:tcPr>
+          <w:p>
             <w:r>
               <w:rPr>
-                <w:rFonts w:ascii="Times New Roman" w:cs="Times New Roman" w:eastAsia="Times New Roman" w:hAnsi="Times New Roman"/>
                 <w:b/>
                 <w:bCs/>
                 <w:color w:val="000000"/>
                 <w:sz w:val="22"/>
                 <w:szCs w:val="22"/>
               </w:rPr>
-              <w:t xml:space="preserve">Số lần rollback trong thực tế</w:t>
+              <w:t>Số lần rollback trong thực tế</w:t>
             </w:r>
           </w:p>
         </w:tc>
         <w:tc>
           <w:tcPr>
-            <w:tcW w:type="dxa" w:w="3000"/>
-            <w:tcMar>
-              <w:top w:type="dxa" w:w="100"/>
-              <w:left w:type="dxa" w:w="120"/>
-              <w:bottom w:type="dxa" w:w="100"/>
-              <w:right w:type="dxa" w:w="120"/>
+            <w:tcW w:w="3000" w:type="dxa"/>
+            <w:tcMar>
+              <w:top w:w="100" w:type="dxa"/>
+              <w:left w:w="120" w:type="dxa"/>
+              <w:bottom w:w="100" w:type="dxa"/>
+              <w:right w:w="120" w:type="dxa"/>
             </w:tcMar>
             <w:vAlign w:val="center"/>
           </w:tcPr>
@@ -1984,25 +2078,22 @@
             </w:pPr>
             <w:r>
               <w:rPr>
-                <w:rFonts w:ascii="Times New Roman" w:cs="Times New Roman" w:eastAsia="Times New Roman" w:hAnsi="Times New Roman"/>
-                <w:b w:val="false"/>
-                <w:bCs w:val="false"/>
                 <w:color w:val="000000"/>
                 <w:sz w:val="22"/>
                 <w:szCs w:val="22"/>
               </w:rPr>
-              <w:t xml:space="preserve">Nhiều hơn</w:t>
+              <w:t>Nhiều hơn</w:t>
             </w:r>
           </w:p>
         </w:tc>
         <w:tc>
           <w:tcPr>
-            <w:tcW w:type="dxa" w:w="3000"/>
-            <w:tcMar>
-              <w:top w:type="dxa" w:w="100"/>
-              <w:left w:type="dxa" w:w="120"/>
-              <w:bottom w:type="dxa" w:w="100"/>
-              <w:right w:type="dxa" w:w="120"/>
+            <w:tcW w:w="3000" w:type="dxa"/>
+            <w:tcMar>
+              <w:top w:w="100" w:type="dxa"/>
+              <w:left w:w="120" w:type="dxa"/>
+              <w:bottom w:w="100" w:type="dxa"/>
+              <w:right w:w="120" w:type="dxa"/>
             </w:tcMar>
             <w:vAlign w:val="center"/>
           </w:tcPr>
@@ -2012,56 +2103,55 @@
             </w:pPr>
             <w:r>
               <w:rPr>
-                <w:rFonts w:ascii="Times New Roman" w:cs="Times New Roman" w:eastAsia="Times New Roman" w:hAnsi="Times New Roman"/>
-                <w:b w:val="false"/>
-                <w:bCs w:val="false"/>
                 <w:color w:val="000000"/>
                 <w:sz w:val="22"/>
                 <w:szCs w:val="22"/>
               </w:rPr>
-              <w:t xml:space="preserve">Ít hơn</w:t>
+              <w:t>Ít hơn</w:t>
             </w:r>
           </w:p>
         </w:tc>
       </w:tr>
       <w:tr>
-        <w:tc>
-          <w:tcPr>
-            <w:tcW w:type="dxa" w:w="3350"/>
-            <w:shd w:fill="F2F2F2" w:val="clear"/>
-            <w:tcMar>
-              <w:top w:type="dxa" w:w="100"/>
-              <w:left w:type="dxa" w:w="120"/>
-              <w:bottom w:type="dxa" w:w="100"/>
-              <w:right w:type="dxa" w:w="120"/>
-            </w:tcMar>
-            <w:vAlign w:val="center"/>
-          </w:tcPr>
-          <w:p>
-            <w:pPr>
-              <w:jc w:val="left"/>
-            </w:pPr>
+        <w:tblPrEx>
+          <w:tblCellMar>
+            <w:top w:w="0" w:type="dxa"/>
+            <w:bottom w:w="0" w:type="dxa"/>
+          </w:tblCellMar>
+        </w:tblPrEx>
+        <w:tc>
+          <w:tcPr>
+            <w:tcW w:w="3350" w:type="dxa"/>
+            <w:shd w:val="clear" w:color="auto" w:fill="F2F2F2"/>
+            <w:tcMar>
+              <w:top w:w="100" w:type="dxa"/>
+              <w:left w:w="120" w:type="dxa"/>
+              <w:bottom w:w="100" w:type="dxa"/>
+              <w:right w:w="120" w:type="dxa"/>
+            </w:tcMar>
+            <w:vAlign w:val="center"/>
+          </w:tcPr>
+          <w:p>
             <w:r>
               <w:rPr>
-                <w:rFonts w:ascii="Times New Roman" w:cs="Times New Roman" w:eastAsia="Times New Roman" w:hAnsi="Times New Roman"/>
                 <w:b/>
                 <w:bCs/>
                 <w:color w:val="000000"/>
                 <w:sz w:val="22"/>
                 <w:szCs w:val="22"/>
               </w:rPr>
-              <w:t xml:space="preserve">Chống Starvation</w:t>
+              <w:t>Chống Starvation</w:t>
             </w:r>
           </w:p>
         </w:tc>
         <w:tc>
           <w:tcPr>
-            <w:tcW w:type="dxa" w:w="3000"/>
-            <w:tcMar>
-              <w:top w:type="dxa" w:w="100"/>
-              <w:left w:type="dxa" w:w="120"/>
-              <w:bottom w:type="dxa" w:w="100"/>
-              <w:right w:type="dxa" w:w="120"/>
+            <w:tcW w:w="3000" w:type="dxa"/>
+            <w:tcMar>
+              <w:top w:w="100" w:type="dxa"/>
+              <w:left w:w="120" w:type="dxa"/>
+              <w:bottom w:w="100" w:type="dxa"/>
+              <w:right w:w="120" w:type="dxa"/>
             </w:tcMar>
             <w:vAlign w:val="center"/>
           </w:tcPr>
@@ -2071,25 +2161,22 @@
             </w:pPr>
             <w:r>
               <w:rPr>
-                <w:rFonts w:ascii="Times New Roman" w:cs="Times New Roman" w:eastAsia="Times New Roman" w:hAnsi="Times New Roman"/>
-                <w:b w:val="false"/>
-                <w:bCs w:val="false"/>
                 <w:color w:val="000000"/>
                 <w:sz w:val="22"/>
                 <w:szCs w:val="22"/>
               </w:rPr>
-              <w:t xml:space="preserve">Có — giữ nguyên TS cũ khi khởi động lại</w:t>
+              <w:t>Có — giữ nguyên TS cũ khi khởi động lại</w:t>
             </w:r>
           </w:p>
         </w:tc>
         <w:tc>
           <w:tcPr>
-            <w:tcW w:type="dxa" w:w="3000"/>
-            <w:tcMar>
-              <w:top w:type="dxa" w:w="100"/>
-              <w:left w:type="dxa" w:w="120"/>
-              <w:bottom w:type="dxa" w:w="100"/>
-              <w:right w:type="dxa" w:w="120"/>
+            <w:tcW w:w="3000" w:type="dxa"/>
+            <w:tcMar>
+              <w:top w:w="100" w:type="dxa"/>
+              <w:left w:w="120" w:type="dxa"/>
+              <w:bottom w:w="100" w:type="dxa"/>
+              <w:right w:w="120" w:type="dxa"/>
             </w:tcMar>
             <w:vAlign w:val="center"/>
           </w:tcPr>
@@ -2099,14 +2186,11 @@
             </w:pPr>
             <w:r>
               <w:rPr>
-                <w:rFonts w:ascii="Times New Roman" w:cs="Times New Roman" w:eastAsia="Times New Roman" w:hAnsi="Times New Roman"/>
-                <w:b w:val="false"/>
-                <w:bCs w:val="false"/>
                 <w:color w:val="000000"/>
                 <w:sz w:val="22"/>
                 <w:szCs w:val="22"/>
               </w:rPr>
-              <w:t xml:space="preserve">Có — giữ nguyên TS cũ khi khởi động lại</w:t>
+              <w:t>Có — giữ nguyên TS cũ khi khởi động lại</w:t>
             </w:r>
           </w:p>
         </w:tc>
@@ -2115,50 +2199,57 @@
     <w:p>
       <w:pPr>
         <w:pBdr>
-          <w:left w:val="single" w:color="C00000" w:sz="18" w:space="8"/>
+          <w:left w:val="single" w:sz="18" w:space="8" w:color="C00000"/>
         </w:pBdr>
-        <w:shd w:fill="FBEAEA" w:val="clear"/>
-        <w:spacing w:after="200" w:before="100" w:line="300"/>
+        <w:shd w:val="clear" w:color="auto" w:fill="FBEAEA"/>
+        <w:spacing w:before="100" w:after="200" w:line="300" w:lineRule="auto"/>
         <w:ind w:left="360"/>
       </w:pPr>
       <w:r>
         <w:rPr>
-          <w:rFonts w:ascii="Times New Roman" w:cs="Times New Roman" w:eastAsia="Times New Roman" w:hAnsi="Times New Roman"/>
           <w:b/>
           <w:bCs/>
           <w:color w:val="C00000"/>
           <w:sz w:val="24"/>
           <w:szCs w:val="24"/>
         </w:rPr>
-        <w:t xml:space="preserve">📌 Lưu ý: </w:t>
-      </w:r>
-      <w:r>
-        <w:rPr>
-          <w:rFonts w:ascii="Times New Roman" w:cs="Times New Roman" w:eastAsia="Times New Roman" w:hAnsi="Times New Roman"/>
+        <w:t xml:space="preserve">Lưu ý: </w:t>
+      </w:r>
+      <w:r>
+        <w:rPr>
           <w:i/>
           <w:iCs/>
           <w:color w:val="444444"/>
           <w:sz w:val="24"/>
           <w:szCs w:val="24"/>
         </w:rPr>
-        <w:t xml:space="preserve">Đặc điểm chung quan trọng: cả hai giao thức đều tránh được Starvation, vì khi một giao tác bị rollback và khởi động lại, nó vẫn GIỮ NGUYÊN nhãn thời gian cũ (không được cấp TS mới). Nhờ vậy, càng bị rollback nhiều lần, giao tác đó càng "già" tương đối so với các giao tác mới sinh ra sau, và cuối cùng chắc chắn sẽ đến lượt được ưu tiên thực hiện xong.</w:t>
+        <w:t>Đặc điểm chung quan trọng: cả hai giao thức đều tránh được Starvation, vì khi một giao tác bị rollback và khởi động lại, nó vẫn GIỮ NGUYÊN nhãn thời gian cũ (không được cấp TS mới). Nhờ vậy, càng bị rollback nhiều lần, giao tác đó càng "già" tương đối so v</w:t>
+      </w:r>
+      <w:r>
+        <w:rPr>
+          <w:i/>
+          <w:iCs/>
+          <w:color w:val="444444"/>
+          <w:sz w:val="24"/>
+          <w:szCs w:val="24"/>
+        </w:rPr>
+        <w:t>ới các giao tác mới sinh ra sau, và cuối cùng chắc chắn sẽ đến lượt được ưu tiên thực hiện xong.</w:t>
       </w:r>
     </w:p>
     <w:p>
       <w:pPr>
         <w:pStyle w:val="Heading2"/>
-        <w:spacing w:after="150" w:before="300"/>
-      </w:pPr>
-      <w:r>
-        <w:rPr>
-          <w:rFonts w:ascii="Times New Roman" w:cs="Times New Roman" w:eastAsia="Times New Roman" w:hAnsi="Times New Roman"/>
+        <w:spacing w:before="300" w:after="150"/>
+      </w:pPr>
+      <w:r>
+        <w:rPr>
           <w:b/>
           <w:bCs/>
           <w:color w:val="1F3864"/>
           <w:sz w:val="27"/>
           <w:szCs w:val="27"/>
         </w:rPr>
-        <w:t xml:space="preserve">3.4. Các giao thức ngăn ngừa khác</w:t>
+        <w:t>3.4. Các giao thức ngăn ngừa khác</w:t>
       </w:r>
     </w:p>
     <w:p>
@@ -2168,17 +2259,22 @@
           <w:ilvl w:val="0"/>
           <w:numId w:val="2"/>
         </w:numPr>
-        <w:spacing w:after="100" w:line="300"/>
-      </w:pPr>
-      <w:r>
-        <w:rPr>
-          <w:rFonts w:ascii="Times New Roman" w:cs="Times New Roman" w:eastAsia="Times New Roman" w:hAnsi="Times New Roman"/>
-          <w:b w:val="false"/>
-          <w:bCs w:val="false"/>
-          <w:sz w:val="24"/>
-          <w:szCs w:val="24"/>
-        </w:rPr>
-        <w:t xml:space="preserve">No Waiting: nếu giao tác không xin được khóa ngay lập tức, nó sẽ bị rollback ngay lập tức (không chờ đợi dưới bất kỳ hình thức nào).</w:t>
+        <w:spacing w:after="100" w:line="300" w:lineRule="auto"/>
+      </w:pPr>
+      <w:r>
+        <w:rPr>
+          <w:sz w:val="24"/>
+          <w:szCs w:val="24"/>
+        </w:rPr>
+        <w:lastRenderedPageBreak/>
+        <w:t>No Waiting: nếu giao tác không xin được khóa ngay lập tức, nó sẽ bị rollback ngay lập tức (không chờ đợi dưới bất kỳ hình thứ</w:t>
+      </w:r>
+      <w:r>
+        <w:rPr>
+          <w:sz w:val="24"/>
+          <w:szCs w:val="24"/>
+        </w:rPr>
+        <w:t>c nào).</w:t>
       </w:r>
     </w:p>
     <w:p>
@@ -2188,17 +2284,14 @@
           <w:ilvl w:val="0"/>
           <w:numId w:val="2"/>
         </w:numPr>
-        <w:spacing w:after="100" w:line="300"/>
-      </w:pPr>
-      <w:r>
-        <w:rPr>
-          <w:rFonts w:ascii="Times New Roman" w:cs="Times New Roman" w:eastAsia="Times New Roman" w:hAnsi="Times New Roman"/>
-          <w:b w:val="false"/>
-          <w:bCs w:val="false"/>
-          <w:sz w:val="24"/>
-          <w:szCs w:val="24"/>
-        </w:rPr>
-        <w:t xml:space="preserve">Cautious Waiting: khi Ti yêu cầu khóa X đang do Tj chiếm giữ:</w:t>
+        <w:spacing w:after="100" w:line="300" w:lineRule="auto"/>
+      </w:pPr>
+      <w:r>
+        <w:rPr>
+          <w:sz w:val="24"/>
+          <w:szCs w:val="24"/>
+        </w:rPr>
+        <w:t>Cautious Waiting: khi Ti yêu cầu khóa X đang do Tj chiếm giữ:</w:t>
       </w:r>
     </w:p>
     <w:p>
@@ -2208,15 +2301,14 @@
           <w:ilvl w:val="1"/>
           <w:numId w:val="2"/>
         </w:numPr>
-        <w:spacing w:after="100" w:line="300"/>
-      </w:pPr>
-      <w:r>
-        <w:rPr>
-          <w:rFonts w:ascii="Times New Roman" w:cs="Times New Roman" w:eastAsia="Times New Roman" w:hAnsi="Times New Roman"/>
-          <w:sz w:val="24"/>
-          <w:szCs w:val="24"/>
-        </w:rPr>
-        <w:t xml:space="preserve">Nếu Tj đang ở trạng thái CHỜ (chờ một khóa khác) → Ti bị rollback ngay.</w:t>
+        <w:spacing w:after="100" w:line="300" w:lineRule="auto"/>
+      </w:pPr>
+      <w:r>
+        <w:rPr>
+          <w:sz w:val="24"/>
+          <w:szCs w:val="24"/>
+        </w:rPr>
+        <w:t>Nếu Tj đang ở trạng thái CHỜ (chờ một khóa khác) → Ti bị rollback ngay.</w:t>
       </w:r>
     </w:p>
     <w:p>
@@ -2226,47 +2318,54 @@
           <w:ilvl w:val="1"/>
           <w:numId w:val="2"/>
         </w:numPr>
-        <w:spacing w:after="100" w:line="300"/>
-      </w:pPr>
-      <w:r>
-        <w:rPr>
-          <w:rFonts w:ascii="Times New Roman" w:cs="Times New Roman" w:eastAsia="Times New Roman" w:hAnsi="Times New Roman"/>
-          <w:sz w:val="24"/>
-          <w:szCs w:val="24"/>
-        </w:rPr>
-        <w:t xml:space="preserve">Nếu Tj đang HOẠT ĐỘNG (không chờ ai) → Ti được phép chờ Tj.</w:t>
+        <w:spacing w:after="100" w:line="300" w:lineRule="auto"/>
+      </w:pPr>
+      <w:r>
+        <w:rPr>
+          <w:sz w:val="24"/>
+          <w:szCs w:val="24"/>
+        </w:rPr>
+        <w:t>Nếu Tj đang HOẠT ĐỘNG (không chờ ai) → Ti được phép chờ Tj.</w:t>
       </w:r>
     </w:p>
     <w:p>
       <w:pPr>
         <w:pBdr>
-          <w:left w:val="single" w:color="C00000" w:sz="18" w:space="8"/>
+          <w:left w:val="single" w:sz="18" w:space="8" w:color="C00000"/>
         </w:pBdr>
-        <w:shd w:fill="FBEAEA" w:val="clear"/>
-        <w:spacing w:after="200" w:before="100" w:line="300"/>
+        <w:shd w:val="clear" w:color="auto" w:fill="FBEAEA"/>
+        <w:spacing w:before="100" w:after="200" w:line="300" w:lineRule="auto"/>
         <w:ind w:left="360"/>
       </w:pPr>
       <w:r>
         <w:rPr>
-          <w:rFonts w:ascii="Times New Roman" w:cs="Times New Roman" w:eastAsia="Times New Roman" w:hAnsi="Times New Roman"/>
           <w:b/>
           <w:bCs/>
           <w:color w:val="C00000"/>
           <w:sz w:val="24"/>
           <w:szCs w:val="24"/>
         </w:rPr>
-        <w:t xml:space="preserve">📌 Lưu ý: </w:t>
-      </w:r>
-      <w:r>
-        <w:rPr>
-          <w:rFonts w:ascii="Times New Roman" w:cs="Times New Roman" w:eastAsia="Times New Roman" w:hAnsi="Times New Roman"/>
+        <w:t xml:space="preserve">Lưu ý: </w:t>
+      </w:r>
+      <w:r>
+        <w:rPr>
           <w:i/>
           <w:iCs/>
           <w:color w:val="444444"/>
           <w:sz w:val="24"/>
           <w:szCs w:val="24"/>
         </w:rPr>
-        <w:t xml:space="preserve">Cautious Waiting thông minh hơn No Waiting ở chỗ nó chỉ rollback khi thực sự có nguy cơ hình thành chuỗi chờ (Tj cũng đang chờ ai đó), giúp giảm số lần rollback không cần thiết so với No Waiting.</w:t>
+        <w:t>Cautious Waiting thông minh hơn No Waiting ở</w:t>
+      </w:r>
+      <w:r>
+        <w:rPr>
+          <w:i/>
+          <w:iCs/>
+          <w:color w:val="444444"/>
+          <w:sz w:val="24"/>
+          <w:szCs w:val="24"/>
+        </w:rPr>
+        <w:t xml:space="preserve"> chỗ nó chỉ rollback khi thực sự có nguy cơ hình thành chuỗi chờ (Tj cũng đang chờ ai đó), giúp giảm số lần rollback không cần thiết so với No Waiting.</w:t>
       </w:r>
     </w:p>
     <w:p>
@@ -2277,74 +2376,71 @@
     <w:p>
       <w:pPr>
         <w:pStyle w:val="Heading1"/>
-        <w:shd w:fill="1F3864" w:val="clear"/>
-        <w:spacing w:after="200" w:before="400"/>
-      </w:pPr>
-      <w:r>
-        <w:rPr>
-          <w:rFonts w:ascii="Times New Roman" w:cs="Times New Roman" w:eastAsia="Times New Roman" w:hAnsi="Times New Roman"/>
+        <w:shd w:val="clear" w:color="auto" w:fill="1F3864"/>
+        <w:spacing w:before="400" w:after="200"/>
+      </w:pPr>
+      <w:r>
+        <w:rPr>
           <w:b/>
           <w:bCs/>
           <w:color w:val="FFFFFF"/>
           <w:sz w:val="30"/>
           <w:szCs w:val="30"/>
         </w:rPr>
-        <w:t xml:space="preserve">4. PHỤC HỒI KHI CÓ DEADLOCK (DEADLOCK RECOVERY)</w:t>
-      </w:r>
-    </w:p>
-    <w:p>
-      <w:pPr>
-        <w:spacing w:after="160" w:line="300"/>
+        <w:lastRenderedPageBreak/>
+        <w:t>4. PHỤC HỒI KHI CÓ DEADLOCK (DEADLOCK RECOVERY)</w:t>
+      </w:r>
+    </w:p>
+    <w:p>
+      <w:pPr>
+        <w:spacing w:after="160" w:line="300" w:lineRule="auto"/>
         <w:jc w:val="both"/>
       </w:pPr>
       <w:r>
         <w:rPr>
-          <w:rFonts w:ascii="Times New Roman" w:cs="Times New Roman" w:eastAsia="Times New Roman" w:hAnsi="Times New Roman"/>
-          <w:b w:val="false"/>
-          <w:bCs w:val="false"/>
-          <w:i w:val="false"/>
-          <w:iCs w:val="false"/>
           <w:color w:val="000000"/>
           <w:sz w:val="24"/>
           <w:szCs w:val="24"/>
         </w:rPr>
-        <w:t xml:space="preserve">Khi hệ thống đã phát hiện được khóa chết (bằng đồ thị chờ hoặc timeout), cần thực hiện các bước sau để phá vỡ chu trình và đưa hệ thống trở lại hoạt động bình thường:</w:t>
+        <w:t>Khi hệ thống đã phát hiện được khóa chết (bằng đồ thị chờ hoặc timeout), cần thực hiện các bước sau để phá vỡ chu trình và đưa hệ thống trở lại hoạt động bình thường:</w:t>
       </w:r>
     </w:p>
     <w:p>
       <w:pPr>
         <w:pStyle w:val="Heading2"/>
-        <w:spacing w:after="150" w:before="300"/>
-      </w:pPr>
-      <w:r>
-        <w:rPr>
-          <w:rFonts w:ascii="Times New Roman" w:cs="Times New Roman" w:eastAsia="Times New Roman" w:hAnsi="Times New Roman"/>
+        <w:spacing w:before="300" w:after="150"/>
+      </w:pPr>
+      <w:r>
+        <w:rPr>
           <w:b/>
           <w:bCs/>
           <w:color w:val="1F3864"/>
           <w:sz w:val="27"/>
           <w:szCs w:val="27"/>
         </w:rPr>
-        <w:t xml:space="preserve">Bước 1 — Chọn giao tác nạn nhân (Victim Selection)</w:t>
-      </w:r>
-    </w:p>
-    <w:p>
-      <w:pPr>
-        <w:spacing w:after="160" w:line="300"/>
+        <w:t>Bước 1 — Chọn giao tác nạn nhân (Victim Selection)</w:t>
+      </w:r>
+    </w:p>
+    <w:p>
+      <w:pPr>
+        <w:spacing w:after="160" w:line="300" w:lineRule="auto"/>
         <w:jc w:val="both"/>
       </w:pPr>
       <w:r>
         <w:rPr>
-          <w:rFonts w:ascii="Times New Roman" w:cs="Times New Roman" w:eastAsia="Times New Roman" w:hAnsi="Times New Roman"/>
-          <w:b w:val="false"/>
-          <w:bCs w:val="false"/>
-          <w:i w:val="false"/>
-          <w:iCs w:val="false"/>
           <w:color w:val="000000"/>
           <w:sz w:val="24"/>
           <w:szCs w:val="24"/>
         </w:rPr>
-        <w:t xml:space="preserve">Chọn một (hoặc một vài) giao tác trong chu trình để rollback, nhằm phá vỡ vòng chờ. Tiêu chí lựa chọn thường là chọn giao tác có "chi phí thấp nhất" khi hủy, cụ thể là:</w:t>
+        <w:t>Chọn một (hoặc một vài) giao tác trong</w:t>
+      </w:r>
+      <w:r>
+        <w:rPr>
+          <w:color w:val="000000"/>
+          <w:sz w:val="24"/>
+          <w:szCs w:val="24"/>
+        </w:rPr>
+        <w:t xml:space="preserve"> chu trình để rollback, nhằm phá vỡ vòng chờ. Tiêu chí lựa chọn thường là chọn giao tác có "chi phí thấp nhất" khi hủy, cụ thể là:</w:t>
       </w:r>
     </w:p>
     <w:p>
@@ -2354,17 +2450,14 @@
           <w:ilvl w:val="0"/>
           <w:numId w:val="2"/>
         </w:numPr>
-        <w:spacing w:after="100" w:line="300"/>
-      </w:pPr>
-      <w:r>
-        <w:rPr>
-          <w:rFonts w:ascii="Times New Roman" w:cs="Times New Roman" w:eastAsia="Times New Roman" w:hAnsi="Times New Roman"/>
-          <w:b w:val="false"/>
-          <w:bCs w:val="false"/>
-          <w:sz w:val="24"/>
-          <w:szCs w:val="24"/>
-        </w:rPr>
-        <w:t xml:space="preserve">Giao tác đã thực hiện ít thời gian nhất.</w:t>
+        <w:spacing w:after="100" w:line="300" w:lineRule="auto"/>
+      </w:pPr>
+      <w:r>
+        <w:rPr>
+          <w:sz w:val="24"/>
+          <w:szCs w:val="24"/>
+        </w:rPr>
+        <w:t>Giao tác đã thực hiện ít thời gian nhất.</w:t>
       </w:r>
     </w:p>
     <w:p>
@@ -2374,17 +2467,14 @@
           <w:ilvl w:val="0"/>
           <w:numId w:val="2"/>
         </w:numPr>
-        <w:spacing w:after="100" w:line="300"/>
-      </w:pPr>
-      <w:r>
-        <w:rPr>
-          <w:rFonts w:ascii="Times New Roman" w:cs="Times New Roman" w:eastAsia="Times New Roman" w:hAnsi="Times New Roman"/>
-          <w:b w:val="false"/>
-          <w:bCs w:val="false"/>
-          <w:sz w:val="24"/>
-          <w:szCs w:val="24"/>
-        </w:rPr>
-        <w:t xml:space="preserve">Giao tác đã sử dụng/khóa ít đơn vị dữ liệu nhất.</w:t>
+        <w:spacing w:after="100" w:line="300" w:lineRule="auto"/>
+      </w:pPr>
+      <w:r>
+        <w:rPr>
+          <w:sz w:val="24"/>
+          <w:szCs w:val="24"/>
+        </w:rPr>
+        <w:t>Giao tác đã sử dụng/khóa ít đơn vị dữ liệu nhất.</w:t>
       </w:r>
     </w:p>
     <w:p>
@@ -2394,34 +2484,37 @@
           <w:ilvl w:val="0"/>
           <w:numId w:val="2"/>
         </w:numPr>
-        <w:spacing w:after="100" w:line="300"/>
-      </w:pPr>
-      <w:r>
-        <w:rPr>
-          <w:rFonts w:ascii="Times New Roman" w:cs="Times New Roman" w:eastAsia="Times New Roman" w:hAnsi="Times New Roman"/>
-          <w:b w:val="false"/>
-          <w:bCs w:val="false"/>
-          <w:sz w:val="24"/>
-          <w:szCs w:val="24"/>
-        </w:rPr>
-        <w:t xml:space="preserve">Giao tác có ảnh hưởng ít nhất đến các giao tác khác đang chạy trong hệ thống.</w:t>
+        <w:spacing w:after="100" w:line="300" w:lineRule="auto"/>
+      </w:pPr>
+      <w:r>
+        <w:rPr>
+          <w:sz w:val="24"/>
+          <w:szCs w:val="24"/>
+        </w:rPr>
+        <w:t>Giao tác có ảnh hưởng ít nhất đến c</w:t>
+      </w:r>
+      <w:r>
+        <w:rPr>
+          <w:sz w:val="24"/>
+          <w:szCs w:val="24"/>
+        </w:rPr>
+        <w:t>ác giao tác khác đang chạy trong hệ thống.</w:t>
       </w:r>
     </w:p>
     <w:p>
       <w:pPr>
         <w:pStyle w:val="Heading2"/>
-        <w:spacing w:after="150" w:before="300"/>
-      </w:pPr>
-      <w:r>
-        <w:rPr>
-          <w:rFonts w:ascii="Times New Roman" w:cs="Times New Roman" w:eastAsia="Times New Roman" w:hAnsi="Times New Roman"/>
+        <w:spacing w:before="300" w:after="150"/>
+      </w:pPr>
+      <w:r>
+        <w:rPr>
           <w:b/>
           <w:bCs/>
           <w:color w:val="1F3864"/>
           <w:sz w:val="27"/>
           <w:szCs w:val="27"/>
         </w:rPr>
-        <w:t xml:space="preserve">Bước 2 — Xác định thời điểm/phạm vi Rollback</w:t>
+        <w:t>Bước 2 — Xác định thời điểm/phạm vi Rollback</w:t>
       </w:r>
     </w:p>
     <w:p>
@@ -2431,17 +2524,14 @@
           <w:ilvl w:val="0"/>
           <w:numId w:val="2"/>
         </w:numPr>
-        <w:spacing w:after="100" w:line="300"/>
-      </w:pPr>
-      <w:r>
-        <w:rPr>
-          <w:rFonts w:ascii="Times New Roman" w:cs="Times New Roman" w:eastAsia="Times New Roman" w:hAnsi="Times New Roman"/>
-          <w:b w:val="false"/>
-          <w:bCs w:val="false"/>
-          <w:sz w:val="24"/>
-          <w:szCs w:val="24"/>
-        </w:rPr>
-        <w:t xml:space="preserve">Có thể rollback TOÀN BỘ giao tác (total rollback).</w:t>
+        <w:spacing w:after="100" w:line="300" w:lineRule="auto"/>
+      </w:pPr>
+      <w:r>
+        <w:rPr>
+          <w:sz w:val="24"/>
+          <w:szCs w:val="24"/>
+        </w:rPr>
+        <w:t>Có thể rollback TOÀN BỘ giao tác (total rollback).</w:t>
       </w:r>
     </w:p>
     <w:p>
@@ -2451,107 +2541,101 @@
           <w:ilvl w:val="0"/>
           <w:numId w:val="2"/>
         </w:numPr>
-        <w:spacing w:after="100" w:line="300"/>
-      </w:pPr>
-      <w:r>
-        <w:rPr>
-          <w:rFonts w:ascii="Times New Roman" w:cs="Times New Roman" w:eastAsia="Times New Roman" w:hAnsi="Times New Roman"/>
-          <w:b w:val="false"/>
-          <w:bCs w:val="false"/>
-          <w:sz w:val="24"/>
-          <w:szCs w:val="24"/>
-        </w:rPr>
-        <w:t xml:space="preserve">Hoặc chỉ rollback MỘT PHẦN, vừa đủ để phá vỡ khóa chết (partial rollback), giúp tiết kiệm công sức đã thực hiện.</w:t>
+        <w:spacing w:after="100" w:line="300" w:lineRule="auto"/>
+      </w:pPr>
+      <w:r>
+        <w:rPr>
+          <w:sz w:val="24"/>
+          <w:szCs w:val="24"/>
+        </w:rPr>
+        <w:t>Hoặc chỉ rollback MỘT PHẦN, vừa đủ để phá vỡ khóa chết (partial rollback), giúp tiết kiệm công sức đã thực hiện.</w:t>
       </w:r>
     </w:p>
     <w:p>
       <w:pPr>
         <w:pStyle w:val="Heading2"/>
-        <w:spacing w:after="150" w:before="300"/>
-      </w:pPr>
-      <w:r>
-        <w:rPr>
-          <w:rFonts w:ascii="Times New Roman" w:cs="Times New Roman" w:eastAsia="Times New Roman" w:hAnsi="Times New Roman"/>
+        <w:spacing w:before="300" w:after="150"/>
+      </w:pPr>
+      <w:r>
+        <w:rPr>
           <w:b/>
           <w:bCs/>
           <w:color w:val="1F3864"/>
           <w:sz w:val="27"/>
           <w:szCs w:val="27"/>
         </w:rPr>
-        <w:t xml:space="preserve">Bước 3 — Tránh Starvation trong quá trình chọn nạn nhân</w:t>
-      </w:r>
-    </w:p>
-    <w:p>
-      <w:pPr>
-        <w:spacing w:after="160" w:line="300"/>
+        <w:t>Bước</w:t>
+      </w:r>
+      <w:r>
+        <w:rPr>
+          <w:b/>
+          <w:bCs/>
+          <w:color w:val="1F3864"/>
+          <w:sz w:val="27"/>
+          <w:szCs w:val="27"/>
+        </w:rPr>
+        <w:t xml:space="preserve"> 3 — Tránh Starvation trong quá trình chọn nạn nhân</w:t>
+      </w:r>
+    </w:p>
+    <w:p>
+      <w:pPr>
+        <w:spacing w:after="160" w:line="300" w:lineRule="auto"/>
         <w:jc w:val="both"/>
       </w:pPr>
       <w:r>
         <w:rPr>
-          <w:rFonts w:ascii="Times New Roman" w:cs="Times New Roman" w:eastAsia="Times New Roman" w:hAnsi="Times New Roman"/>
-          <w:b w:val="false"/>
-          <w:bCs w:val="false"/>
-          <w:i w:val="false"/>
-          <w:iCs w:val="false"/>
           <w:color w:val="000000"/>
           <w:sz w:val="24"/>
           <w:szCs w:val="24"/>
         </w:rPr>
-        <w:t xml:space="preserve">Cần đảm bảo một giao tác không bị chọn làm "nạn nhân" quá nhiều lần liên tiếp, bằng cách theo dõi số lần giao tác đó đã từng bị rollback trong quá khứ và đưa yếu tố này vào tiêu chí lựa chọn.</w:t>
+        <w:t>Cần đảm bảo một giao tác không bị chọn làm "nạn nhân" quá nhiều lần liên tiếp, bằng cách theo dõi số lần giao tác đó đã từng bị rollback trong quá khứ và đưa yếu tố này vào tiêu chí lựa chọn.</w:t>
       </w:r>
     </w:p>
     <w:p>
       <w:pPr>
         <w:pStyle w:val="Heading1"/>
-        <w:shd w:fill="1F3864" w:val="clear"/>
-        <w:spacing w:after="200" w:before="400"/>
-      </w:pPr>
-      <w:r>
-        <w:rPr>
-          <w:rFonts w:ascii="Times New Roman" w:cs="Times New Roman" w:eastAsia="Times New Roman" w:hAnsi="Times New Roman"/>
+        <w:shd w:val="clear" w:color="auto" w:fill="1F3864"/>
+        <w:spacing w:before="400" w:after="200"/>
+      </w:pPr>
+      <w:r>
+        <w:rPr>
           <w:b/>
           <w:bCs/>
           <w:color w:val="FFFFFF"/>
           <w:sz w:val="30"/>
           <w:szCs w:val="30"/>
         </w:rPr>
-        <w:t xml:space="preserve">5. KẾ HOẠCH CẤP KHÓA (LOCK GRANTING)</w:t>
-      </w:r>
-    </w:p>
-    <w:p>
-      <w:pPr>
-        <w:spacing w:after="160" w:line="300"/>
+        <w:t>5. KẾ HOẠCH CẤP KHÓA (LOCK GRANTING)</w:t>
+      </w:r>
+    </w:p>
+    <w:p>
+      <w:pPr>
+        <w:spacing w:after="160" w:line="300" w:lineRule="auto"/>
         <w:jc w:val="both"/>
       </w:pPr>
       <w:r>
         <w:rPr>
-          <w:rFonts w:ascii="Times New Roman" w:cs="Times New Roman" w:eastAsia="Times New Roman" w:hAnsi="Times New Roman"/>
-          <w:b w:val="false"/>
-          <w:bCs w:val="false"/>
-          <w:i w:val="false"/>
-          <w:iCs w:val="false"/>
           <w:color w:val="000000"/>
           <w:sz w:val="24"/>
           <w:szCs w:val="24"/>
         </w:rPr>
-        <w:t xml:space="preserve">Phần cuối chương liên quan mật thiết đến toàn bộ nội dung trên: việc quyết định có cấp khóa cho một giao tác hay không, dựa trên tính tương thích giữa các loại khóa.</w:t>
+        <w:t>Phần cuối chương liên quan mật thiết đến toàn bộ nội dung trên: việc quyết định có cấp khóa cho một giao tác hay không, dựa trên tính tương thích giữa các loại khóa.</w:t>
       </w:r>
     </w:p>
     <w:p>
       <w:pPr>
         <w:pStyle w:val="Heading2"/>
-        <w:spacing w:after="150" w:before="300"/>
-      </w:pPr>
-      <w:r>
-        <w:rPr>
-          <w:rFonts w:ascii="Times New Roman" w:cs="Times New Roman" w:eastAsia="Times New Roman" w:hAnsi="Times New Roman"/>
+        <w:spacing w:before="300" w:after="150"/>
+      </w:pPr>
+      <w:r>
+        <w:rPr>
           <w:b/>
           <w:bCs/>
           <w:color w:val="1F3864"/>
           <w:sz w:val="27"/>
           <w:szCs w:val="27"/>
         </w:rPr>
-        <w:t xml:space="preserve">5.1. Các loại khóa và bảng tương thích</w:t>
+        <w:t>5.1. Các loại khóa và bảng tương thích</w:t>
       </w:r>
     </w:p>
     <w:p>
@@ -2561,17 +2645,21 @@
           <w:ilvl w:val="0"/>
           <w:numId w:val="2"/>
         </w:numPr>
-        <w:spacing w:after="100" w:line="300"/>
-      </w:pPr>
-      <w:r>
-        <w:rPr>
-          <w:rFonts w:ascii="Times New Roman" w:cs="Times New Roman" w:eastAsia="Times New Roman" w:hAnsi="Times New Roman"/>
-          <w:b w:val="false"/>
-          <w:bCs w:val="false"/>
-          <w:sz w:val="24"/>
-          <w:szCs w:val="24"/>
-        </w:rPr>
-        <w:t xml:space="preserve">Khóa đọc (S – Shared): chỉ cho phép đọc dữ liệu, nhiều giao tác có thể cùng giữ khóa S trên cùng một đơn vị dữ liệu.</w:t>
+        <w:spacing w:after="100" w:line="300" w:lineRule="auto"/>
+      </w:pPr>
+      <w:r>
+        <w:rPr>
+          <w:sz w:val="24"/>
+          <w:szCs w:val="24"/>
+        </w:rPr>
+        <w:t xml:space="preserve">Khóa đọc (S – </w:t>
+      </w:r>
+      <w:r>
+        <w:rPr>
+          <w:sz w:val="24"/>
+          <w:szCs w:val="24"/>
+        </w:rPr>
+        <w:t>Shared): chỉ cho phép đọc dữ liệu, nhiều giao tác có thể cùng giữ khóa S trên cùng một đơn vị dữ liệu.</w:t>
       </w:r>
     </w:p>
     <w:p>
@@ -2581,27 +2669,23 @@
           <w:ilvl w:val="0"/>
           <w:numId w:val="2"/>
         </w:numPr>
-        <w:spacing w:after="100" w:line="300"/>
-      </w:pPr>
-      <w:r>
-        <w:rPr>
-          <w:rFonts w:ascii="Times New Roman" w:cs="Times New Roman" w:eastAsia="Times New Roman" w:hAnsi="Times New Roman"/>
-          <w:b w:val="false"/>
-          <w:bCs w:val="false"/>
-          <w:sz w:val="24"/>
-          <w:szCs w:val="24"/>
-        </w:rPr>
-        <w:t xml:space="preserve">Khóa ghi (X – Exclusive): cho phép cả đọc và ghi, nhưng chỉ MỘT giao tác được giữ khóa X tại một thời điểm.</w:t>
-      </w:r>
-    </w:p>
-    <w:p>
-      <w:pPr>
-        <w:spacing w:after="100" w:before="200"/>
+        <w:spacing w:after="100" w:line="300" w:lineRule="auto"/>
+      </w:pPr>
+      <w:r>
+        <w:rPr>
+          <w:sz w:val="24"/>
+          <w:szCs w:val="24"/>
+        </w:rPr>
+        <w:t>Khóa ghi (X – Exclusive): cho phép cả đọc và ghi, nhưng chỉ MỘT giao tác được giữ khóa X tại một thời điểm.</w:t>
+      </w:r>
+    </w:p>
+    <w:p>
+      <w:pPr>
+        <w:spacing w:before="200" w:after="100"/>
         <w:jc w:val="center"/>
       </w:pPr>
       <w:r>
         <w:rPr>
-          <w:rFonts w:ascii="Times New Roman" w:cs="Times New Roman" w:eastAsia="Times New Roman" w:hAnsi="Times New Roman"/>
           <w:b/>
           <w:bCs/>
           <w:i/>
@@ -2610,20 +2694,37 @@
           <w:sz w:val="23"/>
           <w:szCs w:val="23"/>
         </w:rPr>
-        <w:t xml:space="preserve">Bảng 4.4 — Bảng tương thích khóa (Lock Compatibility Matrix)</w:t>
+        <w:t>Bảng 4.4 — Bảng tương thích khóa (Lock Compat</w:t>
+      </w:r>
+      <w:r>
+        <w:rPr>
+          <w:b/>
+          <w:bCs/>
+          <w:i/>
+          <w:iCs/>
+          <w:color w:val="1F3864"/>
+          <w:sz w:val="23"/>
+          <w:szCs w:val="23"/>
+        </w:rPr>
+        <w:t>ibility Matrix)</w:t>
       </w:r>
     </w:p>
     <w:tbl>
       <w:tblPr>
-        <w:tblW w:type="dxa" w:w="6000"/>
+        <w:tblW w:w="6000" w:type="dxa"/>
         <w:tblBorders>
-          <w:top w:val="single" w:color="auto" w:sz="4"/>
-          <w:left w:val="single" w:color="auto" w:sz="4"/>
-          <w:bottom w:val="single" w:color="auto" w:sz="4"/>
-          <w:right w:val="single" w:color="auto" w:sz="4"/>
-          <w:insideH w:val="single" w:color="auto" w:sz="4"/>
-          <w:insideV w:val="single" w:color="auto" w:sz="4"/>
+          <w:top w:val="single" w:sz="4" w:space="0" w:color="auto"/>
+          <w:left w:val="single" w:sz="4" w:space="0" w:color="auto"/>
+          <w:bottom w:val="single" w:sz="4" w:space="0" w:color="auto"/>
+          <w:right w:val="single" w:sz="4" w:space="0" w:color="auto"/>
+          <w:insideH w:val="single" w:sz="4" w:space="0" w:color="auto"/>
+          <w:insideV w:val="single" w:sz="4" w:space="0" w:color="auto"/>
         </w:tblBorders>
+        <w:tblCellMar>
+          <w:left w:w="10" w:type="dxa"/>
+          <w:right w:w="10" w:type="dxa"/>
+        </w:tblCellMar>
+        <w:tblLook w:val="0000" w:firstRow="0" w:lastRow="0" w:firstColumn="0" w:lastColumn="0" w:noHBand="0" w:noVBand="0"/>
       </w:tblPr>
       <w:tblGrid>
         <w:gridCol w:w="2000"/>
@@ -2631,18 +2732,42 @@
         <w:gridCol w:w="2000"/>
       </w:tblGrid>
       <w:tr>
+        <w:tblPrEx>
+          <w:tblCellMar>
+            <w:top w:w="0" w:type="dxa"/>
+            <w:bottom w:w="0" w:type="dxa"/>
+          </w:tblCellMar>
+        </w:tblPrEx>
         <w:trPr>
           <w:tblHeader/>
         </w:trPr>
         <w:tc>
           <w:tcPr>
-            <w:tcW w:type="dxa" w:w="2000"/>
-            <w:shd w:fill="1F3864" w:val="clear"/>
-            <w:tcMar>
-              <w:top w:type="dxa" w:w="100"/>
-              <w:left w:type="dxa" w:w="120"/>
-              <w:bottom w:type="dxa" w:w="100"/>
-              <w:right w:type="dxa" w:w="120"/>
+            <w:tcW w:w="2000" w:type="dxa"/>
+            <w:shd w:val="clear" w:color="auto" w:fill="1F3864"/>
+            <w:tcMar>
+              <w:top w:w="100" w:type="dxa"/>
+              <w:left w:w="120" w:type="dxa"/>
+              <w:bottom w:w="100" w:type="dxa"/>
+              <w:right w:w="120" w:type="dxa"/>
+            </w:tcMar>
+            <w:vAlign w:val="center"/>
+          </w:tcPr>
+          <w:p>
+            <w:pPr>
+              <w:jc w:val="center"/>
+            </w:pPr>
+          </w:p>
+        </w:tc>
+        <w:tc>
+          <w:tcPr>
+            <w:tcW w:w="2000" w:type="dxa"/>
+            <w:shd w:val="clear" w:color="auto" w:fill="1F3864"/>
+            <w:tcMar>
+              <w:top w:w="100" w:type="dxa"/>
+              <w:left w:w="120" w:type="dxa"/>
+              <w:bottom w:w="100" w:type="dxa"/>
+              <w:right w:w="120" w:type="dxa"/>
             </w:tcMar>
             <w:vAlign w:val="center"/>
           </w:tcPr>
@@ -2652,26 +2777,25 @@
             </w:pPr>
             <w:r>
               <w:rPr>
-                <w:rFonts w:ascii="Times New Roman" w:cs="Times New Roman" w:eastAsia="Times New Roman" w:hAnsi="Times New Roman"/>
                 <w:b/>
                 <w:bCs/>
                 <w:color w:val="FFFFFF"/>
                 <w:sz w:val="22"/>
                 <w:szCs w:val="22"/>
               </w:rPr>
-              <w:t xml:space="preserve"/>
+              <w:t>S</w:t>
             </w:r>
           </w:p>
         </w:tc>
         <w:tc>
           <w:tcPr>
-            <w:tcW w:type="dxa" w:w="2000"/>
-            <w:shd w:fill="1F3864" w:val="clear"/>
-            <w:tcMar>
-              <w:top w:type="dxa" w:w="100"/>
-              <w:left w:type="dxa" w:w="120"/>
-              <w:bottom w:type="dxa" w:w="100"/>
-              <w:right w:type="dxa" w:w="120"/>
+            <w:tcW w:w="2000" w:type="dxa"/>
+            <w:shd w:val="clear" w:color="auto" w:fill="1F3864"/>
+            <w:tcMar>
+              <w:top w:w="100" w:type="dxa"/>
+              <w:left w:w="120" w:type="dxa"/>
+              <w:bottom w:w="100" w:type="dxa"/>
+              <w:right w:w="120" w:type="dxa"/>
             </w:tcMar>
             <w:vAlign w:val="center"/>
           </w:tcPr>
@@ -2681,26 +2805,33 @@
             </w:pPr>
             <w:r>
               <w:rPr>
-                <w:rFonts w:ascii="Times New Roman" w:cs="Times New Roman" w:eastAsia="Times New Roman" w:hAnsi="Times New Roman"/>
                 <w:b/>
                 <w:bCs/>
                 <w:color w:val="FFFFFF"/>
                 <w:sz w:val="22"/>
                 <w:szCs w:val="22"/>
               </w:rPr>
-              <w:t xml:space="preserve">S</w:t>
+              <w:t>X</w:t>
             </w:r>
           </w:p>
         </w:tc>
-        <w:tc>
-          <w:tcPr>
-            <w:tcW w:type="dxa" w:w="2000"/>
-            <w:shd w:fill="1F3864" w:val="clear"/>
-            <w:tcMar>
-              <w:top w:type="dxa" w:w="100"/>
-              <w:left w:type="dxa" w:w="120"/>
-              <w:bottom w:type="dxa" w:w="100"/>
-              <w:right w:type="dxa" w:w="120"/>
+      </w:tr>
+      <w:tr>
+        <w:tblPrEx>
+          <w:tblCellMar>
+            <w:top w:w="0" w:type="dxa"/>
+            <w:bottom w:w="0" w:type="dxa"/>
+          </w:tblCellMar>
+        </w:tblPrEx>
+        <w:tc>
+          <w:tcPr>
+            <w:tcW w:w="2000" w:type="dxa"/>
+            <w:shd w:val="clear" w:color="auto" w:fill="DCE6F1"/>
+            <w:tcMar>
+              <w:top w:w="100" w:type="dxa"/>
+              <w:left w:w="120" w:type="dxa"/>
+              <w:bottom w:w="100" w:type="dxa"/>
+              <w:right w:w="120" w:type="dxa"/>
             </w:tcMar>
             <w:vAlign w:val="center"/>
           </w:tcPr>
@@ -2710,56 +2841,24 @@
             </w:pPr>
             <w:r>
               <w:rPr>
-                <w:rFonts w:ascii="Times New Roman" w:cs="Times New Roman" w:eastAsia="Times New Roman" w:hAnsi="Times New Roman"/>
-                <w:b/>
-                <w:bCs/>
-                <w:color w:val="FFFFFF"/>
-                <w:sz w:val="22"/>
-                <w:szCs w:val="22"/>
-              </w:rPr>
-              <w:t xml:space="preserve">X</w:t>
-            </w:r>
-          </w:p>
-        </w:tc>
-      </w:tr>
-      <w:tr>
-        <w:tc>
-          <w:tcPr>
-            <w:tcW w:type="dxa" w:w="2000"/>
-            <w:shd w:fill="DCE6F1" w:val="clear"/>
-            <w:tcMar>
-              <w:top w:type="dxa" w:w="100"/>
-              <w:left w:type="dxa" w:w="120"/>
-              <w:bottom w:type="dxa" w:w="100"/>
-              <w:right w:type="dxa" w:w="120"/>
-            </w:tcMar>
-            <w:vAlign w:val="center"/>
-          </w:tcPr>
-          <w:p>
-            <w:pPr>
-              <w:jc w:val="center"/>
-            </w:pPr>
-            <w:r>
-              <w:rPr>
-                <w:rFonts w:ascii="Times New Roman" w:cs="Times New Roman" w:eastAsia="Times New Roman" w:hAnsi="Times New Roman"/>
                 <w:b/>
                 <w:bCs/>
                 <w:color w:val="000000"/>
                 <w:sz w:val="22"/>
                 <w:szCs w:val="22"/>
               </w:rPr>
-              <w:t xml:space="preserve">S</w:t>
+              <w:t>S</w:t>
             </w:r>
           </w:p>
         </w:tc>
         <w:tc>
           <w:tcPr>
-            <w:tcW w:type="dxa" w:w="2000"/>
-            <w:tcMar>
-              <w:top w:type="dxa" w:w="100"/>
-              <w:left w:type="dxa" w:w="120"/>
-              <w:bottom w:type="dxa" w:w="100"/>
-              <w:right w:type="dxa" w:w="120"/>
+            <w:tcW w:w="2000" w:type="dxa"/>
+            <w:tcMar>
+              <w:top w:w="100" w:type="dxa"/>
+              <w:left w:w="120" w:type="dxa"/>
+              <w:bottom w:w="100" w:type="dxa"/>
+              <w:right w:w="120" w:type="dxa"/>
             </w:tcMar>
             <w:vAlign w:val="center"/>
           </w:tcPr>
@@ -2769,25 +2868,22 @@
             </w:pPr>
             <w:r>
               <w:rPr>
-                <w:rFonts w:ascii="Times New Roman" w:cs="Times New Roman" w:eastAsia="Times New Roman" w:hAnsi="Times New Roman"/>
-                <w:b w:val="false"/>
-                <w:bCs w:val="false"/>
                 <w:color w:val="000000"/>
                 <w:sz w:val="22"/>
                 <w:szCs w:val="22"/>
               </w:rPr>
-              <w:t xml:space="preserve">True</w:t>
+              <w:t>True</w:t>
             </w:r>
           </w:p>
         </w:tc>
         <w:tc>
           <w:tcPr>
-            <w:tcW w:type="dxa" w:w="2000"/>
-            <w:tcMar>
-              <w:top w:type="dxa" w:w="100"/>
-              <w:left w:type="dxa" w:w="120"/>
-              <w:bottom w:type="dxa" w:w="100"/>
-              <w:right w:type="dxa" w:w="120"/>
+            <w:tcW w:w="2000" w:type="dxa"/>
+            <w:tcMar>
+              <w:top w:w="100" w:type="dxa"/>
+              <w:left w:w="120" w:type="dxa"/>
+              <w:bottom w:w="100" w:type="dxa"/>
+              <w:right w:w="120" w:type="dxa"/>
             </w:tcMar>
             <w:vAlign w:val="center"/>
           </w:tcPr>
@@ -2797,28 +2893,33 @@
             </w:pPr>
             <w:r>
               <w:rPr>
-                <w:rFonts w:ascii="Times New Roman" w:cs="Times New Roman" w:eastAsia="Times New Roman" w:hAnsi="Times New Roman"/>
                 <w:b/>
                 <w:bCs/>
                 <w:color w:val="C00000"/>
                 <w:sz w:val="22"/>
                 <w:szCs w:val="22"/>
               </w:rPr>
-              <w:t xml:space="preserve">False</w:t>
+              <w:t>False</w:t>
             </w:r>
           </w:p>
         </w:tc>
       </w:tr>
       <w:tr>
-        <w:tc>
-          <w:tcPr>
-            <w:tcW w:type="dxa" w:w="2000"/>
-            <w:shd w:fill="DCE6F1" w:val="clear"/>
-            <w:tcMar>
-              <w:top w:type="dxa" w:w="100"/>
-              <w:left w:type="dxa" w:w="120"/>
-              <w:bottom w:type="dxa" w:w="100"/>
-              <w:right w:type="dxa" w:w="120"/>
+        <w:tblPrEx>
+          <w:tblCellMar>
+            <w:top w:w="0" w:type="dxa"/>
+            <w:bottom w:w="0" w:type="dxa"/>
+          </w:tblCellMar>
+        </w:tblPrEx>
+        <w:tc>
+          <w:tcPr>
+            <w:tcW w:w="2000" w:type="dxa"/>
+            <w:shd w:val="clear" w:color="auto" w:fill="DCE6F1"/>
+            <w:tcMar>
+              <w:top w:w="100" w:type="dxa"/>
+              <w:left w:w="120" w:type="dxa"/>
+              <w:bottom w:w="100" w:type="dxa"/>
+              <w:right w:w="120" w:type="dxa"/>
             </w:tcMar>
             <w:vAlign w:val="center"/>
           </w:tcPr>
@@ -2828,25 +2929,24 @@
             </w:pPr>
             <w:r>
               <w:rPr>
-                <w:rFonts w:ascii="Times New Roman" w:cs="Times New Roman" w:eastAsia="Times New Roman" w:hAnsi="Times New Roman"/>
                 <w:b/>
                 <w:bCs/>
                 <w:color w:val="000000"/>
                 <w:sz w:val="22"/>
                 <w:szCs w:val="22"/>
               </w:rPr>
-              <w:t xml:space="preserve">X</w:t>
+              <w:t>X</w:t>
             </w:r>
           </w:p>
         </w:tc>
         <w:tc>
           <w:tcPr>
-            <w:tcW w:type="dxa" w:w="2000"/>
-            <w:tcMar>
-              <w:top w:type="dxa" w:w="100"/>
-              <w:left w:type="dxa" w:w="120"/>
-              <w:bottom w:type="dxa" w:w="100"/>
-              <w:right w:type="dxa" w:w="120"/>
+            <w:tcW w:w="2000" w:type="dxa"/>
+            <w:tcMar>
+              <w:top w:w="100" w:type="dxa"/>
+              <w:left w:w="120" w:type="dxa"/>
+              <w:bottom w:w="100" w:type="dxa"/>
+              <w:right w:w="120" w:type="dxa"/>
             </w:tcMar>
             <w:vAlign w:val="center"/>
           </w:tcPr>
@@ -2856,25 +2956,24 @@
             </w:pPr>
             <w:r>
               <w:rPr>
-                <w:rFonts w:ascii="Times New Roman" w:cs="Times New Roman" w:eastAsia="Times New Roman" w:hAnsi="Times New Roman"/>
                 <w:b/>
                 <w:bCs/>
                 <w:color w:val="C00000"/>
                 <w:sz w:val="22"/>
                 <w:szCs w:val="22"/>
               </w:rPr>
-              <w:t xml:space="preserve">False</w:t>
+              <w:t>False</w:t>
             </w:r>
           </w:p>
         </w:tc>
         <w:tc>
           <w:tcPr>
-            <w:tcW w:type="dxa" w:w="2000"/>
-            <w:tcMar>
-              <w:top w:type="dxa" w:w="100"/>
-              <w:left w:type="dxa" w:w="120"/>
-              <w:bottom w:type="dxa" w:w="100"/>
-              <w:right w:type="dxa" w:w="120"/>
+            <w:tcW w:w="2000" w:type="dxa"/>
+            <w:tcMar>
+              <w:top w:w="100" w:type="dxa"/>
+              <w:left w:w="120" w:type="dxa"/>
+              <w:bottom w:w="100" w:type="dxa"/>
+              <w:right w:w="120" w:type="dxa"/>
             </w:tcMar>
             <w:vAlign w:val="center"/>
           </w:tcPr>
@@ -2884,14 +2983,13 @@
             </w:pPr>
             <w:r>
               <w:rPr>
-                <w:rFonts w:ascii="Times New Roman" w:cs="Times New Roman" w:eastAsia="Times New Roman" w:hAnsi="Times New Roman"/>
                 <w:b/>
                 <w:bCs/>
                 <w:color w:val="C00000"/>
                 <w:sz w:val="22"/>
                 <w:szCs w:val="22"/>
               </w:rPr>
-              <w:t xml:space="preserve">False</w:t>
+              <w:t>False</w:t>
             </w:r>
           </w:p>
         </w:tc>
@@ -2899,57 +2997,55 @@
     </w:tbl>
     <w:p>
       <w:pPr>
-        <w:spacing w:after="160" w:line="300"/>
+        <w:spacing w:after="160" w:line="300" w:lineRule="auto"/>
         <w:jc w:val="both"/>
       </w:pPr>
       <w:r>
         <w:rPr>
-          <w:rFonts w:ascii="Times New Roman" w:cs="Times New Roman" w:eastAsia="Times New Roman" w:hAnsi="Times New Roman"/>
-          <w:b w:val="false"/>
-          <w:bCs w:val="false"/>
-          <w:i w:val="false"/>
-          <w:iCs w:val="false"/>
           <w:color w:val="000000"/>
           <w:sz w:val="24"/>
           <w:szCs w:val="24"/>
         </w:rPr>
-        <w:t xml:space="preserve">Diễn giải: S tương thích với S (nhiều giao tác cùng đọc được); X xung đột với cả S và X (một khi đã có giao tác ghi, không giao tác nào khác được đọc hay ghi đồng thời).</w:t>
+        <w:t>Diễn giải: S tương thích với S (nhiều giao tác cùng đọc được); X xung đột với cả S và X (một khi đã có giao tác ghi, không giao tác nào khác được đọc hay ghi đồng thời).</w:t>
       </w:r>
     </w:p>
     <w:p>
       <w:pPr>
         <w:pStyle w:val="Heading2"/>
-        <w:spacing w:after="150" w:before="300"/>
-      </w:pPr>
-      <w:r>
-        <w:rPr>
-          <w:rFonts w:ascii="Times New Roman" w:cs="Times New Roman" w:eastAsia="Times New Roman" w:hAnsi="Times New Roman"/>
+        <w:spacing w:before="300" w:after="150"/>
+      </w:pPr>
+      <w:r>
+        <w:rPr>
           <w:b/>
           <w:bCs/>
           <w:color w:val="1F3864"/>
           <w:sz w:val="27"/>
           <w:szCs w:val="27"/>
         </w:rPr>
-        <w:t xml:space="preserve">5.2. Điều kiện cấp khóa chống Starvation</w:t>
-      </w:r>
-    </w:p>
-    <w:p>
-      <w:pPr>
-        <w:spacing w:after="160" w:line="300"/>
+        <w:t>5.2. Điều kiện cấp khóa chống Starvation</w:t>
+      </w:r>
+    </w:p>
+    <w:p>
+      <w:pPr>
+        <w:spacing w:after="160" w:line="300" w:lineRule="auto"/>
         <w:jc w:val="both"/>
       </w:pPr>
       <w:r>
         <w:rPr>
-          <w:rFonts w:ascii="Times New Roman" w:cs="Times New Roman" w:eastAsia="Times New Roman" w:hAnsi="Times New Roman"/>
-          <w:b w:val="false"/>
-          <w:bCs w:val="false"/>
-          <w:i w:val="false"/>
-          <w:iCs w:val="false"/>
           <w:color w:val="000000"/>
           <w:sz w:val="24"/>
           <w:szCs w:val="24"/>
         </w:rPr>
-        <w:t xml:space="preserve">Việc cấp khóa cho một giao tác từng bị rollback phải đảm bảo giao tác đó không tiếp tục bị "chết đói". Cụ thể, khi Ti yêu cầu cấp khóa trên đơn vị dữ liệu X với loại khóa M (S hoặc X), khóa CHỈ được cấp nếu đồng thời thỏa hai điều kiện sau:</w:t>
+        <w:lastRenderedPageBreak/>
+        <w:t>Việc cấp khóa cho một giao tác từng bị rollback phải đảm bảo giao tác đó không tiếp tục bị "chết đói". Cụ thể, khi Ti yêu cầu cấp khóa trên đơn vị dữ liệu X với loại khóa M (S hoặc X), khóa CHỈ được cấp nếu đồng thờ</w:t>
+      </w:r>
+      <w:r>
+        <w:rPr>
+          <w:color w:val="000000"/>
+          <w:sz w:val="24"/>
+          <w:szCs w:val="24"/>
+        </w:rPr>
+        <w:t>i thỏa hai điều kiện sau:</w:t>
       </w:r>
     </w:p>
     <w:p>
@@ -2959,17 +3055,14 @@
           <w:ilvl w:val="0"/>
           <w:numId w:val="2"/>
         </w:numPr>
-        <w:spacing w:after="100" w:line="300"/>
-      </w:pPr>
-      <w:r>
-        <w:rPr>
-          <w:rFonts w:ascii="Times New Roman" w:cs="Times New Roman" w:eastAsia="Times New Roman" w:hAnsi="Times New Roman"/>
-          <w:b w:val="false"/>
-          <w:bCs w:val="false"/>
-          <w:sz w:val="24"/>
-          <w:szCs w:val="24"/>
-        </w:rPr>
-        <w:t xml:space="preserve">Không có giao tác nào đang giữ khóa trên X ở mức xung đột với M (tức thỏa bảng tương thích khóa ở trên).</w:t>
+        <w:spacing w:after="100" w:line="300" w:lineRule="auto"/>
+      </w:pPr>
+      <w:r>
+        <w:rPr>
+          <w:sz w:val="24"/>
+          <w:szCs w:val="24"/>
+        </w:rPr>
+        <w:t>Không có giao tác nào đang giữ khóa trên X ở mức xung đột với M (tức thỏa bảng tương thích khóa ở trên).</w:t>
       </w:r>
     </w:p>
     <w:p>
@@ -2979,49 +3072,63 @@
           <w:ilvl w:val="0"/>
           <w:numId w:val="2"/>
         </w:numPr>
-        <w:spacing w:after="100" w:line="300"/>
-      </w:pPr>
-      <w:r>
-        <w:rPr>
-          <w:rFonts w:ascii="Times New Roman" w:cs="Times New Roman" w:eastAsia="Times New Roman" w:hAnsi="Times New Roman"/>
-          <w:b w:val="false"/>
-          <w:bCs w:val="false"/>
-          <w:sz w:val="24"/>
-          <w:szCs w:val="24"/>
-        </w:rPr>
-        <w:t xml:space="preserve">Không có một giao tác Tj nào khác đang chờ để được cấp khóa trên X với loại M mà đã gửi yêu cầu cấp khóa TRƯỚC Ti (nguyên tắc "đến trước, phục vụ trước" — First-Come-First-Served trong hàng chờ).</w:t>
+        <w:spacing w:after="100" w:line="300" w:lineRule="auto"/>
+      </w:pPr>
+      <w:r>
+        <w:rPr>
+          <w:sz w:val="24"/>
+          <w:szCs w:val="24"/>
+        </w:rPr>
+        <w:t>Không có một giao tác Tj nào khác đang chờ để được cấp khóa trên X với loại M mà đã gửi yêu cầu cấp khóa TRƯỚC Ti (nguyên tắc</w:t>
+      </w:r>
+      <w:r>
+        <w:rPr>
+          <w:sz w:val="24"/>
+          <w:szCs w:val="24"/>
+        </w:rPr>
+        <w:t xml:space="preserve"> "đến trước, phục vụ trước" — First-Come-First-Served trong hàng chờ).</w:t>
       </w:r>
     </w:p>
     <w:p>
       <w:pPr>
         <w:pBdr>
-          <w:left w:val="single" w:color="C00000" w:sz="18" w:space="8"/>
+          <w:left w:val="single" w:sz="18" w:space="8" w:color="C00000"/>
         </w:pBdr>
-        <w:shd w:fill="FBEAEA" w:val="clear"/>
-        <w:spacing w:after="200" w:before="100" w:line="300"/>
+        <w:shd w:val="clear" w:color="auto" w:fill="FBEAEA"/>
+        <w:spacing w:before="100" w:after="200" w:line="300" w:lineRule="auto"/>
         <w:ind w:left="360"/>
       </w:pPr>
-      <w:r>
-        <w:rPr>
-          <w:rFonts w:ascii="Times New Roman" w:cs="Times New Roman" w:eastAsia="Times New Roman" w:hAnsi="Times New Roman"/>
+      <w:bookmarkStart w:id="0" w:name="_GoBack"/>
+      <w:bookmarkEnd w:id="0"/>
+      <w:r>
+        <w:rPr>
           <w:b/>
           <w:bCs/>
           <w:color w:val="C00000"/>
           <w:sz w:val="24"/>
           <w:szCs w:val="24"/>
         </w:rPr>
-        <w:t xml:space="preserve">📌 Lưu ý: </w:t>
-      </w:r>
-      <w:r>
-        <w:rPr>
-          <w:rFonts w:ascii="Times New Roman" w:cs="Times New Roman" w:eastAsia="Times New Roman" w:hAnsi="Times New Roman"/>
+        <w:t xml:space="preserve">Lưu ý: </w:t>
+      </w:r>
+      <w:r>
+        <w:rPr>
           <w:i/>
           <w:iCs/>
           <w:color w:val="444444"/>
           <w:sz w:val="24"/>
           <w:szCs w:val="24"/>
         </w:rPr>
-        <w:t xml:space="preserve">Điều kiện thứ hai chính là cơ chế chống chết đói cho hàng đợi cấp khóa: nếu chỉ xét điều kiện tương thích mà bỏ qua thứ tự đến trước, một giao tác có thể liên tục bị các giao tác đến sau "vượt mặt" nếu chúng yêu cầu loại khóa tương thích với khóa hiện có, dẫn đến giao tác ban đầu chờ vô thời hạn.</w:t>
+        <w:t xml:space="preserve">Điều kiện thứ hai chính là cơ chế chống chết đói cho hàng đợi cấp khóa: nếu chỉ xét điều kiện tương thích mà bỏ qua thứ tự đến trước, một giao tác có thể liên tục bị các giao tác đến sau "vượt mặt" nếu chúng yêu cầu loại khóa tương thích với khóa hiện có, </w:t>
+      </w:r>
+      <w:r>
+        <w:rPr>
+          <w:i/>
+          <w:iCs/>
+          <w:color w:val="444444"/>
+          <w:sz w:val="24"/>
+          <w:szCs w:val="24"/>
+        </w:rPr>
+        <w:t>dẫn đến giao tác ban đầu chờ vô thời hạn.</w:t>
       </w:r>
     </w:p>
     <w:p>
@@ -3032,38 +3139,33 @@
     <w:p>
       <w:pPr>
         <w:pStyle w:val="Heading1"/>
-        <w:shd w:fill="1F3864" w:val="clear"/>
-        <w:spacing w:after="200" w:before="400"/>
-      </w:pPr>
-      <w:r>
-        <w:rPr>
-          <w:rFonts w:ascii="Times New Roman" w:cs="Times New Roman" w:eastAsia="Times New Roman" w:hAnsi="Times New Roman"/>
+        <w:shd w:val="clear" w:color="auto" w:fill="1F3864"/>
+        <w:spacing w:before="400" w:after="200"/>
+      </w:pPr>
+      <w:r>
+        <w:rPr>
           <w:b/>
           <w:bCs/>
           <w:color w:val="FFFFFF"/>
           <w:sz w:val="30"/>
           <w:szCs w:val="30"/>
         </w:rPr>
-        <w:t xml:space="preserve">6. TỔNG KẾT CHƯƠNG &amp; LƯU Ý ÔN TẬP</w:t>
-      </w:r>
-    </w:p>
-    <w:p>
-      <w:pPr>
-        <w:spacing w:after="160" w:line="300"/>
+        <w:lastRenderedPageBreak/>
+        <w:t>6. TỔNG KẾT CHƯƠNG &amp; LƯU Ý ÔN TẬP</w:t>
+      </w:r>
+    </w:p>
+    <w:p>
+      <w:pPr>
+        <w:spacing w:after="160" w:line="300" w:lineRule="auto"/>
         <w:jc w:val="both"/>
       </w:pPr>
       <w:r>
         <w:rPr>
-          <w:rFonts w:ascii="Times New Roman" w:cs="Times New Roman" w:eastAsia="Times New Roman" w:hAnsi="Times New Roman"/>
-          <w:b w:val="false"/>
-          <w:bCs w:val="false"/>
-          <w:i w:val="false"/>
-          <w:iCs w:val="false"/>
           <w:color w:val="000000"/>
           <w:sz w:val="24"/>
           <w:szCs w:val="24"/>
         </w:rPr>
-        <w:t xml:space="preserve">Để kết thúc chương này, thầy tóm tắt lại sơ đồ tư duy mà các em nên ghi nhớ khi ôn tập:</w:t>
+        <w:t>Để kết thúc chương này, thầy tóm tắt lại sơ đồ tư duy mà các em nên ghi nhớ khi ôn tập:</w:t>
       </w:r>
     </w:p>
     <w:p>
@@ -3073,17 +3175,16 @@
           <w:ilvl w:val="0"/>
           <w:numId w:val="2"/>
         </w:numPr>
-        <w:spacing w:after="100" w:line="300"/>
-      </w:pPr>
-      <w:r>
-        <w:rPr>
-          <w:rFonts w:ascii="Times New Roman" w:cs="Times New Roman" w:eastAsia="Times New Roman" w:hAnsi="Times New Roman"/>
-          <w:b/>
-          <w:bCs/>
-          <w:sz w:val="24"/>
-          <w:szCs w:val="24"/>
-        </w:rPr>
-        <w:t xml:space="preserve">Deadlock = chu trình chờ đợi lẫn nhau giữa các giao tác, khiến không giao tác nào tiến triển được.</w:t>
+        <w:spacing w:after="100" w:line="300" w:lineRule="auto"/>
+      </w:pPr>
+      <w:r>
+        <w:rPr>
+          <w:b/>
+          <w:bCs/>
+          <w:sz w:val="24"/>
+          <w:szCs w:val="24"/>
+        </w:rPr>
+        <w:t>Deadlock = chu trình chờ đợi lẫn nhau giữa các giao tác, khiến không giao tác nào tiến triển được.</w:t>
       </w:r>
     </w:p>
     <w:p>
@@ -3093,17 +3194,25 @@
           <w:ilvl w:val="0"/>
           <w:numId w:val="2"/>
         </w:numPr>
-        <w:spacing w:after="100" w:line="300"/>
-      </w:pPr>
-      <w:r>
-        <w:rPr>
-          <w:rFonts w:ascii="Times New Roman" w:cs="Times New Roman" w:eastAsia="Times New Roman" w:hAnsi="Times New Roman"/>
-          <w:b/>
-          <w:bCs/>
-          <w:sz w:val="24"/>
-          <w:szCs w:val="24"/>
-        </w:rPr>
-        <w:t xml:space="preserve">Hai hướng xử lý: (1) Phát hiện sau khi xảy ra — Đồ thị chờ, Timeout; (2) Ngăn ngừa trước khi xảy ra — 2PL, Ordering, Timestamp (Wait-Die/Wound-Wait), No Waiting, Cautious Waiting.</w:t>
+        <w:spacing w:after="100" w:line="300" w:lineRule="auto"/>
+      </w:pPr>
+      <w:r>
+        <w:rPr>
+          <w:b/>
+          <w:bCs/>
+          <w:sz w:val="24"/>
+          <w:szCs w:val="24"/>
+        </w:rPr>
+        <w:t>Hai hướng xử lý: (1) Phát hiện sau khi xảy ra — Đồ thị chờ, Timeout; (2) Ngăn ngừa trước khi xảy ra — 2PL, Ordering, Timestamp (Wait-Die/Wound-Wait), No Wait</w:t>
+      </w:r>
+      <w:r>
+        <w:rPr>
+          <w:b/>
+          <w:bCs/>
+          <w:sz w:val="24"/>
+          <w:szCs w:val="24"/>
+        </w:rPr>
+        <w:t>ing, Cautious Waiting.</w:t>
       </w:r>
     </w:p>
     <w:p>
@@ -3113,17 +3222,16 @@
           <w:ilvl w:val="0"/>
           <w:numId w:val="2"/>
         </w:numPr>
-        <w:spacing w:after="100" w:line="300"/>
-      </w:pPr>
-      <w:r>
-        <w:rPr>
-          <w:rFonts w:ascii="Times New Roman" w:cs="Times New Roman" w:eastAsia="Times New Roman" w:hAnsi="Times New Roman"/>
-          <w:b/>
-          <w:bCs/>
-          <w:sz w:val="24"/>
-          <w:szCs w:val="24"/>
-        </w:rPr>
-        <w:t xml:space="preserve">Giao thức Timestamp (Wait-Die/Wound-Wait) là trọng tâm bài tập tính toán — cần thuộc chính xác 2 bảng quy tắc và biết áp dụng vào một chuỗi thao tác cụ thể.</w:t>
+        <w:spacing w:after="100" w:line="300" w:lineRule="auto"/>
+      </w:pPr>
+      <w:r>
+        <w:rPr>
+          <w:b/>
+          <w:bCs/>
+          <w:sz w:val="24"/>
+          <w:szCs w:val="24"/>
+        </w:rPr>
+        <w:t>Giao thức Timestamp (Wait-Die/Wound-Wait) là trọng tâm bài tập tính toán — cần thuộc chính xác 2 bảng quy tắc và biết áp dụng vào một chuỗi thao tác cụ thể.</w:t>
       </w:r>
     </w:p>
     <w:p>
@@ -3133,17 +3241,25 @@
           <w:ilvl w:val="0"/>
           <w:numId w:val="2"/>
         </w:numPr>
-        <w:spacing w:after="100" w:line="300"/>
-      </w:pPr>
-      <w:r>
-        <w:rPr>
-          <w:rFonts w:ascii="Times New Roman" w:cs="Times New Roman" w:eastAsia="Times New Roman" w:hAnsi="Times New Roman"/>
-          <w:b/>
-          <w:bCs/>
-          <w:sz w:val="24"/>
-          <w:szCs w:val="24"/>
-        </w:rPr>
-        <w:t xml:space="preserve">Khi deadlock đã xảy ra: chọn nạn nhân theo chi phí thấp nhất → rollback (toàn bộ hoặc một phần) → luôn kiểm soát để tránh starvation.</w:t>
+        <w:spacing w:after="100" w:line="300" w:lineRule="auto"/>
+      </w:pPr>
+      <w:r>
+        <w:rPr>
+          <w:b/>
+          <w:bCs/>
+          <w:sz w:val="24"/>
+          <w:szCs w:val="24"/>
+        </w:rPr>
+        <w:t>Khi deadlock đã xảy ra: chọn nạn nhân theo chi phí thấp nhất → rollback (toà</w:t>
+      </w:r>
+      <w:r>
+        <w:rPr>
+          <w:b/>
+          <w:bCs/>
+          <w:sz w:val="24"/>
+          <w:szCs w:val="24"/>
+        </w:rPr>
+        <w:t>n bộ hoặc một phần) → luôn kiểm soát để tránh starvation.</w:t>
       </w:r>
     </w:p>
     <w:p>
@@ -3153,17 +3269,16 @@
           <w:ilvl w:val="0"/>
           <w:numId w:val="2"/>
         </w:numPr>
-        <w:spacing w:after="100" w:line="300"/>
-      </w:pPr>
-      <w:r>
-        <w:rPr>
-          <w:rFonts w:ascii="Times New Roman" w:cs="Times New Roman" w:eastAsia="Times New Roman" w:hAnsi="Times New Roman"/>
-          <w:b/>
-          <w:bCs/>
-          <w:sz w:val="24"/>
-          <w:szCs w:val="24"/>
-        </w:rPr>
-        <w:t xml:space="preserve">Việc cấp khóa không chỉ dựa vào tính tương thích (bảng S/X) mà còn phải tôn trọng thứ tự hàng đợi để tránh chết đói.</w:t>
+        <w:spacing w:after="100" w:line="300" w:lineRule="auto"/>
+      </w:pPr>
+      <w:r>
+        <w:rPr>
+          <w:b/>
+          <w:bCs/>
+          <w:sz w:val="24"/>
+          <w:szCs w:val="24"/>
+        </w:rPr>
+        <w:t>Việc cấp khóa không chỉ dựa vào tính tương thích (bảng S/X) mà còn phải tôn trọng thứ tự hàng đợi để tránh chết đói.</w:t>
       </w:r>
     </w:p>
     <w:p>
@@ -3173,7 +3288,6 @@
       </w:pPr>
       <w:r>
         <w:rPr>
-          <w:rFonts w:ascii="Times New Roman" w:cs="Times New Roman" w:eastAsia="Times New Roman" w:hAnsi="Times New Roman"/>
           <w:b/>
           <w:bCs/>
           <w:i/>
@@ -3182,102 +3296,38 @@
           <w:sz w:val="24"/>
           <w:szCs w:val="24"/>
         </w:rPr>
-        <w:t xml:space="preserve">Lời khuyên cuối chương: các em nên tự tay giải lại ví dụ Wait-Die/Wound-Wait ở mục 3.3 với các bộ nhãn thời gian khác nhau (ví dụ đổi TS(T1), TS(T2), TS(T3) hoặc thêm giao tác T4) để chắc chắn đã hiểu bản chất, chứ không chỉ nhớ máy móc bảng quy tắc. Đây là dạng bài tập rất hay xuất hiện trong đề kiểm tra và đề thi cuối kỳ của môn học.</w:t>
+        <w:t>Lời khuyên cuối chương: các em nên tự tay giải lại ví dụ Wait-Die/Wound-Wait ở mụ</w:t>
+      </w:r>
+      <w:r>
+        <w:rPr>
+          <w:b/>
+          <w:bCs/>
+          <w:i/>
+          <w:iCs/>
+          <w:color w:val="1F3864"/>
+          <w:sz w:val="24"/>
+          <w:szCs w:val="24"/>
+        </w:rPr>
+        <w:t>c 3.3 với các bộ nhãn thời gian khác nhau (ví dụ đổi TS(T1), TS(T2), TS(T3) hoặc thêm giao tác T4) để chắc chắn đã hiểu bản chất, chứ không chỉ nhớ máy móc bảng quy tắc. Đây là dạng bài tập rất hay xuất hiện trong đề kiểm tra và đề thi cuối kỳ của môn học.</w:t>
       </w:r>
     </w:p>
     <w:sectPr>
-      <w:pgSz w:w="11906" w:h="16838" w:orient="portrait"/>
+      <w:pgSz w:w="11906" w:h="16838"/>
       <w:pgMar w:top="1134" w:right="1134" w:bottom="1134" w:left="1417" w:header="708" w:footer="708" w:gutter="0"/>
-      <w:pgNumType/>
+      <w:cols w:space="720"/>
       <w:docGrid w:linePitch="360"/>
     </w:sectPr>
   </w:body>
 </w:document>
 </file>
 
-<file path=word/comments.xml><?xml version="1.0" encoding="utf-8"?>
-<w:comments xmlns:cx="http://schemas.microsoft.com/office/drawing/2014/chartex" xmlns:cx1="http://schemas.microsoft.com/office/drawing/2015/9/8/chartex" xmlns:cx2="http://schemas.microsoft.com/office/drawing/2015/10/21/chartex" xmlns:cx3="http://schemas.microsoft.com/office/drawing/2016/5/9/chartex" xmlns:cx4="http://schemas.microsoft.com/office/drawing/2016/5/10/chartex" xmlns:cx5="http://schemas.microsoft.com/office/drawing/2016/5/11/chartex" xmlns:cx6="http://schemas.microsoft.com/office/drawing/2016/5/12/chartex" xmlns:cx7="http://schemas.microsoft.com/office/drawing/2016/5/13/chartex" xmlns:cx8="http://schemas.microsoft.com/office/drawing/2016/5/14/chartex" xmlns:mc="http://schemas.openxmlformats.org/markup-compatibility/2006" xmlns:aink="http://schemas.microsoft.com/office/drawing/2016/ink" xmlns:am3d="http://schemas.microsoft.com/office/drawing/2017/model3d" xmlns:o="urn:schemas-microsoft-com:office:office" xmlns:r="http://schemas.openxmlformats.org/officeDocument/2006/relationships" xmlns:m="http://schemas.openxmlformats.org/officeDocument/2006/math" xmlns:v="urn:schemas-microsoft-com:vml" xmlns:wp14="http://schemas.microsoft.com/office/word/2010/wordprocessingDrawing" xmlns:wp="http://schemas.openxmlformats.org/drawingml/2006/wordprocessingDrawing" xmlns:w10="urn:schemas-microsoft-com:office:word" xmlns:w="http://schemas.openxmlformats.org/wordprocessingml/2006/main" xmlns:w14="http://schemas.microsoft.com/office/word/2010/wordml" xmlns:w15="http://schemas.microsoft.com/office/word/2012/wordml" xmlns:w16cex="http://schemas.microsoft.com/office/word/2018/wordml/cex" xmlns:w16cid="http://schemas.microsoft.com/office/word/2016/wordml/cid" xmlns:w16="http://schemas.microsoft.com/office/word/2018/wordml" xmlns:w16sdtdh="http://schemas.microsoft.com/office/word/2020/wordml/sdtdatahash" xmlns:w16se="http://schemas.microsoft.com/office/word/2015/wordml/symex" xmlns:wpg="http://schemas.microsoft.com/office/word/2010/wordprocessingGroup" xmlns:wpi="http://schemas.microsoft.com/office/word/2010/wordprocessingInk" xmlns:wne="http://schemas.microsoft.com/office/word/2006/wordml" xmlns:wps="http://schemas.microsoft.com/office/word/2010/wordprocessingShape"/>
-</file>
-
-<file path=word/endnotes.xml><?xml version="1.0" encoding="utf-8"?>
-<w:endnotes xmlns:wpc="http://schemas.microsoft.com/office/word/2010/wordprocessingCanvas" xmlns:mc="http://schemas.openxmlformats.org/markup-compatibility/2006" xmlns:o="urn:schemas-microsoft-com:office:office" xmlns:r="http://schemas.openxmlformats.org/officeDocument/2006/relationships" xmlns:m="http://schemas.openxmlformats.org/officeDocument/2006/math" xmlns:v="urn:schemas-microsoft-com:vml" xmlns:wp14="http://schemas.microsoft.com/office/word/2010/wordprocessingDrawing" xmlns:wp="http://schemas.openxmlformats.org/drawingml/2006/wordprocessingDrawing" xmlns:w10="urn:schemas-microsoft-com:office:word" xmlns:w="http://schemas.openxmlformats.org/wordprocessingml/2006/main" xmlns:w14="http://schemas.microsoft.com/office/word/2010/wordml" xmlns:w15="http://schemas.microsoft.com/office/word/2012/wordml" xmlns:wpg="http://schemas.microsoft.com/office/word/2010/wordprocessingGroup" xmlns:wpi="http://schemas.microsoft.com/office/word/2010/wordprocessingInk" xmlns:wne="http://schemas.microsoft.com/office/word/2006/wordml" xmlns:wps="http://schemas.microsoft.com/office/word/2010/wordprocessingShape" mc:Ignorable="w14 w15 wp14">
-  <w:endnote w:type="separator" w:id="-1">
-    <w:p>
-      <w:pPr>
-        <w:spacing w:after="0" w:line="240" w:lineRule="auto"/>
-      </w:pPr>
-      <w:r>
-        <w:rPr>
-          <w:rStyle w:val="EndnoteReference"/>
-        </w:rPr>
-        <w:endnoteRef/>
-      </w:r>
-      <w:r>
-        <w:separator/>
-      </w:r>
-    </w:p>
-  </w:endnote>
-  <w:endnote w:type="continuationSeparator" w:id="0">
-    <w:p>
-      <w:pPr>
-        <w:spacing w:after="0" w:line="240" w:lineRule="auto"/>
-      </w:pPr>
-      <w:r>
-        <w:rPr>
-          <w:rStyle w:val="EndnoteReference"/>
-        </w:rPr>
-        <w:endnoteRef/>
-      </w:r>
-      <w:r>
-        <w:continuationSeparator/>
-      </w:r>
-    </w:p>
-  </w:endnote>
-</w:endnotes>
-</file>
-
-<file path=word/footnotes.xml><?xml version="1.0" encoding="utf-8"?>
-<w:footnotes xmlns:wpc="http://schemas.microsoft.com/office/word/2010/wordprocessingCanvas" xmlns:mc="http://schemas.openxmlformats.org/markup-compatibility/2006" xmlns:o="urn:schemas-microsoft-com:office:office" xmlns:r="http://schemas.openxmlformats.org/officeDocument/2006/relationships" xmlns:m="http://schemas.openxmlformats.org/officeDocument/2006/math" xmlns:v="urn:schemas-microsoft-com:vml" xmlns:wp14="http://schemas.microsoft.com/office/word/2010/wordprocessingDrawing" xmlns:wp="http://schemas.openxmlformats.org/drawingml/2006/wordprocessingDrawing" xmlns:w10="urn:schemas-microsoft-com:office:word" xmlns:w="http://schemas.openxmlformats.org/wordprocessingml/2006/main" xmlns:w14="http://schemas.microsoft.com/office/word/2010/wordml" xmlns:w15="http://schemas.microsoft.com/office/word/2012/wordml" xmlns:wpg="http://schemas.microsoft.com/office/word/2010/wordprocessingGroup" xmlns:wpi="http://schemas.microsoft.com/office/word/2010/wordprocessingInk" xmlns:wne="http://schemas.microsoft.com/office/word/2006/wordml" xmlns:wps="http://schemas.microsoft.com/office/word/2010/wordprocessingShape" mc:Ignorable="w14 w15 wp14">
-  <w:footnote w:type="separator" w:id="-1">
-    <w:p>
-      <w:pPr>
-        <w:spacing w:after="0" w:line="240" w:lineRule="auto"/>
-      </w:pPr>
-      <w:r>
-        <w:rPr>
-          <w:rStyle w:val="FootnoteReference"/>
-        </w:rPr>
-        <w:footnoteRef/>
-      </w:r>
-      <w:r>
-        <w:separator/>
-      </w:r>
-    </w:p>
-  </w:footnote>
-  <w:footnote w:type="continuationSeparator" w:id="0">
-    <w:p>
-      <w:pPr>
-        <w:spacing w:after="0" w:line="240" w:lineRule="auto"/>
-      </w:pPr>
-      <w:r>
-        <w:rPr>
-          <w:rStyle w:val="FootnoteReference"/>
-        </w:rPr>
-        <w:footnoteRef/>
-      </w:r>
-      <w:r>
-        <w:continuationSeparator/>
-      </w:r>
-    </w:p>
-  </w:footnote>
-</w:footnotes>
-</file>
-
 <file path=word/numbering.xml><?xml version="1.0" encoding="utf-8"?>
-<w:numbering xmlns:wpc="http://schemas.microsoft.com/office/word/2010/wordprocessingCanvas" xmlns:mc="http://schemas.openxmlformats.org/markup-compatibility/2006" xmlns:o="urn:schemas-microsoft-com:office:office" xmlns:r="http://schemas.openxmlformats.org/officeDocument/2006/relationships" xmlns:m="http://schemas.openxmlformats.org/officeDocument/2006/math" xmlns:v="urn:schemas-microsoft-com:vml" xmlns:wp14="http://schemas.microsoft.com/office/word/2010/wordprocessingDrawing" xmlns:wp="http://schemas.openxmlformats.org/drawingml/2006/wordprocessingDrawing" xmlns:w10="urn:schemas-microsoft-com:office:word" xmlns:w="http://schemas.openxmlformats.org/wordprocessingml/2006/main" xmlns:w14="http://schemas.microsoft.com/office/word/2010/wordml" xmlns:w15="http://schemas.microsoft.com/office/word/2012/wordml" xmlns:wpg="http://schemas.microsoft.com/office/word/2010/wordprocessingGroup" xmlns:wpi="http://schemas.microsoft.com/office/word/2010/wordprocessingInk" xmlns:wne="http://schemas.microsoft.com/office/word/2006/wordml" xmlns:wps="http://schemas.microsoft.com/office/word/2010/wordprocessingShape" mc:Ignorable="w14 w15 wp14">
-  <w:abstractNum w:abstractNumId="1" w15:restartNumberingAfterBreak="0">
+<w:numbering xmlns:wpc="http://schemas.microsoft.com/office/word/2010/wordprocessingCanvas" xmlns:cx="http://schemas.microsoft.com/office/drawing/2014/chartex" xmlns:mc="http://schemas.openxmlformats.org/markup-compatibility/2006" xmlns:o="urn:schemas-microsoft-com:office:office" xmlns:r="http://schemas.openxmlformats.org/officeDocument/2006/relationships" xmlns:m="http://schemas.openxmlformats.org/officeDocument/2006/math" xmlns:v="urn:schemas-microsoft-com:vml" xmlns:wp14="http://schemas.microsoft.com/office/word/2010/wordprocessingDrawing" xmlns:wp="http://schemas.openxmlformats.org/drawingml/2006/wordprocessingDrawing" xmlns:w10="urn:schemas-microsoft-com:office:word" xmlns:w="http://schemas.openxmlformats.org/wordprocessingml/2006/main" xmlns:w14="http://schemas.microsoft.com/office/word/2010/wordml" xmlns:w15="http://schemas.microsoft.com/office/word/2012/wordml" xmlns:w16se="http://schemas.microsoft.com/office/word/2015/wordml/symex" xmlns:wpg="http://schemas.microsoft.com/office/word/2010/wordprocessingGroup" xmlns:wpi="http://schemas.microsoft.com/office/word/2010/wordprocessingInk" xmlns:wne="http://schemas.microsoft.com/office/word/2006/wordml" xmlns:wps="http://schemas.microsoft.com/office/word/2010/wordprocessingShape" mc:Ignorable="w14 w15 w16se wp14">
+  <w:abstractNum w:abstractNumId="0" w15:restartNumberingAfterBreak="0">
+    <w:nsid w:val="0A0F039F"/>
     <w:multiLevelType w:val="hybridMultilevel"/>
-    <w:lvl w:ilvl="0" w15:tentative="1">
+    <w:tmpl w:val="31F02188"/>
+    <w:lvl w:ilvl="0" w:tplc="AD5C4256">
       <w:start w:val="1"/>
       <w:numFmt w:val="bullet"/>
       <w:lvlText w:val="●"/>
@@ -3286,7 +3336,7 @@
         <w:ind w:left="720" w:hanging="360"/>
       </w:pPr>
     </w:lvl>
-    <w:lvl w:ilvl="1" w15:tentative="1">
+    <w:lvl w:ilvl="1" w:tplc="372030B0">
       <w:start w:val="1"/>
       <w:numFmt w:val="bullet"/>
       <w:lvlText w:val="○"/>
@@ -3295,7 +3345,7 @@
         <w:ind w:left="1440" w:hanging="360"/>
       </w:pPr>
     </w:lvl>
-    <w:lvl w:ilvl="2" w15:tentative="1">
+    <w:lvl w:ilvl="2" w:tplc="405EE8C0">
       <w:start w:val="1"/>
       <w:numFmt w:val="bullet"/>
       <w:lvlText w:val="■"/>
@@ -3304,7 +3354,7 @@
         <w:ind w:left="2160" w:hanging="360"/>
       </w:pPr>
     </w:lvl>
-    <w:lvl w:ilvl="3" w15:tentative="1">
+    <w:lvl w:ilvl="3" w:tplc="AD68DADE">
       <w:start w:val="1"/>
       <w:numFmt w:val="bullet"/>
       <w:lvlText w:val="●"/>
@@ -3313,7 +3363,7 @@
         <w:ind w:left="2880" w:hanging="360"/>
       </w:pPr>
     </w:lvl>
-    <w:lvl w:ilvl="4" w15:tentative="1">
+    <w:lvl w:ilvl="4" w:tplc="145EC270">
       <w:start w:val="1"/>
       <w:numFmt w:val="bullet"/>
       <w:lvlText w:val="○"/>
@@ -3322,7 +3372,7 @@
         <w:ind w:left="3600" w:hanging="360"/>
       </w:pPr>
     </w:lvl>
-    <w:lvl w:ilvl="5" w15:tentative="1">
+    <w:lvl w:ilvl="5" w:tplc="D76A8EEA">
       <w:start w:val="1"/>
       <w:numFmt w:val="bullet"/>
       <w:lvlText w:val="■"/>
@@ -3331,7 +3381,7 @@
         <w:ind w:left="4320" w:hanging="360"/>
       </w:pPr>
     </w:lvl>
-    <w:lvl w:ilvl="6" w15:tentative="1">
+    <w:lvl w:ilvl="6" w:tplc="4AB44676">
       <w:start w:val="1"/>
       <w:numFmt w:val="bullet"/>
       <w:lvlText w:val="●"/>
@@ -3340,7 +3390,7 @@
         <w:ind w:left="5040" w:hanging="360"/>
       </w:pPr>
     </w:lvl>
-    <w:lvl w:ilvl="7" w15:tentative="1">
+    <w:lvl w:ilvl="7" w:tplc="98B2749A">
       <w:start w:val="1"/>
       <w:numFmt w:val="bullet"/>
       <w:lvlText w:val="●"/>
@@ -3349,7 +3399,7 @@
         <w:ind w:left="5760" w:hanging="360"/>
       </w:pPr>
     </w:lvl>
-    <w:lvl w:ilvl="8" w15:tentative="1">
+    <w:lvl w:ilvl="8" w:tplc="9AD21444">
       <w:start w:val="1"/>
       <w:numFmt w:val="bullet"/>
       <w:lvlText w:val="●"/>
@@ -3359,9 +3409,11 @@
       </w:pPr>
     </w:lvl>
   </w:abstractNum>
-  <w:abstractNum w:abstractNumId="2" w15:restartNumberingAfterBreak="0">
+  <w:abstractNum w:abstractNumId="1" w15:restartNumberingAfterBreak="0">
+    <w:nsid w:val="6B881622"/>
     <w:multiLevelType w:val="hybridMultilevel"/>
-    <w:lvl w:ilvl="0" w15:tentative="1">
+    <w:tmpl w:val="72E06746"/>
+    <w:lvl w:ilvl="0" w:tplc="47364834">
       <w:start w:val="1"/>
       <w:numFmt w:val="bullet"/>
       <w:lvlText w:val="●"/>
@@ -3370,7 +3422,7 @@
         <w:ind w:left="720" w:hanging="360"/>
       </w:pPr>
     </w:lvl>
-    <w:lvl w:ilvl="1" w15:tentative="1">
+    <w:lvl w:ilvl="1" w:tplc="52307B4E">
       <w:start w:val="1"/>
       <w:numFmt w:val="bullet"/>
       <w:lvlText w:val="○"/>
@@ -3379,15 +3431,50 @@
         <w:ind w:left="1080" w:hanging="360"/>
       </w:pPr>
     </w:lvl>
+    <w:lvl w:ilvl="2" w:tplc="D1483D56">
+      <w:numFmt w:val="decimal"/>
+      <w:lvlText w:val=""/>
+      <w:lvlJc w:val="left"/>
+    </w:lvl>
+    <w:lvl w:ilvl="3" w:tplc="63E493DA">
+      <w:numFmt w:val="decimal"/>
+      <w:lvlText w:val=""/>
+      <w:lvlJc w:val="left"/>
+    </w:lvl>
+    <w:lvl w:ilvl="4" w:tplc="AF2A641E">
+      <w:numFmt w:val="decimal"/>
+      <w:lvlText w:val=""/>
+      <w:lvlJc w:val="left"/>
+    </w:lvl>
+    <w:lvl w:ilvl="5" w:tplc="4D24F582">
+      <w:numFmt w:val="decimal"/>
+      <w:lvlText w:val=""/>
+      <w:lvlJc w:val="left"/>
+    </w:lvl>
+    <w:lvl w:ilvl="6" w:tplc="1576B0C8">
+      <w:numFmt w:val="decimal"/>
+      <w:lvlText w:val=""/>
+      <w:lvlJc w:val="left"/>
+    </w:lvl>
+    <w:lvl w:ilvl="7" w:tplc="7E4CC050">
+      <w:numFmt w:val="decimal"/>
+      <w:lvlText w:val=""/>
+      <w:lvlJc w:val="left"/>
+    </w:lvl>
+    <w:lvl w:ilvl="8" w:tplc="48EE4234">
+      <w:numFmt w:val="decimal"/>
+      <w:lvlText w:val=""/>
+      <w:lvlJc w:val="left"/>
+    </w:lvl>
   </w:abstractNum>
   <w:num w:numId="1">
-    <w:abstractNumId w:val="1"/>
+    <w:abstractNumId w:val="0"/>
     <w:lvlOverride w:ilvl="0">
       <w:startOverride w:val="1"/>
     </w:lvlOverride>
   </w:num>
   <w:num w:numId="2">
-    <w:abstractNumId w:val="2"/>
+    <w:abstractNumId w:val="1"/>
     <w:lvlOverride w:ilvl="0">
       <w:startOverride w:val="1"/>
     </w:lvlOverride>
@@ -3396,26 +3483,399 @@
 </file>
 
 <file path=word/styles.xml><?xml version="1.0" encoding="utf-8"?>
-<w:styles xmlns:mc="http://schemas.openxmlformats.org/markup-compatibility/2006" xmlns:r="http://schemas.openxmlformats.org/officeDocument/2006/relationships" xmlns:w="http://schemas.openxmlformats.org/wordprocessingml/2006/main" xmlns:w14="http://schemas.microsoft.com/office/word/2010/wordml" xmlns:w15="http://schemas.microsoft.com/office/word/2012/wordml" mc:Ignorable="w14 w15">
+<w:styles xmlns:mc="http://schemas.openxmlformats.org/markup-compatibility/2006" xmlns:r="http://schemas.openxmlformats.org/officeDocument/2006/relationships" xmlns:w="http://schemas.openxmlformats.org/wordprocessingml/2006/main" xmlns:w14="http://schemas.microsoft.com/office/word/2010/wordml" xmlns:w15="http://schemas.microsoft.com/office/word/2012/wordml" xmlns:w16se="http://schemas.microsoft.com/office/word/2015/wordml/symex" mc:Ignorable="w14 w15 w16se">
   <w:docDefaults>
-    <w:rPrDefault/>
+    <w:rPrDefault>
+      <w:rPr>
+        <w:rFonts w:ascii="Times New Roman" w:eastAsia="Times New Roman" w:hAnsi="Times New Roman" w:cs="Times New Roman"/>
+        <w:lang w:val="en-US" w:eastAsia="en-US" w:bidi="ar-SA"/>
+      </w:rPr>
+    </w:rPrDefault>
     <w:pPrDefault/>
   </w:docDefaults>
-  <w:style w:type="paragraph" w:styleId="Title">
-    <w:name w:val="Title"/>
-    <w:basedOn w:val="Normal"/>
-    <w:next w:val="Normal"/>
+  <w:latentStyles w:defLockedState="0" w:defUIPriority="99" w:defSemiHidden="0" w:defUnhideWhenUsed="0" w:defQFormat="0" w:count="371">
+    <w:lsdException w:name="Normal" w:uiPriority="0" w:qFormat="1"/>
+    <w:lsdException w:name="heading 1" w:uiPriority="9" w:qFormat="1"/>
+    <w:lsdException w:name="heading 2" w:semiHidden="1" w:uiPriority="9" w:unhideWhenUsed="1" w:qFormat="1"/>
+    <w:lsdException w:name="heading 3" w:semiHidden="1" w:uiPriority="9" w:unhideWhenUsed="1" w:qFormat="1"/>
+    <w:lsdException w:name="heading 4" w:semiHidden="1" w:uiPriority="9" w:unhideWhenUsed="1" w:qFormat="1"/>
+    <w:lsdException w:name="heading 5" w:semiHidden="1" w:uiPriority="9" w:unhideWhenUsed="1" w:qFormat="1"/>
+    <w:lsdException w:name="heading 6" w:semiHidden="1" w:uiPriority="9" w:unhideWhenUsed="1" w:qFormat="1"/>
+    <w:lsdException w:name="heading 7" w:semiHidden="1" w:uiPriority="9" w:unhideWhenUsed="1" w:qFormat="1"/>
+    <w:lsdException w:name="heading 8" w:semiHidden="1" w:uiPriority="9" w:unhideWhenUsed="1" w:qFormat="1"/>
+    <w:lsdException w:name="heading 9" w:semiHidden="1" w:uiPriority="9" w:unhideWhenUsed="1" w:qFormat="1"/>
+    <w:lsdException w:name="index 1" w:semiHidden="1" w:unhideWhenUsed="1"/>
+    <w:lsdException w:name="index 2" w:semiHidden="1" w:unhideWhenUsed="1"/>
+    <w:lsdException w:name="index 3" w:semiHidden="1" w:unhideWhenUsed="1"/>
+    <w:lsdException w:name="index 4" w:semiHidden="1" w:unhideWhenUsed="1"/>
+    <w:lsdException w:name="index 5" w:semiHidden="1" w:unhideWhenUsed="1"/>
+    <w:lsdException w:name="index 6" w:semiHidden="1" w:unhideWhenUsed="1"/>
+    <w:lsdException w:name="index 7" w:semiHidden="1" w:unhideWhenUsed="1"/>
+    <w:lsdException w:name="index 8" w:semiHidden="1" w:unhideWhenUsed="1"/>
+    <w:lsdException w:name="index 9" w:semiHidden="1" w:unhideWhenUsed="1"/>
+    <w:lsdException w:name="toc 1" w:semiHidden="1" w:uiPriority="39" w:unhideWhenUsed="1"/>
+    <w:lsdException w:name="toc 2" w:semiHidden="1" w:uiPriority="39" w:unhideWhenUsed="1"/>
+    <w:lsdException w:name="toc 3" w:semiHidden="1" w:uiPriority="39" w:unhideWhenUsed="1"/>
+    <w:lsdException w:name="toc 4" w:semiHidden="1" w:uiPriority="39" w:unhideWhenUsed="1"/>
+    <w:lsdException w:name="toc 5" w:semiHidden="1" w:uiPriority="39" w:unhideWhenUsed="1"/>
+    <w:lsdException w:name="toc 6" w:semiHidden="1" w:uiPriority="39" w:unhideWhenUsed="1"/>
+    <w:lsdException w:name="toc 7" w:semiHidden="1" w:uiPriority="39" w:unhideWhenUsed="1"/>
+    <w:lsdException w:name="toc 8" w:semiHidden="1" w:uiPriority="39" w:unhideWhenUsed="1"/>
+    <w:lsdException w:name="toc 9" w:semiHidden="1" w:uiPriority="39" w:unhideWhenUsed="1"/>
+    <w:lsdException w:name="Normal Indent" w:semiHidden="1" w:unhideWhenUsed="1"/>
+    <w:lsdException w:name="footnote text" w:semiHidden="1" w:unhideWhenUsed="1"/>
+    <w:lsdException w:name="annotation text" w:semiHidden="1" w:unhideWhenUsed="1"/>
+    <w:lsdException w:name="header" w:semiHidden="1" w:unhideWhenUsed="1"/>
+    <w:lsdException w:name="footer" w:semiHidden="1" w:unhideWhenUsed="1"/>
+    <w:lsdException w:name="index heading" w:semiHidden="1" w:unhideWhenUsed="1"/>
+    <w:lsdException w:name="caption" w:semiHidden="1" w:uiPriority="35" w:unhideWhenUsed="1" w:qFormat="1"/>
+    <w:lsdException w:name="table of figures" w:semiHidden="1" w:unhideWhenUsed="1"/>
+    <w:lsdException w:name="envelope address" w:semiHidden="1" w:unhideWhenUsed="1"/>
+    <w:lsdException w:name="envelope return" w:semiHidden="1" w:unhideWhenUsed="1"/>
+    <w:lsdException w:name="footnote reference" w:semiHidden="1" w:unhideWhenUsed="1"/>
+    <w:lsdException w:name="annotation reference" w:semiHidden="1" w:unhideWhenUsed="1"/>
+    <w:lsdException w:name="line number" w:semiHidden="1" w:unhideWhenUsed="1"/>
+    <w:lsdException w:name="page number" w:semiHidden="1" w:unhideWhenUsed="1"/>
+    <w:lsdException w:name="endnote reference" w:semiHidden="1" w:unhideWhenUsed="1"/>
+    <w:lsdException w:name="endnote text" w:semiHidden="1" w:unhideWhenUsed="1"/>
+    <w:lsdException w:name="table of authorities" w:semiHidden="1" w:unhideWhenUsed="1"/>
+    <w:lsdException w:name="macro" w:semiHidden="1" w:unhideWhenUsed="1"/>
+    <w:lsdException w:name="toa heading" w:semiHidden="1" w:unhideWhenUsed="1"/>
+    <w:lsdException w:name="List" w:semiHidden="1" w:unhideWhenUsed="1"/>
+    <w:lsdException w:name="List Bullet" w:semiHidden="1" w:unhideWhenUsed="1"/>
+    <w:lsdException w:name="List Number" w:semiHidden="1" w:unhideWhenUsed="1"/>
+    <w:lsdException w:name="List 2" w:semiHidden="1" w:unhideWhenUsed="1"/>
+    <w:lsdException w:name="List 3" w:semiHidden="1" w:unhideWhenUsed="1"/>
+    <w:lsdException w:name="List 4" w:semiHidden="1" w:unhideWhenUsed="1"/>
+    <w:lsdException w:name="List 5" w:semiHidden="1" w:unhideWhenUsed="1"/>
+    <w:lsdException w:name="List Bullet 2" w:semiHidden="1" w:unhideWhenUsed="1"/>
+    <w:lsdException w:name="List Bullet 3" w:semiHidden="1" w:unhideWhenUsed="1"/>
+    <w:lsdException w:name="List Bullet 4" w:semiHidden="1" w:unhideWhenUsed="1"/>
+    <w:lsdException w:name="List Bullet 5" w:semiHidden="1" w:unhideWhenUsed="1"/>
+    <w:lsdException w:name="List Number 2" w:semiHidden="1" w:unhideWhenUsed="1"/>
+    <w:lsdException w:name="List Number 3" w:semiHidden="1" w:unhideWhenUsed="1"/>
+    <w:lsdException w:name="List Number 4" w:semiHidden="1" w:unhideWhenUsed="1"/>
+    <w:lsdException w:name="List Number 5" w:semiHidden="1" w:unhideWhenUsed="1"/>
+    <w:lsdException w:name="Title" w:uiPriority="10" w:qFormat="1"/>
+    <w:lsdException w:name="Closing" w:semiHidden="1" w:unhideWhenUsed="1"/>
+    <w:lsdException w:name="Signature" w:semiHidden="1" w:unhideWhenUsed="1"/>
+    <w:lsdException w:name="Default Paragraph Font" w:semiHidden="1" w:uiPriority="1" w:unhideWhenUsed="1"/>
+    <w:lsdException w:name="Body Text" w:semiHidden="1" w:unhideWhenUsed="1"/>
+    <w:lsdException w:name="Body Text Indent" w:semiHidden="1" w:unhideWhenUsed="1"/>
+    <w:lsdException w:name="List Continue" w:semiHidden="1" w:unhideWhenUsed="1"/>
+    <w:lsdException w:name="List Continue 2" w:semiHidden="1" w:unhideWhenUsed="1"/>
+    <w:lsdException w:name="List Continue 3" w:semiHidden="1" w:unhideWhenUsed="1"/>
+    <w:lsdException w:name="List Continue 4" w:semiHidden="1" w:unhideWhenUsed="1"/>
+    <w:lsdException w:name="List Continue 5" w:semiHidden="1" w:unhideWhenUsed="1"/>
+    <w:lsdException w:name="Message Header" w:semiHidden="1" w:unhideWhenUsed="1"/>
+    <w:lsdException w:name="Subtitle" w:uiPriority="11" w:qFormat="1"/>
+    <w:lsdException w:name="Salutation" w:semiHidden="1" w:unhideWhenUsed="1"/>
+    <w:lsdException w:name="Date" w:semiHidden="1" w:unhideWhenUsed="1"/>
+    <w:lsdException w:name="Body Text First Indent" w:semiHidden="1" w:unhideWhenUsed="1"/>
+    <w:lsdException w:name="Body Text First Indent 2" w:semiHidden="1" w:unhideWhenUsed="1"/>
+    <w:lsdException w:name="Note Heading" w:semiHidden="1" w:unhideWhenUsed="1"/>
+    <w:lsdException w:name="Body Text 2" w:semiHidden="1" w:unhideWhenUsed="1"/>
+    <w:lsdException w:name="Body Text 3" w:semiHidden="1" w:unhideWhenUsed="1"/>
+    <w:lsdException w:name="Body Text Indent 2" w:semiHidden="1" w:unhideWhenUsed="1"/>
+    <w:lsdException w:name="Body Text Indent 3" w:semiHidden="1" w:unhideWhenUsed="1"/>
+    <w:lsdException w:name="Block Text" w:semiHidden="1" w:unhideWhenUsed="1"/>
+    <w:lsdException w:name="Hyperlink" w:semiHidden="1" w:unhideWhenUsed="1"/>
+    <w:lsdException w:name="FollowedHyperlink" w:semiHidden="1" w:unhideWhenUsed="1"/>
+    <w:lsdException w:name="Strong" w:uiPriority="22" w:qFormat="1"/>
+    <w:lsdException w:name="Emphasis" w:uiPriority="20" w:qFormat="1"/>
+    <w:lsdException w:name="Document Map" w:semiHidden="1" w:unhideWhenUsed="1"/>
+    <w:lsdException w:name="Plain Text" w:semiHidden="1" w:unhideWhenUsed="1"/>
+    <w:lsdException w:name="E-mail Signature" w:semiHidden="1" w:unhideWhenUsed="1"/>
+    <w:lsdException w:name="HTML Top of Form" w:semiHidden="1" w:unhideWhenUsed="1"/>
+    <w:lsdException w:name="HTML Bottom of Form" w:semiHidden="1" w:unhideWhenUsed="1"/>
+    <w:lsdException w:name="Normal (Web)" w:semiHidden="1" w:unhideWhenUsed="1"/>
+    <w:lsdException w:name="HTML Acronym" w:semiHidden="1" w:unhideWhenUsed="1"/>
+    <w:lsdException w:name="HTML Address" w:semiHidden="1" w:unhideWhenUsed="1"/>
+    <w:lsdException w:name="HTML Cite" w:semiHidden="1" w:unhideWhenUsed="1"/>
+    <w:lsdException w:name="HTML Code" w:semiHidden="1" w:unhideWhenUsed="1"/>
+    <w:lsdException w:name="HTML Definition" w:semiHidden="1" w:unhideWhenUsed="1"/>
+    <w:lsdException w:name="HTML Keyboard" w:semiHidden="1" w:unhideWhenUsed="1"/>
+    <w:lsdException w:name="HTML Preformatted" w:semiHidden="1" w:unhideWhenUsed="1"/>
+    <w:lsdException w:name="HTML Sample" w:semiHidden="1" w:unhideWhenUsed="1"/>
+    <w:lsdException w:name="HTML Typewriter" w:semiHidden="1" w:unhideWhenUsed="1"/>
+    <w:lsdException w:name="HTML Variable" w:semiHidden="1" w:unhideWhenUsed="1"/>
+    <w:lsdException w:name="Normal Table" w:semiHidden="1" w:unhideWhenUsed="1"/>
+    <w:lsdException w:name="annotation subject" w:semiHidden="1" w:unhideWhenUsed="1"/>
+    <w:lsdException w:name="No List" w:semiHidden="1" w:unhideWhenUsed="1"/>
+    <w:lsdException w:name="Outline List 1" w:semiHidden="1" w:unhideWhenUsed="1"/>
+    <w:lsdException w:name="Outline List 2" w:semiHidden="1" w:unhideWhenUsed="1"/>
+    <w:lsdException w:name="Outline List 3" w:semiHidden="1" w:unhideWhenUsed="1"/>
+    <w:lsdException w:name="Table Simple 1" w:semiHidden="1" w:unhideWhenUsed="1"/>
+    <w:lsdException w:name="Table Simple 2" w:semiHidden="1" w:unhideWhenUsed="1"/>
+    <w:lsdException w:name="Table Simple 3" w:semiHidden="1" w:unhideWhenUsed="1"/>
+    <w:lsdException w:name="Table Classic 1" w:semiHidden="1" w:unhideWhenUsed="1"/>
+    <w:lsdException w:name="Table Classic 2" w:semiHidden="1" w:unhideWhenUsed="1"/>
+    <w:lsdException w:name="Table Classic 3" w:semiHidden="1" w:unhideWhenUsed="1"/>
+    <w:lsdException w:name="Table Classic 4" w:semiHidden="1" w:unhideWhenUsed="1"/>
+    <w:lsdException w:name="Table Colorful 1" w:semiHidden="1" w:unhideWhenUsed="1"/>
+    <w:lsdException w:name="Table Colorful 2" w:semiHidden="1" w:unhideWhenUsed="1"/>
+    <w:lsdException w:name="Table Colorful 3" w:semiHidden="1" w:unhideWhenUsed="1"/>
+    <w:lsdException w:name="Table Columns 1" w:semiHidden="1" w:unhideWhenUsed="1"/>
+    <w:lsdException w:name="Table Columns 2" w:semiHidden="1" w:unhideWhenUsed="1"/>
+    <w:lsdException w:name="Table Columns 3" w:semiHidden="1" w:unhideWhenUsed="1"/>
+    <w:lsdException w:name="Table Columns 4" w:semiHidden="1" w:unhideWhenUsed="1"/>
+    <w:lsdException w:name="Table Columns 5" w:semiHidden="1" w:unhideWhenUsed="1"/>
+    <w:lsdException w:name="Table Grid 1" w:semiHidden="1" w:unhideWhenUsed="1"/>
+    <w:lsdException w:name="Table Grid 2" w:semiHidden="1" w:unhideWhenUsed="1"/>
+    <w:lsdException w:name="Table Grid 3" w:semiHidden="1" w:unhideWhenUsed="1"/>
+    <w:lsdException w:name="Table Grid 4" w:semiHidden="1" w:unhideWhenUsed="1"/>
+    <w:lsdException w:name="Table Grid 5" w:semiHidden="1" w:unhideWhenUsed="1"/>
+    <w:lsdException w:name="Table Grid 6" w:semiHidden="1" w:unhideWhenUsed="1"/>
+    <w:lsdException w:name="Table Grid 7" w:semiHidden="1" w:unhideWhenUsed="1"/>
+    <w:lsdException w:name="Table Grid 8" w:semiHidden="1" w:unhideWhenUsed="1"/>
+    <w:lsdException w:name="Table List 1" w:semiHidden="1" w:unhideWhenUsed="1"/>
+    <w:lsdException w:name="Table List 2" w:semiHidden="1" w:unhideWhenUsed="1"/>
+    <w:lsdException w:name="Table List 3" w:semiHidden="1" w:unhideWhenUsed="1"/>
+    <w:lsdException w:name="Table List 4" w:semiHidden="1" w:unhideWhenUsed="1"/>
+    <w:lsdException w:name="Table List 5" w:semiHidden="1" w:unhideWhenUsed="1"/>
+    <w:lsdException w:name="Table List 6" w:semiHidden="1" w:unhideWhenUsed="1"/>
+    <w:lsdException w:name="Table List 7" w:semiHidden="1" w:unhideWhenUsed="1"/>
+    <w:lsdException w:name="Table List 8" w:semiHidden="1" w:unhideWhenUsed="1"/>
+    <w:lsdException w:name="Table 3D effects 1" w:semiHidden="1" w:unhideWhenUsed="1"/>
+    <w:lsdException w:name="Table 3D effects 2" w:semiHidden="1" w:unhideWhenUsed="1"/>
+    <w:lsdException w:name="Table 3D effects 3" w:semiHidden="1" w:unhideWhenUsed="1"/>
+    <w:lsdException w:name="Table Contemporary" w:semiHidden="1" w:unhideWhenUsed="1"/>
+    <w:lsdException w:name="Table Elegant" w:semiHidden="1" w:unhideWhenUsed="1"/>
+    <w:lsdException w:name="Table Professional" w:semiHidden="1" w:unhideWhenUsed="1"/>
+    <w:lsdException w:name="Table Subtle 1" w:semiHidden="1" w:unhideWhenUsed="1"/>
+    <w:lsdException w:name="Table Subtle 2" w:semiHidden="1" w:unhideWhenUsed="1"/>
+    <w:lsdException w:name="Table Web 1" w:semiHidden="1" w:unhideWhenUsed="1"/>
+    <w:lsdException w:name="Table Web 2" w:semiHidden="1" w:unhideWhenUsed="1"/>
+    <w:lsdException w:name="Table Web 3" w:semiHidden="1" w:unhideWhenUsed="1"/>
+    <w:lsdException w:name="Balloon Text" w:semiHidden="1" w:unhideWhenUsed="1"/>
+    <w:lsdException w:name="Table Grid" w:uiPriority="39"/>
+    <w:lsdException w:name="Table Theme" w:semiHidden="1" w:unhideWhenUsed="1"/>
+    <w:lsdException w:name="Placeholder Text" w:semiHidden="1"/>
+    <w:lsdException w:name="No Spacing" w:uiPriority="1" w:qFormat="1"/>
+    <w:lsdException w:name="Light Shading" w:uiPriority="60"/>
+    <w:lsdException w:name="Light List" w:uiPriority="61"/>
+    <w:lsdException w:name="Light Grid" w:uiPriority="62"/>
+    <w:lsdException w:name="Medium Shading 1" w:uiPriority="63"/>
+    <w:lsdException w:name="Medium Shading 2" w:uiPriority="64"/>
+    <w:lsdException w:name="Medium List 1" w:uiPriority="65"/>
+    <w:lsdException w:name="Medium List 2" w:uiPriority="66"/>
+    <w:lsdException w:name="Medium Grid 1" w:uiPriority="67"/>
+    <w:lsdException w:name="Medium Grid 2" w:uiPriority="68"/>
+    <w:lsdException w:name="Medium Grid 3" w:uiPriority="69"/>
+    <w:lsdException w:name="Dark List" w:uiPriority="70"/>
+    <w:lsdException w:name="Colorful Shading" w:uiPriority="71"/>
+    <w:lsdException w:name="Colorful List" w:uiPriority="72"/>
+    <w:lsdException w:name="Colorful Grid" w:uiPriority="73"/>
+    <w:lsdException w:name="Light Shading Accent 1" w:uiPriority="60"/>
+    <w:lsdException w:name="Light List Accent 1" w:uiPriority="61"/>
+    <w:lsdException w:name="Light Grid Accent 1" w:uiPriority="62"/>
+    <w:lsdException w:name="Medium Shading 1 Accent 1" w:uiPriority="63"/>
+    <w:lsdException w:name="Medium Shading 2 Accent 1" w:uiPriority="64"/>
+    <w:lsdException w:name="Medium List 1 Accent 1" w:uiPriority="65"/>
+    <w:lsdException w:name="Revision" w:semiHidden="1"/>
+    <w:lsdException w:name="List Paragraph" w:uiPriority="34" w:qFormat="1"/>
+    <w:lsdException w:name="Quote" w:uiPriority="29" w:qFormat="1"/>
+    <w:lsdException w:name="Intense Quote" w:uiPriority="30" w:qFormat="1"/>
+    <w:lsdException w:name="Medium List 2 Accent 1" w:uiPriority="66"/>
+    <w:lsdException w:name="Medium Grid 1 Accent 1" w:uiPriority="67"/>
+    <w:lsdException w:name="Medium Grid 2 Accent 1" w:uiPriority="68"/>
+    <w:lsdException w:name="Medium Grid 3 Accent 1" w:uiPriority="69"/>
+    <w:lsdException w:name="Dark List Accent 1" w:uiPriority="70"/>
+    <w:lsdException w:name="Colorful Shading Accent 1" w:uiPriority="71"/>
+    <w:lsdException w:name="Colorful List Accent 1" w:uiPriority="72"/>
+    <w:lsdException w:name="Colorful Grid Accent 1" w:uiPriority="73"/>
+    <w:lsdException w:name="Light Shading Accent 2" w:uiPriority="60"/>
+    <w:lsdException w:name="Light List Accent 2" w:uiPriority="61"/>
+    <w:lsdException w:name="Light Grid Accent 2" w:uiPriority="62"/>
+    <w:lsdException w:name="Medium Shading 1 Accent 2" w:uiPriority="63"/>
+    <w:lsdException w:name="Medium Shading 2 Accent 2" w:uiPriority="64"/>
+    <w:lsdException w:name="Medium List 1 Accent 2" w:uiPriority="65"/>
+    <w:lsdException w:name="Medium List 2 Accent 2" w:uiPriority="66"/>
+    <w:lsdException w:name="Medium Grid 1 Accent 2" w:uiPriority="67"/>
+    <w:lsdException w:name="Medium Grid 2 Accent 2" w:uiPriority="68"/>
+    <w:lsdException w:name="Medium Grid 3 Accent 2" w:uiPriority="69"/>
+    <w:lsdException w:name="Dark List Accent 2" w:uiPriority="70"/>
+    <w:lsdException w:name="Colorful Shading Accent 2" w:uiPriority="71"/>
+    <w:lsdException w:name="Colorful List Accent 2" w:uiPriority="72"/>
+    <w:lsdException w:name="Colorful Grid Accent 2" w:uiPriority="73"/>
+    <w:lsdException w:name="Light Shading Accent 3" w:uiPriority="60"/>
+    <w:lsdException w:name="Light List Accent 3" w:uiPriority="61"/>
+    <w:lsdException w:name="Light Grid Accent 3" w:uiPriority="62"/>
+    <w:lsdException w:name="Medium Shading 1 Accent 3" w:uiPriority="63"/>
+    <w:lsdException w:name="Medium Shading 2 Accent 3" w:uiPriority="64"/>
+    <w:lsdException w:name="Medium List 1 Accent 3" w:uiPriority="65"/>
+    <w:lsdException w:name="Medium List 2 Accent 3" w:uiPriority="66"/>
+    <w:lsdException w:name="Medium Grid 1 Accent 3" w:uiPriority="67"/>
+    <w:lsdException w:name="Medium Grid 2 Accent 3" w:uiPriority="68"/>
+    <w:lsdException w:name="Medium Grid 3 Accent 3" w:uiPriority="69"/>
+    <w:lsdException w:name="Dark List Accent 3" w:uiPriority="70"/>
+    <w:lsdException w:name="Colorful Shading Accent 3" w:uiPriority="71"/>
+    <w:lsdException w:name="Colorful List Accent 3" w:uiPriority="72"/>
+    <w:lsdException w:name="Colorful Grid Accent 3" w:uiPriority="73"/>
+    <w:lsdException w:name="Light Shading Accent 4" w:uiPriority="60"/>
+    <w:lsdException w:name="Light List Accent 4" w:uiPriority="61"/>
+    <w:lsdException w:name="Light Grid Accent 4" w:uiPriority="62"/>
+    <w:lsdException w:name="Medium Shading 1 Accent 4" w:uiPriority="63"/>
+    <w:lsdException w:name="Medium Shading 2 Accent 4" w:uiPriority="64"/>
+    <w:lsdException w:name="Medium List 1 Accent 4" w:uiPriority="65"/>
+    <w:lsdException w:name="Medium List 2 Accent 4" w:uiPriority="66"/>
+    <w:lsdException w:name="Medium Grid 1 Accent 4" w:uiPriority="67"/>
+    <w:lsdException w:name="Medium Grid 2 Accent 4" w:uiPriority="68"/>
+    <w:lsdException w:name="Medium Grid 3 Accent 4" w:uiPriority="69"/>
+    <w:lsdException w:name="Dark List Accent 4" w:uiPriority="70"/>
+    <w:lsdException w:name="Colorful Shading Accent 4" w:uiPriority="71"/>
+    <w:lsdException w:name="Colorful List Accent 4" w:uiPriority="72"/>
+    <w:lsdException w:name="Colorful Grid Accent 4" w:uiPriority="73"/>
+    <w:lsdException w:name="Light Shading Accent 5" w:uiPriority="60"/>
+    <w:lsdException w:name="Light List Accent 5" w:uiPriority="61"/>
+    <w:lsdException w:name="Light Grid Accent 5" w:uiPriority="62"/>
+    <w:lsdException w:name="Medium Shading 1 Accent 5" w:uiPriority="63"/>
+    <w:lsdException w:name="Medium Shading 2 Accent 5" w:uiPriority="64"/>
+    <w:lsdException w:name="Medium List 1 Accent 5" w:uiPriority="65"/>
+    <w:lsdException w:name="Medium List 2 Accent 5" w:uiPriority="66"/>
+    <w:lsdException w:name="Medium Grid 1 Accent 5" w:uiPriority="67"/>
+    <w:lsdException w:name="Medium Grid 2 Accent 5" w:uiPriority="68"/>
+    <w:lsdException w:name="Medium Grid 3 Accent 5" w:uiPriority="69"/>
+    <w:lsdException w:name="Dark List Accent 5" w:uiPriority="70"/>
+    <w:lsdException w:name="Colorful Shading Accent 5" w:uiPriority="71"/>
+    <w:lsdException w:name="Colorful List Accent 5" w:uiPriority="72"/>
+    <w:lsdException w:name="Colorful Grid Accent 5" w:uiPriority="73"/>
+    <w:lsdException w:name="Light Shading Accent 6" w:uiPriority="60"/>
+    <w:lsdException w:name="Light List Accent 6" w:uiPriority="61"/>
+    <w:lsdException w:name="Light Grid Accent 6" w:uiPriority="62"/>
+    <w:lsdException w:name="Medium Shading 1 Accent 6" w:uiPriority="63"/>
+    <w:lsdException w:name="Medium Shading 2 Accent 6" w:uiPriority="64"/>
+    <w:lsdException w:name="Medium List 1 Accent 6" w:uiPriority="65"/>
+    <w:lsdException w:name="Medium List 2 Accent 6" w:uiPriority="66"/>
+    <w:lsdException w:name="Medium Grid 1 Accent 6" w:uiPriority="67"/>
+    <w:lsdException w:name="Medium Grid 2 Accent 6" w:uiPriority="68"/>
+    <w:lsdException w:name="Medium Grid 3 Accent 6" w:uiPriority="69"/>
+    <w:lsdException w:name="Dark List Accent 6" w:uiPriority="70"/>
+    <w:lsdException w:name="Colorful Shading Accent 6" w:uiPriority="71"/>
+    <w:lsdException w:name="Colorful List Accent 6" w:uiPriority="72"/>
+    <w:lsdException w:name="Colorful Grid Accent 6" w:uiPriority="73"/>
+    <w:lsdException w:name="Subtle Emphasis" w:uiPriority="19" w:qFormat="1"/>
+    <w:lsdException w:name="Intense Emphasis" w:uiPriority="21" w:qFormat="1"/>
+    <w:lsdException w:name="Subtle Reference" w:uiPriority="31" w:qFormat="1"/>
+    <w:lsdException w:name="Intense Reference" w:uiPriority="32" w:qFormat="1"/>
+    <w:lsdException w:name="Book Title" w:uiPriority="33" w:qFormat="1"/>
+    <w:lsdException w:name="Bibliography" w:semiHidden="1" w:uiPriority="37" w:unhideWhenUsed="1"/>
+    <w:lsdException w:name="TOC Heading" w:semiHidden="1" w:uiPriority="39" w:unhideWhenUsed="1" w:qFormat="1"/>
+    <w:lsdException w:name="Plain Table 1" w:uiPriority="41"/>
+    <w:lsdException w:name="Plain Table 2" w:uiPriority="42"/>
+    <w:lsdException w:name="Plain Table 3" w:uiPriority="43"/>
+    <w:lsdException w:name="Plain Table 4" w:uiPriority="44"/>
+    <w:lsdException w:name="Plain Table 5" w:uiPriority="45"/>
+    <w:lsdException w:name="Grid Table Light" w:uiPriority="40"/>
+    <w:lsdException w:name="Grid Table 1 Light" w:uiPriority="46"/>
+    <w:lsdException w:name="Grid Table 2" w:uiPriority="47"/>
+    <w:lsdException w:name="Grid Table 3" w:uiPriority="48"/>
+    <w:lsdException w:name="Grid Table 4" w:uiPriority="49"/>
+    <w:lsdException w:name="Grid Table 5 Dark" w:uiPriority="50"/>
+    <w:lsdException w:name="Grid Table 6 Colorful" w:uiPriority="51"/>
+    <w:lsdException w:name="Grid Table 7 Colorful" w:uiPriority="52"/>
+    <w:lsdException w:name="Grid Table 1 Light Accent 1" w:uiPriority="46"/>
+    <w:lsdException w:name="Grid Table 2 Accent 1" w:uiPriority="47"/>
+    <w:lsdException w:name="Grid Table 3 Accent 1" w:uiPriority="48"/>
+    <w:lsdException w:name="Grid Table 4 Accent 1" w:uiPriority="49"/>
+    <w:lsdException w:name="Grid Table 5 Dark Accent 1" w:uiPriority="50"/>
+    <w:lsdException w:name="Grid Table 6 Colorful Accent 1" w:uiPriority="51"/>
+    <w:lsdException w:name="Grid Table 7 Colorful Accent 1" w:uiPriority="52"/>
+    <w:lsdException w:name="Grid Table 1 Light Accent 2" w:uiPriority="46"/>
+    <w:lsdException w:name="Grid Table 2 Accent 2" w:uiPriority="47"/>
+    <w:lsdException w:name="Grid Table 3 Accent 2" w:uiPriority="48"/>
+    <w:lsdException w:name="Grid Table 4 Accent 2" w:uiPriority="49"/>
+    <w:lsdException w:name="Grid Table 5 Dark Accent 2" w:uiPriority="50"/>
+    <w:lsdException w:name="Grid Table 6 Colorful Accent 2" w:uiPriority="51"/>
+    <w:lsdException w:name="Grid Table 7 Colorful Accent 2" w:uiPriority="52"/>
+    <w:lsdException w:name="Grid Table 1 Light Accent 3" w:uiPriority="46"/>
+    <w:lsdException w:name="Grid Table 2 Accent 3" w:uiPriority="47"/>
+    <w:lsdException w:name="Grid Table 3 Accent 3" w:uiPriority="48"/>
+    <w:lsdException w:name="Grid Table 4 Accent 3" w:uiPriority="49"/>
+    <w:lsdException w:name="Grid Table 5 Dark Accent 3" w:uiPriority="50"/>
+    <w:lsdException w:name="Grid Table 6 Colorful Accent 3" w:uiPriority="51"/>
+    <w:lsdException w:name="Grid Table 7 Colorful Accent 3" w:uiPriority="52"/>
+    <w:lsdException w:name="Grid Table 1 Light Accent 4" w:uiPriority="46"/>
+    <w:lsdException w:name="Grid Table 2 Accent 4" w:uiPriority="47"/>
+    <w:lsdException w:name="Grid Table 3 Accent 4" w:uiPriority="48"/>
+    <w:lsdException w:name="Grid Table 4 Accent 4" w:uiPriority="49"/>
+    <w:lsdException w:name="Grid Table 5 Dark Accent 4" w:uiPriority="50"/>
+    <w:lsdException w:name="Grid Table 6 Colorful Accent 4" w:uiPriority="51"/>
+    <w:lsdException w:name="Grid Table 7 Colorful Accent 4" w:uiPriority="52"/>
+    <w:lsdException w:name="Grid Table 1 Light Accent 5" w:uiPriority="46"/>
+    <w:lsdException w:name="Grid Table 2 Accent 5" w:uiPriority="47"/>
+    <w:lsdException w:name="Grid Table 3 Accent 5" w:uiPriority="48"/>
+    <w:lsdException w:name="Grid Table 4 Accent 5" w:uiPriority="49"/>
+    <w:lsdException w:name="Grid Table 5 Dark Accent 5" w:uiPriority="50"/>
+    <w:lsdException w:name="Grid Table 6 Colorful Accent 5" w:uiPriority="51"/>
+    <w:lsdException w:name="Grid Table 7 Colorful Accent 5" w:uiPriority="52"/>
+    <w:lsdException w:name="Grid Table 1 Light Accent 6" w:uiPriority="46"/>
+    <w:lsdException w:name="Grid Table 2 Accent 6" w:uiPriority="47"/>
+    <w:lsdException w:name="Grid Table 3 Accent 6" w:uiPriority="48"/>
+    <w:lsdException w:name="Grid Table 4 Accent 6" w:uiPriority="49"/>
+    <w:lsdException w:name="Grid Table 5 Dark Accent 6" w:uiPriority="50"/>
+    <w:lsdException w:name="Grid Table 6 Colorful Accent 6" w:uiPriority="51"/>
+    <w:lsdException w:name="Grid Table 7 Colorful Accent 6" w:uiPriority="52"/>
+    <w:lsdException w:name="List Table 1 Light" w:uiPriority="46"/>
+    <w:lsdException w:name="List Table 2" w:uiPriority="47"/>
+    <w:lsdException w:name="List Table 3" w:uiPriority="48"/>
+    <w:lsdException w:name="List Table 4" w:uiPriority="49"/>
+    <w:lsdException w:name="List Table 5 Dark" w:uiPriority="50"/>
+    <w:lsdException w:name="List Table 6 Colorful" w:uiPriority="51"/>
+    <w:lsdException w:name="List Table 7 Colorful" w:uiPriority="52"/>
+    <w:lsdException w:name="List Table 1 Light Accent 1" w:uiPriority="46"/>
+    <w:lsdException w:name="List Table 2 Accent 1" w:uiPriority="47"/>
+    <w:lsdException w:name="List Table 3 Accent 1" w:uiPriority="48"/>
+    <w:lsdException w:name="List Table 4 Accent 1" w:uiPriority="49"/>
+    <w:lsdException w:name="List Table 5 Dark Accent 1" w:uiPriority="50"/>
+    <w:lsdException w:name="List Table 6 Colorful Accent 1" w:uiPriority="51"/>
+    <w:lsdException w:name="List Table 7 Colorful Accent 1" w:uiPriority="52"/>
+    <w:lsdException w:name="List Table 1 Light Accent 2" w:uiPriority="46"/>
+    <w:lsdException w:name="List Table 2 Accent 2" w:uiPriority="47"/>
+    <w:lsdException w:name="List Table 3 Accent 2" w:uiPriority="48"/>
+    <w:lsdException w:name="List Table 4 Accent 2" w:uiPriority="49"/>
+    <w:lsdException w:name="List Table 5 Dark Accent 2" w:uiPriority="50"/>
+    <w:lsdException w:name="List Table 6 Colorful Accent 2" w:uiPriority="51"/>
+    <w:lsdException w:name="List Table 7 Colorful Accent 2" w:uiPriority="52"/>
+    <w:lsdException w:name="List Table 1 Light Accent 3" w:uiPriority="46"/>
+    <w:lsdException w:name="List Table 2 Accent 3" w:uiPriority="47"/>
+    <w:lsdException w:name="List Table 3 Accent 3" w:uiPriority="48"/>
+    <w:lsdException w:name="List Table 4 Accent 3" w:uiPriority="49"/>
+    <w:lsdException w:name="List Table 5 Dark Accent 3" w:uiPriority="50"/>
+    <w:lsdException w:name="List Table 6 Colorful Accent 3" w:uiPriority="51"/>
+    <w:lsdException w:name="List Table 7 Colorful Accent 3" w:uiPriority="52"/>
+    <w:lsdException w:name="List Table 1 Light Accent 4" w:uiPriority="46"/>
+    <w:lsdException w:name="List Table 2 Accent 4" w:uiPriority="47"/>
+    <w:lsdException w:name="List Table 3 Accent 4" w:uiPriority="48"/>
+    <w:lsdException w:name="List Table 4 Accent 4" w:uiPriority="49"/>
+    <w:lsdException w:name="List Table 5 Dark Accent 4" w:uiPriority="50"/>
+    <w:lsdException w:name="List Table 6 Colorful Accent 4" w:uiPriority="51"/>
+    <w:lsdException w:name="List Table 7 Colorful Accent 4" w:uiPriority="52"/>
+    <w:lsdException w:name="List Table 1 Light Accent 5" w:uiPriority="46"/>
+    <w:lsdException w:name="List Table 2 Accent 5" w:uiPriority="47"/>
+    <w:lsdException w:name="List Table 3 Accent 5" w:uiPriority="48"/>
+    <w:lsdException w:name="List Table 4 Accent 5" w:uiPriority="49"/>
+    <w:lsdException w:name="List Table 5 Dark Accent 5" w:uiPriority="50"/>
+    <w:lsdException w:name="List Table 6 Colorful Accent 5" w:uiPriority="51"/>
+    <w:lsdException w:name="List Table 7 Colorful Accent 5" w:uiPriority="52"/>
+    <w:lsdException w:name="List Table 1 Light Accent 6" w:uiPriority="46"/>
+    <w:lsdException w:name="List Table 2 Accent 6" w:uiPriority="47"/>
+    <w:lsdException w:name="List Table 3 Accent 6" w:uiPriority="48"/>
+    <w:lsdException w:name="List Table 4 Accent 6" w:uiPriority="49"/>
+    <w:lsdException w:name="List Table 5 Dark Accent 6" w:uiPriority="50"/>
+    <w:lsdException w:name="List Table 6 Colorful Accent 6" w:uiPriority="51"/>
+    <w:lsdException w:name="List Table 7 Colorful Accent 6" w:uiPriority="52"/>
+  </w:latentStyles>
+  <w:style w:type="paragraph" w:default="1" w:styleId="Normal">
+    <w:name w:val="Normal"/>
     <w:qFormat/>
-    <w:rPr>
-      <w:sz w:val="56"/>
-      <w:szCs w:val="56"/>
-    </w:rPr>
   </w:style>
   <w:style w:type="paragraph" w:styleId="Heading1">
-    <w:name w:val="Heading 1"/>
-    <w:basedOn w:val="Normal"/>
-    <w:next w:val="Normal"/>
+    <w:name w:val="heading 1"/>
     <w:qFormat/>
+    <w:pPr>
+      <w:outlineLvl w:val="0"/>
+    </w:pPr>
     <w:rPr>
       <w:color w:val="2E74B5"/>
       <w:sz w:val="32"/>
@@ -3423,10 +3883,11 @@
     </w:rPr>
   </w:style>
   <w:style w:type="paragraph" w:styleId="Heading2">
-    <w:name w:val="Heading 2"/>
-    <w:basedOn w:val="Normal"/>
-    <w:next w:val="Normal"/>
+    <w:name w:val="heading 2"/>
     <w:qFormat/>
+    <w:pPr>
+      <w:outlineLvl w:val="1"/>
+    </w:pPr>
     <w:rPr>
       <w:color w:val="2E74B5"/>
       <w:sz w:val="26"/>
@@ -3434,10 +3895,11 @@
     </w:rPr>
   </w:style>
   <w:style w:type="paragraph" w:styleId="Heading3">
-    <w:name w:val="Heading 3"/>
-    <w:basedOn w:val="Normal"/>
-    <w:next w:val="Normal"/>
+    <w:name w:val="heading 3"/>
     <w:qFormat/>
+    <w:pPr>
+      <w:outlineLvl w:val="2"/>
+    </w:pPr>
     <w:rPr>
       <w:color w:val="1F4D78"/>
       <w:sz w:val="24"/>
@@ -3445,10 +3907,11 @@
     </w:rPr>
   </w:style>
   <w:style w:type="paragraph" w:styleId="Heading4">
-    <w:name w:val="Heading 4"/>
-    <w:basedOn w:val="Normal"/>
-    <w:next w:val="Normal"/>
+    <w:name w:val="heading 4"/>
     <w:qFormat/>
+    <w:pPr>
+      <w:outlineLvl w:val="3"/>
+    </w:pPr>
     <w:rPr>
       <w:i/>
       <w:iCs/>
@@ -3456,27 +3919,62 @@
     </w:rPr>
   </w:style>
   <w:style w:type="paragraph" w:styleId="Heading5">
-    <w:name w:val="Heading 5"/>
-    <w:basedOn w:val="Normal"/>
-    <w:next w:val="Normal"/>
+    <w:name w:val="heading 5"/>
     <w:qFormat/>
+    <w:pPr>
+      <w:outlineLvl w:val="4"/>
+    </w:pPr>
     <w:rPr>
       <w:color w:val="2E74B5"/>
     </w:rPr>
   </w:style>
   <w:style w:type="paragraph" w:styleId="Heading6">
-    <w:name w:val="Heading 6"/>
-    <w:basedOn w:val="Normal"/>
-    <w:next w:val="Normal"/>
+    <w:name w:val="heading 6"/>
     <w:qFormat/>
+    <w:pPr>
+      <w:outlineLvl w:val="5"/>
+    </w:pPr>
     <w:rPr>
       <w:color w:val="1F4D78"/>
     </w:rPr>
   </w:style>
-  <w:style w:type="paragraph" w:styleId="Strong">
-    <w:name w:val="Strong"/>
-    <w:basedOn w:val="Normal"/>
-    <w:next w:val="Normal"/>
+  <w:style w:type="character" w:default="1" w:styleId="DefaultParagraphFont">
+    <w:name w:val="Default Paragraph Font"/>
+    <w:uiPriority w:val="1"/>
+    <w:semiHidden/>
+    <w:unhideWhenUsed/>
+  </w:style>
+  <w:style w:type="table" w:default="1" w:styleId="TableNormal">
+    <w:name w:val="Normal Table"/>
+    <w:uiPriority w:val="99"/>
+    <w:semiHidden/>
+    <w:unhideWhenUsed/>
+    <w:tblPr>
+      <w:tblInd w:w="0" w:type="dxa"/>
+      <w:tblCellMar>
+        <w:top w:w="0" w:type="dxa"/>
+        <w:left w:w="108" w:type="dxa"/>
+        <w:bottom w:w="0" w:type="dxa"/>
+        <w:right w:w="108" w:type="dxa"/>
+      </w:tblCellMar>
+    </w:tblPr>
+  </w:style>
+  <w:style w:type="numbering" w:default="1" w:styleId="NoList">
+    <w:name w:val="No List"/>
+    <w:uiPriority w:val="99"/>
+    <w:semiHidden/>
+    <w:unhideWhenUsed/>
+  </w:style>
+  <w:style w:type="paragraph" w:styleId="Title">
+    <w:name w:val="Title"/>
+    <w:qFormat/>
+    <w:rPr>
+      <w:sz w:val="56"/>
+      <w:szCs w:val="56"/>
+    </w:rPr>
+  </w:style>
+  <w:style w:type="paragraph" w:customStyle="1" w:styleId="Strong1">
+    <w:name w:val="Strong1"/>
     <w:qFormat/>
     <w:rPr>
       <w:b/>
@@ -3485,12 +3983,10 @@
   </w:style>
   <w:style w:type="paragraph" w:styleId="ListParagraph">
     <w:name w:val="List Paragraph"/>
-    <w:basedOn w:val="Normal"/>
     <w:qFormat/>
   </w:style>
   <w:style w:type="character" w:styleId="Hyperlink">
     <w:name w:val="Hyperlink"/>
-    <w:basedOn w:val="DefaultParagraphFont"/>
     <w:uiPriority w:val="99"/>
     <w:unhideWhenUsed/>
     <w:rPr>
@@ -3500,7 +3996,6 @@
   </w:style>
   <w:style w:type="character" w:styleId="FootnoteReference">
     <w:name w:val="footnote reference"/>
-    <w:basedOn w:val="DefaultParagraphFont"/>
     <w:uiPriority w:val="99"/>
     <w:semiHidden/>
     <w:unhideWhenUsed/>
@@ -3510,22 +4005,13 @@
   </w:style>
   <w:style w:type="paragraph" w:styleId="FootnoteText">
     <w:name w:val="footnote text"/>
-    <w:basedOn w:val="Normal"/>
     <w:link w:val="FootnoteTextChar"/>
     <w:uiPriority w:val="99"/>
     <w:semiHidden/>
     <w:unhideWhenUsed/>
-    <w:pPr>
-      <w:spacing w:after="0" w:line="240" w:lineRule="auto"/>
-    </w:pPr>
-    <w:rPr>
-      <w:sz w:val="20"/>
-      <w:szCs w:val="20"/>
-    </w:rPr>
   </w:style>
-  <w:style w:type="character" w:styleId="FootnoteTextChar">
+  <w:style w:type="character" w:customStyle="1" w:styleId="FootnoteTextChar">
     <w:name w:val="Footnote Text Char"/>
-    <w:basedOn w:val="DefaultParagraphFont"/>
     <w:link w:val="FootnoteText"/>
     <w:uiPriority w:val="99"/>
     <w:semiHidden/>
@@ -3537,7 +4023,6 @@
   </w:style>
   <w:style w:type="character" w:styleId="EndnoteReference">
     <w:name w:val="endnote reference"/>
-    <w:basedOn w:val="DefaultParagraphFont"/>
     <w:uiPriority w:val="99"/>
     <w:semiHidden/>
     <w:unhideWhenUsed/>
@@ -3547,22 +4032,13 @@
   </w:style>
   <w:style w:type="paragraph" w:styleId="EndnoteText">
     <w:name w:val="endnote text"/>
-    <w:basedOn w:val="Normal"/>
     <w:link w:val="EndnoteTextChar"/>
     <w:uiPriority w:val="99"/>
     <w:semiHidden/>
     <w:unhideWhenUsed/>
-    <w:pPr>
-      <w:spacing w:after="0" w:line="240" w:lineRule="auto"/>
-    </w:pPr>
-    <w:rPr>
-      <w:sz w:val="20"/>
-      <w:szCs w:val="20"/>
-    </w:rPr>
   </w:style>
-  <w:style w:type="character" w:styleId="EndnoteTextChar">
+  <w:style w:type="character" w:customStyle="1" w:styleId="EndnoteTextChar">
     <w:name w:val="Endnote Text Char"/>
-    <w:basedOn w:val="DefaultParagraphFont"/>
     <w:link w:val="EndnoteText"/>
     <w:uiPriority w:val="99"/>
     <w:semiHidden/>
@@ -3573,4 +4049,265 @@
     </w:rPr>
   </w:style>
 </w:styles>
+</file>
+
+<file path=word/theme/theme1.xml><?xml version="1.0" encoding="utf-8"?>
+<a:theme xmlns:a="http://schemas.openxmlformats.org/drawingml/2006/main" name="Office Theme">
+  <a:themeElements>
+    <a:clrScheme name="Office">
+      <a:dk1>
+        <a:sysClr val="windowText" lastClr="000000"/>
+      </a:dk1>
+      <a:lt1>
+        <a:sysClr val="window" lastClr="FFFFFF"/>
+      </a:lt1>
+      <a:dk2>
+        <a:srgbClr val="44546A"/>
+      </a:dk2>
+      <a:lt2>
+        <a:srgbClr val="E7E6E6"/>
+      </a:lt2>
+      <a:accent1>
+        <a:srgbClr val="5B9BD5"/>
+      </a:accent1>
+      <a:accent2>
+        <a:srgbClr val="ED7D31"/>
+      </a:accent2>
+      <a:accent3>
+        <a:srgbClr val="A5A5A5"/>
+      </a:accent3>
+      <a:accent4>
+        <a:srgbClr val="FFC000"/>
+      </a:accent4>
+      <a:accent5>
+        <a:srgbClr val="4472C4"/>
+      </a:accent5>
+      <a:accent6>
+        <a:srgbClr val="70AD47"/>
+      </a:accent6>
+      <a:hlink>
+        <a:srgbClr val="0563C1"/>
+      </a:hlink>
+      <a:folHlink>
+        <a:srgbClr val="954F72"/>
+      </a:folHlink>
+    </a:clrScheme>
+    <a:fontScheme name="Office">
+      <a:majorFont>
+        <a:latin typeface="Calibri Light" panose="020F0302020204030204"/>
+        <a:ea typeface=""/>
+        <a:cs typeface=""/>
+        <a:font script="Jpan" typeface="游ゴシック Light"/>
+        <a:font script="Hang" typeface="맑은 고딕"/>
+        <a:font script="Hans" typeface="等线 Light"/>
+        <a:font script="Hant" typeface="新細明體"/>
+        <a:font script="Arab" typeface="Times New Roman"/>
+        <a:font script="Hebr" typeface="Times New Roman"/>
+        <a:font script="Thai" typeface="Angsana New"/>
+        <a:font script="Ethi" typeface="Nyala"/>
+        <a:font script="Beng" typeface="Vrinda"/>
+        <a:font script="Gujr" typeface="Shruti"/>
+        <a:font script="Khmr" typeface="MoolBoran"/>
+        <a:font script="Knda" typeface="Tunga"/>
+        <a:font script="Guru" typeface="Raavi"/>
+        <a:font script="Cans" typeface="Euphemia"/>
+        <a:font script="Cher" typeface="Plantagenet Cherokee"/>
+        <a:font script="Yiii" typeface="Microsoft Yi Baiti"/>
+        <a:font script="Tibt" typeface="Microsoft Himalaya"/>
+        <a:font script="Thaa" typeface="MV Boli"/>
+        <a:font script="Deva" typeface="Mangal"/>
+        <a:font script="Telu" typeface="Gautami"/>
+        <a:font script="Taml" typeface="Latha"/>
+        <a:font script="Syrc" typeface="Estrangelo Edessa"/>
+        <a:font script="Orya" typeface="Kalinga"/>
+        <a:font script="Mlym" typeface="Kartika"/>
+        <a:font script="Laoo" typeface="DokChampa"/>
+        <a:font script="Sinh" typeface="Iskoola Pota"/>
+        <a:font script="Mong" typeface="Mongolian Baiti"/>
+        <a:font script="Viet" typeface="Times New Roman"/>
+        <a:font script="Uigh" typeface="Microsoft Uighur"/>
+        <a:font script="Geor" typeface="Sylfaen"/>
+      </a:majorFont>
+      <a:minorFont>
+        <a:latin typeface="Calibri" panose="020F0502020204030204"/>
+        <a:ea typeface=""/>
+        <a:cs typeface=""/>
+        <a:font script="Jpan" typeface="游明朝"/>
+        <a:font script="Hang" typeface="맑은 고딕"/>
+        <a:font script="Hans" typeface="等线"/>
+        <a:font script="Hant" typeface="新細明體"/>
+        <a:font script="Arab" typeface="Arial"/>
+        <a:font script="Hebr" typeface="Arial"/>
+        <a:font script="Thai" typeface="Cordia New"/>
+        <a:font script="Ethi" typeface="Nyala"/>
+        <a:font script="Beng" typeface="Vrinda"/>
+        <a:font script="Gujr" typeface="Shruti"/>
+        <a:font script="Khmr" typeface="DaunPenh"/>
+        <a:font script="Knda" typeface="Tunga"/>
+        <a:font script="Guru" typeface="Raavi"/>
+        <a:font script="Cans" typeface="Euphemia"/>
+        <a:font script="Cher" typeface="Plantagenet Cherokee"/>
+        <a:font script="Yiii" typeface="Microsoft Yi Baiti"/>
+        <a:font script="Tibt" typeface="Microsoft Himalaya"/>
+        <a:font script="Thaa" typeface="MV Boli"/>
+        <a:font script="Deva" typeface="Mangal"/>
+        <a:font script="Telu" typeface="Gautami"/>
+        <a:font script="Taml" typeface="Latha"/>
+        <a:font script="Syrc" typeface="Estrangelo Edessa"/>
+        <a:font script="Orya" typeface="Kalinga"/>
+        <a:font script="Mlym" typeface="Kartika"/>
+        <a:font script="Laoo" typeface="DokChampa"/>
+        <a:font script="Sinh" typeface="Iskoola Pota"/>
+        <a:font script="Mong" typeface="Mongolian Baiti"/>
+        <a:font script="Viet" typeface="Arial"/>
+        <a:font script="Uigh" typeface="Microsoft Uighur"/>
+        <a:font script="Geor" typeface="Sylfaen"/>
+      </a:minorFont>
+    </a:fontScheme>
+    <a:fmtScheme name="Office">
+      <a:fillStyleLst>
+        <a:solidFill>
+          <a:schemeClr val="phClr"/>
+        </a:solidFill>
+        <a:gradFill rotWithShape="1">
+          <a:gsLst>
+            <a:gs pos="0">
+              <a:schemeClr val="phClr">
+                <a:lumMod val="110000"/>
+                <a:satMod val="105000"/>
+                <a:tint val="67000"/>
+              </a:schemeClr>
+            </a:gs>
+            <a:gs pos="50000">
+              <a:schemeClr val="phClr">
+                <a:lumMod val="105000"/>
+                <a:satMod val="103000"/>
+                <a:tint val="73000"/>
+              </a:schemeClr>
+            </a:gs>
+            <a:gs pos="100000">
+              <a:schemeClr val="phClr">
+                <a:lumMod val="105000"/>
+                <a:satMod val="109000"/>
+                <a:tint val="81000"/>
+              </a:schemeClr>
+            </a:gs>
+          </a:gsLst>
+          <a:lin ang="5400000" scaled="0"/>
+        </a:gradFill>
+        <a:gradFill rotWithShape="1">
+          <a:gsLst>
+            <a:gs pos="0">
+              <a:schemeClr val="phClr">
+                <a:satMod val="103000"/>
+                <a:lumMod val="102000"/>
+                <a:tint val="94000"/>
+              </a:schemeClr>
+            </a:gs>
+            <a:gs pos="50000">
+              <a:schemeClr val="phClr">
+                <a:satMod val="110000"/>
+                <a:lumMod val="100000"/>
+                <a:shade val="100000"/>
+              </a:schemeClr>
+            </a:gs>
+            <a:gs pos="100000">
+              <a:schemeClr val="phClr">
+                <a:lumMod val="99000"/>
+                <a:satMod val="120000"/>
+                <a:shade val="78000"/>
+              </a:schemeClr>
+            </a:gs>
+          </a:gsLst>
+          <a:lin ang="5400000" scaled="0"/>
+        </a:gradFill>
+      </a:fillStyleLst>
+      <a:lnStyleLst>
+        <a:ln w="6350" cap="flat" cmpd="sng" algn="ctr">
+          <a:solidFill>
+            <a:schemeClr val="phClr"/>
+          </a:solidFill>
+          <a:prstDash val="solid"/>
+          <a:miter lim="800000"/>
+        </a:ln>
+        <a:ln w="12700" cap="flat" cmpd="sng" algn="ctr">
+          <a:solidFill>
+            <a:schemeClr val="phClr"/>
+          </a:solidFill>
+          <a:prstDash val="solid"/>
+          <a:miter lim="800000"/>
+        </a:ln>
+        <a:ln w="19050" cap="flat" cmpd="sng" algn="ctr">
+          <a:solidFill>
+            <a:schemeClr val="phClr"/>
+          </a:solidFill>
+          <a:prstDash val="solid"/>
+          <a:miter lim="800000"/>
+        </a:ln>
+      </a:lnStyleLst>
+      <a:effectStyleLst>
+        <a:effectStyle>
+          <a:effectLst/>
+        </a:effectStyle>
+        <a:effectStyle>
+          <a:effectLst/>
+        </a:effectStyle>
+        <a:effectStyle>
+          <a:effectLst>
+            <a:outerShdw blurRad="57150" dist="19050" dir="5400000" algn="ctr" rotWithShape="0">
+              <a:srgbClr val="000000">
+                <a:alpha val="63000"/>
+              </a:srgbClr>
+            </a:outerShdw>
+          </a:effectLst>
+        </a:effectStyle>
+      </a:effectStyleLst>
+      <a:bgFillStyleLst>
+        <a:solidFill>
+          <a:schemeClr val="phClr"/>
+        </a:solidFill>
+        <a:solidFill>
+          <a:schemeClr val="phClr">
+            <a:tint val="95000"/>
+            <a:satMod val="170000"/>
+          </a:schemeClr>
+        </a:solidFill>
+        <a:gradFill rotWithShape="1">
+          <a:gsLst>
+            <a:gs pos="0">
+              <a:schemeClr val="phClr">
+                <a:tint val="93000"/>
+                <a:satMod val="150000"/>
+                <a:shade val="98000"/>
+                <a:lumMod val="102000"/>
+              </a:schemeClr>
+            </a:gs>
+            <a:gs pos="50000">
+              <a:schemeClr val="phClr">
+                <a:tint val="98000"/>
+                <a:satMod val="130000"/>
+                <a:shade val="90000"/>
+                <a:lumMod val="103000"/>
+              </a:schemeClr>
+            </a:gs>
+            <a:gs pos="100000">
+              <a:schemeClr val="phClr">
+                <a:shade val="63000"/>
+                <a:satMod val="120000"/>
+              </a:schemeClr>
+            </a:gs>
+          </a:gsLst>
+          <a:lin ang="5400000" scaled="0"/>
+        </a:gradFill>
+      </a:bgFillStyleLst>
+    </a:fmtScheme>
+  </a:themeElements>
+  <a:objectDefaults/>
+  <a:extraClrSchemeLst/>
+  <a:extLst>
+    <a:ext uri="{05A4C25C-085E-4340-85A3-A5531E510DB2}">
+      <thm15:themeFamily xmlns:thm15="http://schemas.microsoft.com/office/thememl/2012/main" name="Office Theme" id="{62F939B6-93AF-4DB8-9C6B-D6C7DFDC589F}" vid="{4A3C46E8-61CC-4603-A589-7422A47A8E4A}"/>
+    </a:ext>
+  </a:extLst>
+</a:theme>
 </file>